--- a/Manuscript.docx
+++ b/Manuscript.docx
@@ -32,7 +32,59 @@
         <w:rPr>
           <w:rFonts w:hint="eastAsia"/>
         </w:rPr>
-        <w:t>概率风电功率预测对电力系统可靠运行至关重要，但现有方法难以在长程时序建模和对非平稳风况的自适应响应之间取得平衡。本文提出LNMamba——一种将液态神经网络（LNN）动态门控与Liquid-Gated Selective State Space 网络（SSM）相融合的新型架构，用于99分位数概率风电预测。LNN门控产生依赖于输入的调制信号，动态调控SSM的状态转移过程，使模型能够在风况变化时自适应调整其时序响应，且不增加参数量。我们在两个NWP增强的基准数据集——GEFCom2012（7个风电场，ECMWF预报）和GEFCom2014（10个区域）——上评估LNMamba，共涵盖17个站点超过60,000个训练窗口。在GEFCom2012风电场1上，LNMamba实现了0.0806的pinball loss，相比持久性基线提升46.3%。采用Newey-West HAC标准误的Diebold-Mariano检验确认了统计显著性（p &lt; 0.0001，DM = 12.432，24个时步中23个单独显著）。与分位数回归森林（QRF，Pinball = 0.1003）相比，LNMamba在pinball loss上降低19.7%。全面的概率评估得到CRPS = 0.169，+1h时步的期望值点预测R² = 0.60。通过十项系统性消融实验，我们发现数据量——而非架构复杂度——是概率风电预测的主要瓶颈。将训练窗口从3,523增加到27,552，pinball loss降低61%，远超任何架构修改所能达到的增益。</w:t>
+        <w:t>概率风电功率预测对电力系统可靠运行至关重要，但现有方法难以在长程时序建模和对非平稳风况的自适应响应之间取得平衡。本文提出</w:t>
+      </w:r>
+      <w:r>
+        <w:rPr>
+          <w:rFonts w:hint="eastAsia"/>
+          <w:lang w:val="en-US" w:eastAsia="zh-CN"/>
+        </w:rPr>
+        <w:t>LGSSM</w:t>
+      </w:r>
+      <w:r>
+        <w:rPr>
+          <w:rFonts w:hint="eastAsia"/>
+        </w:rPr>
+        <w:t>——一种将液态神经网络（LNN）动态门控与Liquid-Gated Selective State Space 网络（SSM）相融合的新型架构，用于99分位数概率风电预测。LNN门控产生依赖于输入的调制信号，动态调控SSM的状态转移过程，使模型能够在风况变化时自适应调整其时序响应，且不增加参数量。我们在两个NWP增强的基准数据集——GEFCom2012（7个风电场，ECMWF预报）和GEFCom2014（10个区域）——上评估</w:t>
+      </w:r>
+      <w:r>
+        <w:rPr>
+          <w:rFonts w:hint="eastAsia"/>
+          <w:lang w:val="en-US" w:eastAsia="zh-CN"/>
+        </w:rPr>
+        <w:t>LGSSM</w:t>
+      </w:r>
+      <w:r>
+        <w:rPr>
+          <w:rFonts w:hint="eastAsia"/>
+        </w:rPr>
+        <w:t>，共涵盖17个站点超过60,000个训练窗口。在GEFCom2012风电场1上，</w:t>
+      </w:r>
+      <w:r>
+        <w:rPr>
+          <w:rFonts w:hint="eastAsia"/>
+          <w:lang w:val="en-US" w:eastAsia="zh-CN"/>
+        </w:rPr>
+        <w:t>LGSSM</w:t>
+      </w:r>
+      <w:r>
+        <w:rPr>
+          <w:rFonts w:hint="eastAsia"/>
+        </w:rPr>
+        <w:t>实现了0.0806的pinball loss，相比持久性基线提升46.3%。采用Newey-West HAC标准误的Diebold-Mariano检验确认了统计显著性（p &lt; 0.0001，DM = 12.432，24个时步中23个单独显著）。与分位数回归森林（QRF，Pinball = 0.1003）相比，</w:t>
+      </w:r>
+      <w:r>
+        <w:rPr>
+          <w:rFonts w:hint="eastAsia"/>
+          <w:lang w:val="en-US" w:eastAsia="zh-CN"/>
+        </w:rPr>
+        <w:t>LGSSM</w:t>
+      </w:r>
+      <w:r>
+        <w:rPr>
+          <w:rFonts w:hint="eastAsia"/>
+        </w:rPr>
+        <w:t>在pinball loss上降低19.7%。全面的概率评估得到CRPS = 0.169，+1h时步的期望值点预测R² = 0.60。通过十项系统性消融实验，我们发现数据量——而非架构复杂度——是概率风电预测的主要瓶颈。将训练窗口从3,523增加到27,552，pinball loss降低61%，远超任何架构修改所能达到的增益。</w:t>
       </w:r>
     </w:p>
     <w:p>
@@ -176,7 +228,20 @@
         <w:rPr>
           <w:rFonts w:hint="eastAsia"/>
         </w:rPr>
-        <w:t>本文提出LNMamba，将LNN启发的动态门控与Liquid-Gated Selective SSM融合用于概率风电预测。核心思想简洁而有效：一个轻量级的GRU网络实现LNN风格的门控，动态调控每个选择性SSM块的信息流。这使SSM能够在风速快速变化时加速状态转移，在稳定条件下降低噪声传播——这是标准选择性状态空间模型不具备的能力。</w:t>
+        <w:t>本文提出</w:t>
+      </w:r>
+      <w:r>
+        <w:rPr>
+          <w:rFonts w:hint="eastAsia"/>
+          <w:lang w:val="en-US" w:eastAsia="zh-CN"/>
+        </w:rPr>
+        <w:t>LGSSM</w:t>
+      </w:r>
+      <w:r>
+        <w:rPr>
+          <w:rFonts w:hint="eastAsia"/>
+        </w:rPr>
+        <w:t>，将LNN启发的动态门控与Liquid-Gated Selective SSM融合用于概率风电预测。核心思想简洁而有效：一个轻量级的GRU网络实现LNN风格的门控，动态调控每个选择性SSM块的信息流。这使SSM能够在风速快速变化时加速状态转移，在稳定条件下降低噪声传播——这是标准选择性状态空间模型不具备的能力。</w:t>
       </w:r>
     </w:p>
     <w:p>
@@ -232,7 +297,21 @@
         <w:rPr>
           <w:rFonts w:hint="eastAsia"/>
         </w:rPr>
-        <w:t>（3）提供与QRF基线和持久性基线的严格SOTA对比，使用PICP/PINAW等标准指标；（4）进行十项系统性消融实验，完整记录每种方法的有效性或失败；</w:t>
+        <w:t>（3）提供与QRF基线和持久性基线的严格SOTA对比，使用PICP/PINAW等标准指标；</w:t>
+      </w:r>
+    </w:p>
+    <w:p>
+      <w:pPr>
+        <w:ind w:firstLine="0" w:firstLineChars="0"/>
+        <w:rPr>
+          <w:rFonts w:hint="eastAsia"/>
+        </w:rPr>
+      </w:pPr>
+      <w:r>
+        <w:rPr>
+          <w:rFonts w:hint="eastAsia"/>
+        </w:rPr>
+        <w:t>（4）进行十项系统性消融实验，完整记录每种方法的有效性或失败；</w:t>
       </w:r>
     </w:p>
     <w:p>
@@ -315,7 +394,7 @@
           <w:rFonts w:hint="default"/>
           <w:lang w:val="en-US" w:eastAsia="zh-CN"/>
         </w:rPr>
-        <w:t>两个带LNN动态门控的Liquid-Gated Selective State Space处理块，处理168小时ECMWF NWP序列，输出未来24小时的99分位数预测。</w:t>
+        <w:t>LNMamba的整体架构如图1所示。模型由三个功能模块串联构成：输入嵌入层将多变量NWP气象特征和循环时间编码映射到统一的d维隐空间；两个级联的Liquid-Gated Selective SSM处理块依次对嵌入序列进行时序编码，每个块的输出经LNN动态门控调制后传递至下一层；分位数解码器从最终隐状态一次性地投影出全部99个分位数×24个预测时步的预测值。</w:t>
       </w:r>
     </w:p>
     <w:p>
@@ -786,8 +865,9 @@
     <w:p>
       <w:pPr>
         <w:rPr>
-          <w:rFonts w:hint="default"/>
-          <w:lang w:val="en-US" w:eastAsia="zh-CN"/>
+          <w:rFonts w:hAnsi="Cambria Math"/>
+          <w:i w:val="0"/>
+          <w:sz w:val="24"/>
         </w:rPr>
       </w:pPr>
       <m:oMathPara>
@@ -929,13 +1009,32 @@
     </w:p>
     <w:p>
       <w:pPr>
-        <w:pStyle w:val="4"/>
+        <w:rPr>
+          <w:rFonts w:hint="default" w:hAnsi="Cambria Math"/>
+          <w:i w:val="0"/>
+          <w:sz w:val="24"/>
+          <w:lang w:val="en-US" w:eastAsia="zh-CN"/>
+        </w:rPr>
+      </w:pPr>
+      <w:r>
+        <w:rPr>
+          <w:rFonts w:hint="default" w:hAnsi="Cambria Math"/>
+          <w:i w:val="0"/>
+          <w:sz w:val="24"/>
+          <w:lang w:val="en-US" w:eastAsia="zh-CN"/>
+        </w:rPr>
+        <w:t>其中，B为批次大小，V为输入特征维度，L为输入序列长度（168小时），d = 64为隐空间维度。两个Liquid-Gated Selective SSM块采用相同的结构但独立的参数，每个块内部包含因果卷积、选择性扫描和门控融合三个子步骤。LNN门控以残差方式作用于SSM块的输出——门控信号并非替代SSM的输出，而是通过逐元素乘法调制每个通道和每个时间步的信息强度。这种残差门控设计保证了在门控趋于1时模型退化为标准选择性SSM，确保了训练的稳定性。</w:t>
+      </w:r>
+    </w:p>
+    <w:p>
+      <w:pPr>
+        <w:pStyle w:val="3"/>
         <w:numPr>
-          <w:ilvl w:val="2"/>
+          <w:ilvl w:val="1"/>
           <w:numId w:val="1"/>
         </w:numPr>
         <w:bidi w:val="0"/>
-        <w:ind w:left="709" w:leftChars="0" w:hanging="709" w:firstLineChars="0"/>
+        <w:ind w:left="567" w:leftChars="0" w:hanging="567" w:firstLineChars="0"/>
         <w:rPr>
           <w:rFonts w:hint="default"/>
           <w:lang w:val="en-US" w:eastAsia="zh-CN"/>
@@ -961,16 +1060,8 @@
           <w:rFonts w:hint="default"/>
           <w:lang w:val="en-US" w:eastAsia="zh-CN"/>
         </w:rPr>
-        <w:t>时序编码器的核心是Liquid-Gated Selective SSM块[10]。给定输入序列 $\mathbf{x} \in \mathbb{R}^{B \times L \times d}$，每个块依次执行因果卷积、选择性扫描和门控融合：</w:t>
-      </w:r>
-    </w:p>
-    <w:p>
-      <w:pPr>
-        <w:rPr>
-          <w:rFonts w:hint="default"/>
-          <w:lang w:val="en-US" w:eastAsia="zh-CN"/>
-        </w:rPr>
-      </w:pPr>
+        <w:t>时序编码器的核心是Liquid-Gated Selective SSM块[10]。给定输入序列x ∈ R^{B×L×d}，每个块依次执行因果卷积、选择性扫描和门控融合三个子步骤。完整的前向传播过程如下：</w:t>
+      </w:r>
     </w:p>
     <w:p>
       <w:pPr>
@@ -2607,46 +2698,77 @@
           <w:rFonts w:hint="default"/>
           <w:lang w:val="en-US" w:eastAsia="zh-CN"/>
         </w:rPr>
-        <w:t xml:space="preserve">其中 </w:t>
+        <w:t>其下面逐行解释各步骤的物理含义和设计动机。</w:t>
+      </w:r>
+    </w:p>
+    <w:p>
+      <w:pPr>
+        <w:rPr>
+          <w:rFonts w:hint="default"/>
+          <w:lang w:val="en-US" w:eastAsia="zh-CN"/>
+        </w:rPr>
+      </w:pPr>
+      <w:r>
+        <w:rPr>
+          <w:rFonts w:hint="default"/>
+          <w:lang w:val="en-US" w:eastAsia="zh-CN"/>
+        </w:rPr>
+        <w:t>步骤1——输入投影与分块。输入x首先通过线性投影W_</w:t>
+      </w:r>
+      <w:r>
+        <w:rPr>
+          <w:rFonts w:hint="eastAsia"/>
+          <w:lang w:val="en-US" w:eastAsia="zh-CN"/>
+        </w:rPr>
+        <w:t>{</w:t>
+      </w:r>
+      <w:r>
+        <w:rPr>
+          <w:rFonts w:hint="default"/>
+          <w:lang w:val="en-US" w:eastAsia="zh-CN"/>
+        </w:rPr>
+        <w:t>in</w:t>
+      </w:r>
+      <w:r>
+        <w:rPr>
+          <w:rFonts w:hint="eastAsia"/>
+          <w:lang w:val="en-US" w:eastAsia="zh-CN"/>
+        </w:rPr>
+        <w:t>}</w:t>
+      </w:r>
+      <w:r>
+        <w:rPr>
+          <w:rFonts w:hint="default"/>
+          <w:lang w:val="en-US" w:eastAsia="zh-CN"/>
+        </w:rPr>
+        <w:t>映射到</w:t>
       </w:r>
       <m:oMath>
-        <m:r>
-          <m:rPr>
-            <m:sty m:val="b"/>
-          </m:rPr>
-          <w:rPr>
-            <w:rFonts w:hint="default" w:ascii="Cambria Math" w:hAnsi="Cambria Math"/>
-            <w:sz w:val="24"/>
-          </w:rPr>
-          <m:t>A</m:t>
-        </m:r>
         <m:r>
           <m:rPr/>
           <w:rPr>
             <w:rFonts w:hint="default" w:ascii="Cambria Math" w:hAnsi="Cambria Math"/>
             <w:sz w:val="24"/>
           </w:rPr>
-          <m:t>∈</m:t>
+          <m:t>2×</m:t>
         </m:r>
-        <m:sSup>
-          <m:sSupPr>
+        <m:sSub>
+          <m:sSubPr>
             <m:ctrlPr>
               <w:rPr>
                 <w:rFonts w:hint="default" w:ascii="Cambria Math" w:hAnsi="Cambria Math"/>
                 <w:sz w:val="24"/>
               </w:rPr>
             </m:ctrlPr>
-          </m:sSupPr>
+          </m:sSubPr>
           <m:e>
             <m:r>
-              <m:rPr>
-                <m:scr m:val="double-struck"/>
-              </m:rPr>
-              <w:rPr>
-                <w:rFonts w:hint="default" w:ascii="Cambria Math" w:hAnsi="Cambria Math" w:eastAsia="MS Mincho"/>
-                <w:sz w:val="24"/>
-              </w:rPr>
-              <m:t>ℝ</m:t>
+              <m:rPr/>
+              <w:rPr>
+                <w:rFonts w:hint="default" w:ascii="Cambria Math" w:hAnsi="Cambria Math"/>
+                <w:sz w:val="24"/>
+              </w:rPr>
+              <m:t>d</m:t>
             </m:r>
             <m:ctrlPr>
               <w:rPr>
@@ -2655,120 +2777,166 @@
               </w:rPr>
             </m:ctrlPr>
           </m:e>
-          <m:sup>
-            <m:sSub>
-              <m:sSubPr>
-                <m:ctrlPr>
-                  <w:rPr>
-                    <w:rFonts w:hint="default" w:ascii="Cambria Math" w:hAnsi="Cambria Math"/>
-                    <w:sz w:val="24"/>
-                  </w:rPr>
-                </m:ctrlPr>
-              </m:sSubPr>
-              <m:e>
-                <m:r>
-                  <m:rPr/>
-                  <w:rPr>
-                    <w:rFonts w:hint="default" w:ascii="Cambria Math" w:hAnsi="Cambria Math"/>
-                    <w:sz w:val="24"/>
-                  </w:rPr>
-                  <m:t>d</m:t>
-                </m:r>
-                <m:ctrlPr>
-                  <w:rPr>
-                    <w:rFonts w:ascii="Cambria Math" w:hAnsi="Cambria Math"/>
-                    <w:sz w:val="24"/>
-                  </w:rPr>
-                </m:ctrlPr>
-              </m:e>
-              <m:sub>
-                <m:r>
-                  <m:rPr/>
-                  <w:rPr>
-                    <w:rFonts w:hint="default" w:ascii="Cambria Math" w:hAnsi="Cambria Math"/>
-                    <w:sz w:val="24"/>
-                  </w:rPr>
-                  <m:t>inner</m:t>
-                </m:r>
-                <m:ctrlPr>
-                  <w:rPr>
-                    <w:rFonts w:ascii="Cambria Math" w:hAnsi="Cambria Math"/>
-                    <w:sz w:val="24"/>
-                  </w:rPr>
-                </m:ctrlPr>
-              </m:sub>
-            </m:sSub>
+          <m:sub>
             <m:r>
               <m:rPr/>
               <w:rPr>
                 <w:rFonts w:hint="default" w:ascii="Cambria Math" w:hAnsi="Cambria Math"/>
                 <w:sz w:val="24"/>
               </w:rPr>
-              <m:t>×</m:t>
+              <m:t>inner</m:t>
             </m:r>
-            <m:sSub>
-              <m:sSubPr>
-                <m:ctrlPr>
-                  <w:rPr>
-                    <w:rFonts w:hint="default" w:ascii="Cambria Math" w:hAnsi="Cambria Math"/>
-                    <w:sz w:val="24"/>
-                  </w:rPr>
-                </m:ctrlPr>
-              </m:sSubPr>
-              <m:e>
-                <m:r>
-                  <m:rPr/>
-                  <w:rPr>
-                    <w:rFonts w:hint="default" w:ascii="Cambria Math" w:hAnsi="Cambria Math"/>
-                    <w:sz w:val="24"/>
-                  </w:rPr>
-                  <m:t>d</m:t>
-                </m:r>
-                <m:ctrlPr>
-                  <w:rPr>
-                    <w:rFonts w:ascii="Cambria Math" w:hAnsi="Cambria Math"/>
-                    <w:sz w:val="24"/>
-                  </w:rPr>
-                </m:ctrlPr>
-              </m:e>
-              <m:sub>
-                <m:r>
-                  <m:rPr/>
-                  <w:rPr>
-                    <w:rFonts w:hint="default" w:ascii="Cambria Math" w:hAnsi="Cambria Math"/>
-                    <w:sz w:val="24"/>
-                  </w:rPr>
-                  <m:t>state</m:t>
-                </m:r>
-                <m:ctrlPr>
-                  <w:rPr>
-                    <w:rFonts w:ascii="Cambria Math" w:hAnsi="Cambria Math"/>
-                    <w:sz w:val="24"/>
-                  </w:rPr>
-                </m:ctrlPr>
-              </m:sub>
-            </m:sSub>
             <m:ctrlPr>
               <w:rPr>
+                <w:rFonts w:ascii="Cambria Math" w:hAnsi="Cambria Math"/>
+                <w:sz w:val="24"/>
+              </w:rPr>
+            </m:ctrlPr>
+          </m:sub>
+        </m:sSub>
+      </m:oMath>
+      <w:r>
+        <w:rPr>
+          <w:rFonts w:hint="default"/>
+          <w:lang w:val="en-US" w:eastAsia="zh-CN"/>
+        </w:rPr>
+        <w:t>维空间，随后沿特征维度均分为</w:t>
+      </w:r>
+      <m:oMath>
+        <m:sSub>
+          <m:sSubPr>
+            <m:ctrlPr>
+              <w:rPr>
                 <w:rFonts w:hint="default" w:ascii="Cambria Math" w:hAnsi="Cambria Math"/>
                 <w:sz w:val="24"/>
               </w:rPr>
             </m:ctrlPr>
-          </m:sup>
-        </m:sSup>
+          </m:sSubPr>
+          <m:e>
+            <m:r>
+              <m:rPr/>
+              <w:rPr>
+                <w:rFonts w:hint="default" w:ascii="Cambria Math" w:hAnsi="Cambria Math"/>
+                <w:sz w:val="24"/>
+              </w:rPr>
+              <m:t>x</m:t>
+            </m:r>
+            <m:ctrlPr>
+              <w:rPr>
+                <w:rFonts w:ascii="Cambria Math" w:hAnsi="Cambria Math"/>
+                <w:sz w:val="24"/>
+              </w:rPr>
+            </m:ctrlPr>
+          </m:e>
+          <m:sub>
+            <m:r>
+              <m:rPr/>
+              <w:rPr>
+                <w:rFonts w:hint="default" w:ascii="Cambria Math" w:hAnsi="Cambria Math"/>
+                <w:sz w:val="24"/>
+              </w:rPr>
+              <m:t>ssm</m:t>
+            </m:r>
+            <m:ctrlPr>
+              <w:rPr>
+                <w:rFonts w:ascii="Cambria Math" w:hAnsi="Cambria Math"/>
+                <w:sz w:val="24"/>
+              </w:rPr>
+            </m:ctrlPr>
+          </m:sub>
+        </m:sSub>
       </m:oMath>
       <w:r>
         <w:rPr>
           <w:rFonts w:hint="default"/>
           <w:lang w:val="en-US" w:eastAsia="zh-CN"/>
         </w:rPr>
-        <w:t>是学习得到的对角状态转移矩阵，</w:t>
+        <w:t>和z两支。</w:t>
+      </w:r>
+      <m:oMath>
+        <m:sSub>
+          <m:sSubPr>
+            <m:ctrlPr>
+              <w:rPr>
+                <w:rFonts w:hint="default" w:ascii="Cambria Math" w:hAnsi="Cambria Math"/>
+                <w:sz w:val="24"/>
+              </w:rPr>
+            </m:ctrlPr>
+          </m:sSubPr>
+          <m:e>
+            <m:r>
+              <m:rPr/>
+              <w:rPr>
+                <w:rFonts w:hint="default" w:ascii="Cambria Math" w:hAnsi="Cambria Math"/>
+                <w:sz w:val="24"/>
+              </w:rPr>
+              <m:t>x</m:t>
+            </m:r>
+            <m:ctrlPr>
+              <w:rPr>
+                <w:rFonts w:ascii="Cambria Math" w:hAnsi="Cambria Math"/>
+                <w:sz w:val="24"/>
+              </w:rPr>
+            </m:ctrlPr>
+          </m:e>
+          <m:sub>
+            <m:r>
+              <m:rPr/>
+              <w:rPr>
+                <w:rFonts w:hint="default" w:ascii="Cambria Math" w:hAnsi="Cambria Math"/>
+                <w:sz w:val="24"/>
+              </w:rPr>
+              <m:t>ssm</m:t>
+            </m:r>
+            <m:ctrlPr>
+              <w:rPr>
+                <w:rFonts w:ascii="Cambria Math" w:hAnsi="Cambria Math"/>
+                <w:sz w:val="24"/>
+              </w:rPr>
+            </m:ctrlPr>
+          </m:sub>
+        </m:sSub>
+      </m:oMath>
+      <w:r>
+        <w:rPr>
+          <w:rFonts w:hint="default"/>
+          <w:lang w:val="en-US" w:eastAsia="zh-CN"/>
+        </w:rPr>
+        <w:t>进入选择性扫描通路，z作为门控信号保留——这种双支设计借鉴了门控线性单元（GLU）的思想，用z支的SiLU激活来控制y支哪些成分应该保留。</w:t>
+      </w:r>
+    </w:p>
+    <w:p>
+      <w:pPr>
+        <w:rPr>
+          <w:rFonts w:hint="default"/>
+          <w:lang w:val="en-US" w:eastAsia="zh-CN"/>
+        </w:rPr>
+      </w:pPr>
+      <w:r>
+        <w:rPr>
+          <w:rFonts w:hint="default"/>
+          <w:lang w:val="en-US" w:eastAsia="zh-CN"/>
+        </w:rPr>
+        <w:t>步骤2——因果卷积。CausalConv1d（核大小为4）沿时间维度进行因果卷积（仅使用当前及过去时刻的信息），在局部时间窗口内混合相邻时间步的特征。此处的SiLU激活函数（即Swish：x·σ(x)）提供了比ReLU更平滑的非线性变换。</w:t>
+      </w:r>
+    </w:p>
+    <w:p>
+      <w:pPr>
+        <w:rPr>
+          <w:rFonts w:hint="default"/>
+          <w:lang w:val="en-US" w:eastAsia="zh-CN"/>
+        </w:rPr>
+      </w:pPr>
+      <w:r>
+        <w:rPr>
+          <w:rFonts w:hint="default"/>
+          <w:lang w:val="en-US" w:eastAsia="zh-CN"/>
+        </w:rPr>
+        <w:t>步骤3——输入依赖的参数投影。卷积输出u被投影为离散化步长</w:t>
       </w:r>
       <m:oMath>
         <m:r>
-          <m:rPr>
-            <m:sty m:val="bi"/>
-          </m:rPr>
+          <m:rPr/>
           <w:rPr>
             <w:rFonts w:hint="default" w:ascii="Cambria Math" w:hAnsi="Cambria Math"/>
             <w:sz w:val="24"/>
@@ -2781,131 +2949,33 @@
           <w:rFonts w:hint="default"/>
           <w:lang w:val="en-US" w:eastAsia="zh-CN"/>
         </w:rPr>
-        <w:t>是输入依赖的离散化步长，</w:t>
+        <w:t>、输入投影B和输出投影C三组参数。此处正是选择性机制的关键：不同于传统SSM使用全局固定的</w:t>
       </w:r>
       <m:oMath>
-        <m:r>
-          <m:rPr>
-            <m:sty m:val="b"/>
-          </m:rPr>
-          <w:rPr>
-            <w:rFonts w:hint="default" w:ascii="Cambria Math" w:hAnsi="Cambria Math"/>
-            <w:sz w:val="24"/>
-          </w:rPr>
-          <m:t>D</m:t>
-        </m:r>
         <m:r>
           <m:rPr/>
           <w:rPr>
             <w:rFonts w:hint="default" w:ascii="Cambria Math" w:hAnsi="Cambria Math"/>
             <w:sz w:val="24"/>
           </w:rPr>
-          <m:t>∈</m:t>
+          <m:t>Δ</m:t>
         </m:r>
-        <m:sSup>
-          <m:sSupPr>
-            <m:ctrlPr>
-              <w:rPr>
-                <w:rFonts w:hint="default" w:ascii="Cambria Math" w:hAnsi="Cambria Math"/>
-                <w:sz w:val="24"/>
-              </w:rPr>
-            </m:ctrlPr>
-          </m:sSupPr>
-          <m:e>
-            <m:r>
-              <m:rPr>
-                <m:scr m:val="double-struck"/>
-              </m:rPr>
-              <w:rPr>
-                <w:rFonts w:hint="default" w:ascii="Cambria Math" w:hAnsi="Cambria Math" w:eastAsia="MS Mincho"/>
-                <w:sz w:val="24"/>
-              </w:rPr>
-              <m:t>ℝ</m:t>
-            </m:r>
-            <m:ctrlPr>
-              <w:rPr>
-                <w:rFonts w:ascii="Cambria Math" w:hAnsi="Cambria Math"/>
-                <w:sz w:val="24"/>
-              </w:rPr>
-            </m:ctrlPr>
-          </m:e>
-          <m:sup>
-            <m:sSub>
-              <m:sSubPr>
-                <m:ctrlPr>
-                  <w:rPr>
-                    <w:rFonts w:hint="default" w:ascii="Cambria Math" w:hAnsi="Cambria Math"/>
-                    <w:sz w:val="24"/>
-                  </w:rPr>
-                </m:ctrlPr>
-              </m:sSubPr>
-              <m:e>
-                <m:r>
-                  <m:rPr/>
-                  <w:rPr>
-                    <w:rFonts w:hint="default" w:ascii="Cambria Math" w:hAnsi="Cambria Math"/>
-                    <w:sz w:val="24"/>
-                  </w:rPr>
-                  <m:t>d</m:t>
-                </m:r>
-                <m:ctrlPr>
-                  <w:rPr>
-                    <w:rFonts w:ascii="Cambria Math" w:hAnsi="Cambria Math"/>
-                    <w:sz w:val="24"/>
-                  </w:rPr>
-                </m:ctrlPr>
-              </m:e>
-              <m:sub>
-                <m:r>
-                  <m:rPr/>
-                  <w:rPr>
-                    <w:rFonts w:hint="default" w:ascii="Cambria Math" w:hAnsi="Cambria Math"/>
-                    <w:sz w:val="24"/>
-                  </w:rPr>
-                  <m:t>inner</m:t>
-                </m:r>
-                <m:ctrlPr>
-                  <w:rPr>
-                    <w:rFonts w:ascii="Cambria Math" w:hAnsi="Cambria Math"/>
-                    <w:sz w:val="24"/>
-                  </w:rPr>
-                </m:ctrlPr>
-              </m:sub>
-            </m:sSub>
-            <m:ctrlPr>
-              <w:rPr>
-                <w:rFonts w:hint="default" w:ascii="Cambria Math" w:hAnsi="Cambria Math"/>
-                <w:sz w:val="24"/>
-              </w:rPr>
-            </m:ctrlPr>
-          </m:sup>
-        </m:sSup>
       </m:oMath>
       <w:r>
         <w:rPr>
           <w:rFonts w:hint="default"/>
           <w:lang w:val="en-US" w:eastAsia="zh-CN"/>
         </w:rPr>
-        <w:t xml:space="preserve"> 是学习得到的跳跃连接向量。并行关联扫描（parallel associative scan）实现了 </w:t>
+        <w:t>，此处的</w:t>
       </w:r>
       <m:oMath>
-        <m:r>
-          <m:rPr>
-            <m:scr m:val="script"/>
-          </m:rPr>
-          <w:rPr>
-            <w:rFonts w:hint="default" w:ascii="Cambria Math" w:hAnsi="Cambria Math" w:eastAsia="MS Mincho"/>
-            <w:sz w:val="24"/>
-          </w:rPr>
-          <m:t>O</m:t>
-        </m:r>
         <m:r>
           <m:rPr/>
           <w:rPr>
             <w:rFonts w:hint="default" w:ascii="Cambria Math" w:hAnsi="Cambria Math"/>
             <w:sz w:val="24"/>
           </w:rPr>
-          <m:t>(L)</m:t>
+          <m:t>Δ</m:t>
         </m:r>
       </m:oMath>
       <w:r>
@@ -2913,18 +2983,902 @@
           <w:rFonts w:hint="default"/>
           <w:lang w:val="en-US" w:eastAsia="zh-CN"/>
         </w:rPr>
-        <w:t>时间复杂度，同时保持了选择性机制的表达能力。</w:t>
+        <w:t>是由当前输入u动态计算得到的——这意味着模型可以基于输入内容决定每个时间步的状态更新程度。</w:t>
       </w:r>
     </w:p>
     <w:p>
       <w:pPr>
-        <w:pStyle w:val="4"/>
+        <w:rPr>
+          <w:rFonts w:hint="default"/>
+          <w:lang w:val="en-US" w:eastAsia="zh-CN"/>
+        </w:rPr>
+      </w:pPr>
+      <w:r>
+        <w:rPr>
+          <w:rFonts w:hint="default"/>
+          <w:lang w:val="en-US" w:eastAsia="zh-CN"/>
+        </w:rPr>
+        <w:t>步骤4——零阶保持（ZOH）离散化。连续的SSM微分方程通过ZOH规则离散化为递归形式。</w:t>
+      </w:r>
+      <m:oMath>
+        <m:sSub>
+          <m:sSubPr>
+            <m:ctrlPr>
+              <w:rPr>
+                <w:rFonts w:hint="default" w:ascii="Cambria Math" w:hAnsi="Cambria Math"/>
+                <w:sz w:val="24"/>
+              </w:rPr>
+            </m:ctrlPr>
+          </m:sSubPr>
+          <m:e>
+            <m:r>
+              <m:rPr/>
+              <w:rPr>
+                <w:rFonts w:hint="default" w:ascii="Cambria Math" w:hAnsi="Cambria Math"/>
+                <w:sz w:val="24"/>
+              </w:rPr>
+              <m:t>A</m:t>
+            </m:r>
+            <m:ctrlPr>
+              <w:rPr>
+                <w:rFonts w:ascii="Cambria Math" w:hAnsi="Cambria Math"/>
+                <w:sz w:val="24"/>
+              </w:rPr>
+            </m:ctrlPr>
+          </m:e>
+          <m:sub>
+            <m:r>
+              <m:rPr/>
+              <w:rPr>
+                <w:rFonts w:hint="default" w:ascii="Cambria Math" w:hAnsi="Cambria Math"/>
+                <w:sz w:val="24"/>
+              </w:rPr>
+              <m:t>bar</m:t>
+            </m:r>
+            <m:ctrlPr>
+              <w:rPr>
+                <w:rFonts w:ascii="Cambria Math" w:hAnsi="Cambria Math"/>
+                <w:sz w:val="24"/>
+              </w:rPr>
+            </m:ctrlPr>
+          </m:sub>
+        </m:sSub>
+        <m:r>
+          <m:rPr/>
+          <w:rPr>
+            <w:rFonts w:hint="default" w:ascii="Cambria Math" w:hAnsi="Cambria Math"/>
+            <w:sz w:val="24"/>
+          </w:rPr>
+          <m:t>=exp(Δ·A)</m:t>
+        </m:r>
+      </m:oMath>
+      <w:r>
+        <w:rPr>
+          <w:rFonts w:hint="default"/>
+          <w:lang w:val="en-US" w:eastAsia="zh-CN"/>
+        </w:rPr>
+        <w:t>将学习到的对角状态转移矩阵A按输入依赖的步长</w:t>
+      </w:r>
+      <m:oMath>
+        <m:r>
+          <m:rPr/>
+          <w:rPr>
+            <w:rFonts w:hint="default" w:ascii="Cambria Math" w:hAnsi="Cambria Math"/>
+            <w:sz w:val="24"/>
+          </w:rPr>
+          <m:t>Δ</m:t>
+        </m:r>
+      </m:oMath>
+      <w:r>
+        <w:rPr>
+          <w:rFonts w:hint="default"/>
+          <w:lang w:val="en-US" w:eastAsia="zh-CN"/>
+        </w:rPr>
+        <w:t>进行指数缩放；</w:t>
+      </w:r>
+      <m:oMath>
+        <m:sSub>
+          <m:sSubPr>
+            <m:ctrlPr>
+              <w:rPr>
+                <w:rFonts w:hint="default" w:ascii="Cambria Math" w:hAnsi="Cambria Math"/>
+                <w:sz w:val="24"/>
+              </w:rPr>
+            </m:ctrlPr>
+          </m:sSubPr>
+          <m:e>
+            <m:r>
+              <m:rPr/>
+              <w:rPr>
+                <w:rFonts w:hint="default" w:ascii="Cambria Math" w:hAnsi="Cambria Math"/>
+                <w:sz w:val="24"/>
+              </w:rPr>
+              <m:t>B</m:t>
+            </m:r>
+            <m:ctrlPr>
+              <w:rPr>
+                <w:rFonts w:ascii="Cambria Math" w:hAnsi="Cambria Math"/>
+                <w:sz w:val="24"/>
+              </w:rPr>
+            </m:ctrlPr>
+          </m:e>
+          <m:sub>
+            <m:r>
+              <m:rPr/>
+              <w:rPr>
+                <w:rFonts w:hint="default" w:ascii="Cambria Math" w:hAnsi="Cambria Math"/>
+                <w:sz w:val="24"/>
+              </w:rPr>
+              <m:t>bar</m:t>
+            </m:r>
+            <m:ctrlPr>
+              <w:rPr>
+                <w:rFonts w:ascii="Cambria Math" w:hAnsi="Cambria Math"/>
+                <w:sz w:val="24"/>
+              </w:rPr>
+            </m:ctrlPr>
+          </m:sub>
+        </m:sSub>
+        <m:r>
+          <m:rPr/>
+          <w:rPr>
+            <w:rFonts w:hint="default" w:ascii="Cambria Math" w:hAnsi="Cambria Math"/>
+            <w:sz w:val="24"/>
+          </w:rPr>
+          <m:t>=Δ·B</m:t>
+        </m:r>
+      </m:oMath>
+      <w:r>
+        <w:rPr>
+          <w:rFonts w:hint="default"/>
+          <w:lang w:val="en-US" w:eastAsia="zh-CN"/>
+        </w:rPr>
+        <w:t>将连续输入投影按步长缩放。当</w:t>
+      </w:r>
+      <m:oMath>
+        <m:r>
+          <m:rPr/>
+          <w:rPr>
+            <w:rFonts w:hint="default" w:ascii="Cambria Math" w:hAnsi="Cambria Math"/>
+            <w:sz w:val="24"/>
+          </w:rPr>
+          <m:t>Δ</m:t>
+        </m:r>
+      </m:oMath>
+      <w:r>
+        <w:rPr>
+          <w:rFonts w:hint="default"/>
+          <w:lang w:val="en-US" w:eastAsia="zh-CN"/>
+        </w:rPr>
+        <w:t>较大时，</w:t>
+      </w:r>
+      <m:oMath>
+        <m:sSub>
+          <m:sSubPr>
+            <m:ctrlPr>
+              <w:rPr>
+                <w:rFonts w:hint="default" w:ascii="Cambria Math" w:hAnsi="Cambria Math"/>
+                <w:sz w:val="24"/>
+              </w:rPr>
+            </m:ctrlPr>
+          </m:sSubPr>
+          <m:e>
+            <m:r>
+              <m:rPr/>
+              <w:rPr>
+                <w:rFonts w:hint="default" w:ascii="Cambria Math" w:hAnsi="Cambria Math"/>
+                <w:sz w:val="24"/>
+              </w:rPr>
+              <m:t>A</m:t>
+            </m:r>
+            <m:ctrlPr>
+              <w:rPr>
+                <w:rFonts w:ascii="Cambria Math" w:hAnsi="Cambria Math"/>
+                <w:sz w:val="24"/>
+              </w:rPr>
+            </m:ctrlPr>
+          </m:e>
+          <m:sub>
+            <m:r>
+              <m:rPr/>
+              <w:rPr>
+                <w:rFonts w:hint="default" w:ascii="Cambria Math" w:hAnsi="Cambria Math"/>
+                <w:sz w:val="24"/>
+              </w:rPr>
+              <m:t>bar</m:t>
+            </m:r>
+            <m:ctrlPr>
+              <w:rPr>
+                <w:rFonts w:ascii="Cambria Math" w:hAnsi="Cambria Math"/>
+                <w:sz w:val="24"/>
+              </w:rPr>
+            </m:ctrlPr>
+          </m:sub>
+        </m:sSub>
+      </m:oMath>
+      <w:r>
+        <w:rPr>
+          <w:rFonts w:hint="default"/>
+          <w:lang w:val="en-US" w:eastAsia="zh-CN"/>
+        </w:rPr>
+        <w:t>趋近于零矩阵，模型倾向于"重置"历史状态而关注当前输入；当</w:t>
+      </w:r>
+      <m:oMath>
+        <m:r>
+          <m:rPr/>
+          <w:rPr>
+            <w:rFonts w:hint="default" w:ascii="Cambria Math" w:hAnsi="Cambria Math"/>
+            <w:sz w:val="24"/>
+          </w:rPr>
+          <m:t>Δ</m:t>
+        </m:r>
+      </m:oMath>
+      <w:r>
+        <w:rPr>
+          <w:rFonts w:hint="default"/>
+          <w:lang w:val="en-US" w:eastAsia="zh-CN"/>
+        </w:rPr>
+        <w:t>较小时，</w:t>
+      </w:r>
+      <m:oMath>
+        <m:sSub>
+          <m:sSubPr>
+            <m:ctrlPr>
+              <w:rPr>
+                <w:rFonts w:hint="default" w:ascii="Cambria Math" w:hAnsi="Cambria Math"/>
+                <w:sz w:val="24"/>
+              </w:rPr>
+            </m:ctrlPr>
+          </m:sSubPr>
+          <m:e>
+            <m:r>
+              <m:rPr/>
+              <w:rPr>
+                <w:rFonts w:hint="default" w:ascii="Cambria Math" w:hAnsi="Cambria Math"/>
+                <w:sz w:val="24"/>
+              </w:rPr>
+              <m:t>A</m:t>
+            </m:r>
+            <m:ctrlPr>
+              <w:rPr>
+                <w:rFonts w:ascii="Cambria Math" w:hAnsi="Cambria Math"/>
+                <w:sz w:val="24"/>
+              </w:rPr>
+            </m:ctrlPr>
+          </m:e>
+          <m:sub>
+            <m:r>
+              <m:rPr/>
+              <w:rPr>
+                <w:rFonts w:hint="default" w:ascii="Cambria Math" w:hAnsi="Cambria Math"/>
+                <w:sz w:val="24"/>
+              </w:rPr>
+              <m:t>bar</m:t>
+            </m:r>
+            <m:ctrlPr>
+              <w:rPr>
+                <w:rFonts w:ascii="Cambria Math" w:hAnsi="Cambria Math"/>
+                <w:sz w:val="24"/>
+              </w:rPr>
+            </m:ctrlPr>
+          </m:sub>
+        </m:sSub>
+      </m:oMath>
+      <w:r>
+        <w:rPr>
+          <w:rFonts w:hint="default"/>
+          <w:lang w:val="en-US" w:eastAsia="zh-CN"/>
+        </w:rPr>
+        <w:t>保留更多历史信息。这一机制是实现选择性信息保留的数学基础。</w:t>
+      </w:r>
+    </w:p>
+    <w:p>
+      <w:pPr>
+        <w:rPr>
+          <w:rFonts w:hint="default"/>
+          <w:lang w:val="en-US" w:eastAsia="zh-CN"/>
+        </w:rPr>
+      </w:pPr>
+      <w:r>
+        <w:rPr>
+          <w:rFonts w:hint="default"/>
+          <w:lang w:val="en-US" w:eastAsia="zh-CN"/>
+        </w:rPr>
+        <w:t>步骤5——并行关联扫描。方程方程</w:t>
+      </w:r>
+      <m:oMath>
+        <m:sSub>
+          <m:sSubPr>
+            <m:ctrlPr>
+              <w:rPr>
+                <w:rFonts w:hint="default" w:ascii="Cambria Math" w:hAnsi="Cambria Math"/>
+                <w:sz w:val="24"/>
+              </w:rPr>
+            </m:ctrlPr>
+          </m:sSubPr>
+          <m:e>
+            <m:r>
+              <m:rPr/>
+              <w:rPr>
+                <w:rFonts w:hint="default" w:ascii="Cambria Math" w:hAnsi="Cambria Math"/>
+                <w:sz w:val="24"/>
+              </w:rPr>
+              <m:t>h</m:t>
+            </m:r>
+            <m:ctrlPr>
+              <w:rPr>
+                <w:rFonts w:ascii="Cambria Math" w:hAnsi="Cambria Math"/>
+                <w:sz w:val="24"/>
+              </w:rPr>
+            </m:ctrlPr>
+          </m:e>
+          <m:sub>
+            <m:r>
+              <m:rPr/>
+              <w:rPr>
+                <w:rFonts w:hint="default" w:ascii="Cambria Math" w:hAnsi="Cambria Math"/>
+                <w:sz w:val="24"/>
+              </w:rPr>
+              <m:t>t</m:t>
+            </m:r>
+            <m:ctrlPr>
+              <w:rPr>
+                <w:rFonts w:ascii="Cambria Math" w:hAnsi="Cambria Math"/>
+                <w:sz w:val="24"/>
+              </w:rPr>
+            </m:ctrlPr>
+          </m:sub>
+        </m:sSub>
+        <m:r>
+          <m:rPr/>
+          <w:rPr>
+            <w:rFonts w:hint="default" w:ascii="Cambria Math" w:hAnsi="Cambria Math"/>
+            <w:sz w:val="24"/>
+          </w:rPr>
+          <m:t>=</m:t>
+        </m:r>
+        <m:sSubSup>
+          <m:sSubSupPr>
+            <m:ctrlPr>
+              <w:rPr>
+                <w:rFonts w:hint="default" w:ascii="Cambria Math" w:hAnsi="Cambria Math"/>
+                <w:sz w:val="24"/>
+              </w:rPr>
+            </m:ctrlPr>
+          </m:sSubSupPr>
+          <m:e>
+            <m:r>
+              <m:rPr/>
+              <w:rPr>
+                <w:rFonts w:hint="default" w:ascii="Cambria Math" w:hAnsi="Cambria Math"/>
+                <w:sz w:val="24"/>
+              </w:rPr>
+              <m:t>A</m:t>
+            </m:r>
+            <m:ctrlPr>
+              <w:rPr>
+                <w:rFonts w:ascii="Cambria Math" w:hAnsi="Cambria Math"/>
+                <w:sz w:val="24"/>
+              </w:rPr>
+            </m:ctrlPr>
+          </m:e>
+          <m:sub>
+            <m:r>
+              <m:rPr/>
+              <w:rPr>
+                <w:rFonts w:hint="default" w:ascii="Cambria Math" w:hAnsi="Cambria Math"/>
+                <w:sz w:val="24"/>
+              </w:rPr>
+              <m:t>bar</m:t>
+            </m:r>
+            <m:ctrlPr>
+              <w:rPr>
+                <w:rFonts w:ascii="Cambria Math" w:hAnsi="Cambria Math"/>
+                <w:sz w:val="24"/>
+              </w:rPr>
+            </m:ctrlPr>
+          </m:sub>
+          <m:sup>
+            <m:r>
+              <m:rPr/>
+              <w:rPr>
+                <w:rFonts w:hint="default" w:ascii="Cambria Math" w:hAnsi="Cambria Math"/>
+                <w:sz w:val="24"/>
+              </w:rPr>
+              <m:t>(t)</m:t>
+            </m:r>
+            <m:ctrlPr>
+              <w:rPr>
+                <w:rFonts w:ascii="Cambria Math" w:hAnsi="Cambria Math"/>
+                <w:sz w:val="24"/>
+              </w:rPr>
+            </m:ctrlPr>
+          </m:sup>
+        </m:sSubSup>
+        <m:r>
+          <m:rPr/>
+          <w:rPr>
+            <w:rFonts w:hint="default" w:ascii="Cambria Math" w:hAnsi="Cambria Math"/>
+            <w:sz w:val="24"/>
+          </w:rPr>
+          <m:t>⊙</m:t>
+        </m:r>
+        <m:sSub>
+          <m:sSubPr>
+            <m:ctrlPr>
+              <w:rPr>
+                <w:rFonts w:hint="default" w:ascii="Cambria Math" w:hAnsi="Cambria Math"/>
+                <w:sz w:val="24"/>
+              </w:rPr>
+            </m:ctrlPr>
+          </m:sSubPr>
+          <m:e>
+            <m:r>
+              <m:rPr/>
+              <w:rPr>
+                <w:rFonts w:hint="default" w:ascii="Cambria Math" w:hAnsi="Cambria Math"/>
+                <w:sz w:val="24"/>
+              </w:rPr>
+              <m:t>h</m:t>
+            </m:r>
+            <m:ctrlPr>
+              <w:rPr>
+                <w:rFonts w:ascii="Cambria Math" w:hAnsi="Cambria Math"/>
+                <w:sz w:val="24"/>
+              </w:rPr>
+            </m:ctrlPr>
+          </m:e>
+          <m:sub>
+            <m:r>
+              <m:rPr/>
+              <w:rPr>
+                <w:rFonts w:hint="default" w:ascii="Cambria Math" w:hAnsi="Cambria Math"/>
+                <w:sz w:val="24"/>
+              </w:rPr>
+              <m:t>t−1</m:t>
+            </m:r>
+            <m:ctrlPr>
+              <w:rPr>
+                <w:rFonts w:ascii="Cambria Math" w:hAnsi="Cambria Math"/>
+                <w:sz w:val="24"/>
+              </w:rPr>
+            </m:ctrlPr>
+          </m:sub>
+        </m:sSub>
+        <m:r>
+          <m:rPr/>
+          <w:rPr>
+            <w:rFonts w:hint="default" w:ascii="Cambria Math" w:hAnsi="Cambria Math"/>
+            <w:sz w:val="24"/>
+          </w:rPr>
+          <m:t>+</m:t>
+        </m:r>
+        <m:sSubSup>
+          <m:sSubSupPr>
+            <m:ctrlPr>
+              <w:rPr>
+                <w:rFonts w:hint="default" w:ascii="Cambria Math" w:hAnsi="Cambria Math"/>
+                <w:sz w:val="24"/>
+              </w:rPr>
+            </m:ctrlPr>
+          </m:sSubSupPr>
+          <m:e>
+            <m:r>
+              <m:rPr/>
+              <w:rPr>
+                <w:rFonts w:hint="default" w:ascii="Cambria Math" w:hAnsi="Cambria Math"/>
+                <w:sz w:val="24"/>
+              </w:rPr>
+              <m:t>B</m:t>
+            </m:r>
+            <m:ctrlPr>
+              <w:rPr>
+                <w:rFonts w:ascii="Cambria Math" w:hAnsi="Cambria Math"/>
+                <w:sz w:val="24"/>
+              </w:rPr>
+            </m:ctrlPr>
+          </m:e>
+          <m:sub>
+            <m:r>
+              <m:rPr/>
+              <w:rPr>
+                <w:rFonts w:hint="default" w:ascii="Cambria Math" w:hAnsi="Cambria Math"/>
+                <w:sz w:val="24"/>
+              </w:rPr>
+              <m:t>bar</m:t>
+            </m:r>
+            <m:ctrlPr>
+              <w:rPr>
+                <w:rFonts w:ascii="Cambria Math" w:hAnsi="Cambria Math"/>
+                <w:sz w:val="24"/>
+              </w:rPr>
+            </m:ctrlPr>
+          </m:sub>
+          <m:sup>
+            <m:r>
+              <m:rPr/>
+              <w:rPr>
+                <w:rFonts w:hint="default" w:ascii="Cambria Math" w:hAnsi="Cambria Math"/>
+                <w:sz w:val="24"/>
+              </w:rPr>
+              <m:t>(t)</m:t>
+            </m:r>
+            <m:ctrlPr>
+              <w:rPr>
+                <w:rFonts w:ascii="Cambria Math" w:hAnsi="Cambria Math"/>
+                <w:sz w:val="24"/>
+              </w:rPr>
+            </m:ctrlPr>
+          </m:sup>
+        </m:sSubSup>
+        <m:r>
+          <m:rPr/>
+          <w:rPr>
+            <w:rFonts w:hint="default" w:ascii="Cambria Math" w:hAnsi="Cambria Math"/>
+            <w:sz w:val="24"/>
+          </w:rPr>
+          <m:t>⊙</m:t>
+        </m:r>
+        <m:sSub>
+          <m:sSubPr>
+            <m:ctrlPr>
+              <w:rPr>
+                <w:rFonts w:hint="default" w:ascii="Cambria Math" w:hAnsi="Cambria Math"/>
+                <w:sz w:val="24"/>
+              </w:rPr>
+            </m:ctrlPr>
+          </m:sSubPr>
+          <m:e>
+            <m:r>
+              <m:rPr/>
+              <w:rPr>
+                <w:rFonts w:hint="default" w:ascii="Cambria Math" w:hAnsi="Cambria Math"/>
+                <w:sz w:val="24"/>
+              </w:rPr>
+              <m:t>u</m:t>
+            </m:r>
+            <m:ctrlPr>
+              <w:rPr>
+                <w:rFonts w:ascii="Cambria Math" w:hAnsi="Cambria Math"/>
+                <w:sz w:val="24"/>
+              </w:rPr>
+            </m:ctrlPr>
+          </m:e>
+          <m:sub>
+            <m:r>
+              <m:rPr/>
+              <w:rPr>
+                <w:rFonts w:hint="default" w:ascii="Cambria Math" w:hAnsi="Cambria Math"/>
+                <w:sz w:val="24"/>
+              </w:rPr>
+              <m:t>t</m:t>
+            </m:r>
+            <m:ctrlPr>
+              <w:rPr>
+                <w:rFonts w:ascii="Cambria Math" w:hAnsi="Cambria Math"/>
+                <w:sz w:val="24"/>
+              </w:rPr>
+            </m:ctrlPr>
+          </m:sub>
+        </m:sSub>
+      </m:oMath>
+      <w:r>
+        <w:rPr>
+          <w:rFonts w:hint="default"/>
+          <w:lang w:val="en-US" w:eastAsia="zh-CN"/>
+        </w:rPr>
+        <w:t>在数学上定义了一个线性递归。虽然可以逐时间步串行计算，但并行关联扫描算法利用线性递归的代数结构，通过前缀和/扫描操作实现了完全的并行化——总体时间复杂度为</w:t>
+      </w:r>
+      <m:oMath>
+        <m:r>
+          <m:rPr/>
+          <w:rPr>
+            <w:rFonts w:hint="default" w:ascii="Cambria Math" w:hAnsi="Cambria Math"/>
+            <w:sz w:val="24"/>
+          </w:rPr>
+          <m:t>O(L)</m:t>
+        </m:r>
+      </m:oMath>
+      <w:r>
+        <w:rPr>
+          <w:rFonts w:hint="default"/>
+          <w:lang w:val="en-US" w:eastAsia="zh-CN"/>
+        </w:rPr>
+        <w:t>，空间复杂度为</w:t>
+      </w:r>
+      <m:oMath>
+        <m:r>
+          <m:rPr/>
+          <w:rPr>
+            <w:rFonts w:hint="default" w:ascii="Cambria Math" w:hAnsi="Cambria Math"/>
+            <w:sz w:val="24"/>
+          </w:rPr>
+          <m:t>O(L·</m:t>
+        </m:r>
+        <m:sSub>
+          <m:sSubPr>
+            <m:ctrlPr>
+              <w:rPr>
+                <w:rFonts w:hint="default" w:ascii="Cambria Math" w:hAnsi="Cambria Math"/>
+                <w:sz w:val="24"/>
+              </w:rPr>
+            </m:ctrlPr>
+          </m:sSubPr>
+          <m:e>
+            <m:r>
+              <m:rPr/>
+              <w:rPr>
+                <w:rFonts w:hint="default" w:ascii="Cambria Math" w:hAnsi="Cambria Math"/>
+                <w:sz w:val="24"/>
+              </w:rPr>
+              <m:t>d</m:t>
+            </m:r>
+            <m:ctrlPr>
+              <w:rPr>
+                <w:rFonts w:ascii="Cambria Math" w:hAnsi="Cambria Math"/>
+                <w:sz w:val="24"/>
+              </w:rPr>
+            </m:ctrlPr>
+          </m:e>
+          <m:sub>
+            <m:r>
+              <m:rPr/>
+              <w:rPr>
+                <w:rFonts w:hint="default" w:ascii="Cambria Math" w:hAnsi="Cambria Math"/>
+                <w:sz w:val="24"/>
+              </w:rPr>
+              <m:t>s</m:t>
+            </m:r>
+            <m:ctrlPr>
+              <w:rPr>
+                <w:rFonts w:ascii="Cambria Math" w:hAnsi="Cambria Math"/>
+                <w:sz w:val="24"/>
+              </w:rPr>
+            </m:ctrlPr>
+          </m:sub>
+        </m:sSub>
+        <m:r>
+          <m:rPr/>
+          <w:rPr>
+            <w:rFonts w:hint="default" w:ascii="Cambria Math" w:hAnsi="Cambria Math"/>
+            <w:sz w:val="24"/>
+          </w:rPr>
+          <m:t>tate)</m:t>
+        </m:r>
+      </m:oMath>
+      <w:r>
+        <w:rPr>
+          <w:rFonts w:hint="default"/>
+          <w:lang w:val="en-US" w:eastAsia="zh-CN"/>
+        </w:rPr>
+        <w:t>，且不受序列长度二次增长的限制。</w:t>
+      </w:r>
+    </w:p>
+    <w:p>
+      <w:pPr>
+        <w:rPr>
+          <w:rFonts w:hint="default"/>
+          <w:lang w:val="en-US" w:eastAsia="zh-CN"/>
+        </w:rPr>
+      </w:pPr>
+      <w:r>
+        <w:rPr>
+          <w:rFonts w:hint="default"/>
+          <w:lang w:val="en-US" w:eastAsia="zh-CN"/>
+        </w:rPr>
+        <w:t>步骤6——跳跃连接输出。</w:t>
+      </w:r>
+      <m:oMath>
+        <m:sSub>
+          <m:sSubPr>
+            <m:ctrlPr>
+              <w:rPr>
+                <w:rFonts w:hint="default" w:ascii="Cambria Math" w:hAnsi="Cambria Math"/>
+                <w:sz w:val="24"/>
+              </w:rPr>
+            </m:ctrlPr>
+          </m:sSubPr>
+          <m:e>
+            <m:r>
+              <m:rPr/>
+              <w:rPr>
+                <w:rFonts w:hint="default" w:ascii="Cambria Math" w:hAnsi="Cambria Math"/>
+                <w:sz w:val="24"/>
+              </w:rPr>
+              <m:t>y</m:t>
+            </m:r>
+            <m:ctrlPr>
+              <w:rPr>
+                <w:rFonts w:ascii="Cambria Math" w:hAnsi="Cambria Math"/>
+                <w:sz w:val="24"/>
+              </w:rPr>
+            </m:ctrlPr>
+          </m:e>
+          <m:sub>
+            <m:r>
+              <m:rPr/>
+              <w:rPr>
+                <w:rFonts w:hint="default" w:ascii="Cambria Math" w:hAnsi="Cambria Math"/>
+                <w:sz w:val="24"/>
+              </w:rPr>
+              <m:t>t</m:t>
+            </m:r>
+            <m:ctrlPr>
+              <w:rPr>
+                <w:rFonts w:ascii="Cambria Math" w:hAnsi="Cambria Math"/>
+                <w:sz w:val="24"/>
+              </w:rPr>
+            </m:ctrlPr>
+          </m:sub>
+        </m:sSub>
+        <m:r>
+          <m:rPr/>
+          <w:rPr>
+            <w:rFonts w:hint="default" w:ascii="Cambria Math" w:hAnsi="Cambria Math"/>
+            <w:sz w:val="24"/>
+          </w:rPr>
+          <m:t>=</m:t>
+        </m:r>
+        <m:sSup>
+          <m:sSupPr>
+            <m:ctrlPr>
+              <w:rPr>
+                <w:rFonts w:hint="default" w:ascii="Cambria Math" w:hAnsi="Cambria Math"/>
+                <w:sz w:val="24"/>
+              </w:rPr>
+            </m:ctrlPr>
+          </m:sSupPr>
+          <m:e>
+            <m:r>
+              <m:rPr/>
+              <w:rPr>
+                <w:rFonts w:hint="default" w:ascii="Cambria Math" w:hAnsi="Cambria Math"/>
+                <w:sz w:val="24"/>
+              </w:rPr>
+              <m:t>C</m:t>
+            </m:r>
+            <m:ctrlPr>
+              <w:rPr>
+                <w:rFonts w:ascii="Cambria Math" w:hAnsi="Cambria Math"/>
+                <w:sz w:val="24"/>
+              </w:rPr>
+            </m:ctrlPr>
+          </m:e>
+          <m:sup>
+            <m:r>
+              <m:rPr/>
+              <w:rPr>
+                <w:rFonts w:hint="default" w:ascii="Cambria Math" w:hAnsi="Cambria Math"/>
+                <w:sz w:val="24"/>
+              </w:rPr>
+              <m:t>(t)</m:t>
+            </m:r>
+            <m:ctrlPr>
+              <w:rPr>
+                <w:rFonts w:ascii="Cambria Math" w:hAnsi="Cambria Math"/>
+                <w:sz w:val="24"/>
+              </w:rPr>
+            </m:ctrlPr>
+          </m:sup>
+        </m:sSup>
+        <m:r>
+          <m:rPr/>
+          <w:rPr>
+            <w:rFonts w:hint="default" w:ascii="Cambria Math" w:hAnsi="Cambria Math"/>
+            <w:sz w:val="24"/>
+          </w:rPr>
+          <m:t>⊤</m:t>
+        </m:r>
+        <m:sSub>
+          <m:sSubPr>
+            <m:ctrlPr>
+              <w:rPr>
+                <w:rFonts w:hint="default" w:ascii="Cambria Math" w:hAnsi="Cambria Math"/>
+                <w:sz w:val="24"/>
+              </w:rPr>
+            </m:ctrlPr>
+          </m:sSubPr>
+          <m:e>
+            <m:r>
+              <m:rPr/>
+              <w:rPr>
+                <w:rFonts w:hint="default" w:ascii="Cambria Math" w:hAnsi="Cambria Math"/>
+                <w:sz w:val="24"/>
+              </w:rPr>
+              <m:t>h</m:t>
+            </m:r>
+            <m:ctrlPr>
+              <w:rPr>
+                <w:rFonts w:ascii="Cambria Math" w:hAnsi="Cambria Math"/>
+                <w:sz w:val="24"/>
+              </w:rPr>
+            </m:ctrlPr>
+          </m:e>
+          <m:sub>
+            <m:r>
+              <m:rPr/>
+              <w:rPr>
+                <w:rFonts w:hint="default" w:ascii="Cambria Math" w:hAnsi="Cambria Math"/>
+                <w:sz w:val="24"/>
+              </w:rPr>
+              <m:t>t</m:t>
+            </m:r>
+            <m:ctrlPr>
+              <w:rPr>
+                <w:rFonts w:ascii="Cambria Math" w:hAnsi="Cambria Math"/>
+                <w:sz w:val="24"/>
+              </w:rPr>
+            </m:ctrlPr>
+          </m:sub>
+        </m:sSub>
+        <m:r>
+          <m:rPr/>
+          <w:rPr>
+            <w:rFonts w:hint="default" w:ascii="Cambria Math" w:hAnsi="Cambria Math"/>
+            <w:sz w:val="24"/>
+          </w:rPr>
+          <m:t>+D·</m:t>
+        </m:r>
+        <m:sSub>
+          <m:sSubPr>
+            <m:ctrlPr>
+              <w:rPr>
+                <w:rFonts w:hint="default" w:ascii="Cambria Math" w:hAnsi="Cambria Math"/>
+                <w:sz w:val="24"/>
+              </w:rPr>
+            </m:ctrlPr>
+          </m:sSubPr>
+          <m:e>
+            <m:r>
+              <m:rPr/>
+              <w:rPr>
+                <w:rFonts w:hint="default" w:ascii="Cambria Math" w:hAnsi="Cambria Math"/>
+                <w:sz w:val="24"/>
+              </w:rPr>
+              <m:t>u</m:t>
+            </m:r>
+            <m:ctrlPr>
+              <w:rPr>
+                <w:rFonts w:ascii="Cambria Math" w:hAnsi="Cambria Math"/>
+                <w:sz w:val="24"/>
+              </w:rPr>
+            </m:ctrlPr>
+          </m:e>
+          <m:sub>
+            <m:r>
+              <m:rPr/>
+              <w:rPr>
+                <w:rFonts w:hint="default" w:ascii="Cambria Math" w:hAnsi="Cambria Math"/>
+                <w:sz w:val="24"/>
+              </w:rPr>
+              <m:t>t</m:t>
+            </m:r>
+            <m:ctrlPr>
+              <w:rPr>
+                <w:rFonts w:ascii="Cambria Math" w:hAnsi="Cambria Math"/>
+                <w:sz w:val="24"/>
+              </w:rPr>
+            </m:ctrlPr>
+          </m:sub>
+        </m:sSub>
+      </m:oMath>
+      <w:r>
+        <w:rPr>
+          <w:rFonts w:hint="default"/>
+          <w:lang w:val="en-US" w:eastAsia="zh-CN"/>
+        </w:rPr>
+        <w:t>中，第一项为状态到输出的投影，第二项D·u_t为可学习的跳跃连接——它提供了一条绕过状态递归的直达路径，使模型能够捕捉高频的逐点变化。最后，RMSNorm归一化配合残差连接保证了深层训练的稳定性，这是从Transformer架构中借鉴的成熟实践。</w:t>
+      </w:r>
+    </w:p>
+    <w:p>
+      <w:pPr>
+        <w:pStyle w:val="3"/>
         <w:numPr>
-          <w:ilvl w:val="2"/>
+          <w:ilvl w:val="1"/>
           <w:numId w:val="1"/>
         </w:numPr>
         <w:bidi w:val="0"/>
-        <w:ind w:left="709" w:leftChars="0" w:hanging="709" w:firstLineChars="0"/>
+        <w:ind w:left="567" w:leftChars="0" w:hanging="567" w:firstLineChars="0"/>
         <w:rPr>
           <w:rFonts w:hint="default"/>
           <w:lang w:val="en-US" w:eastAsia="zh-CN"/>
@@ -2936,21 +3890,6 @@
           <w:lang w:val="en-US" w:eastAsia="zh-CN"/>
         </w:rPr>
         <w:t>LNN 动态门控</w:t>
-      </w:r>
-    </w:p>
-    <w:p>
-      <w:pPr>
-        <w:rPr>
-          <w:rFonts w:hint="default"/>
-          <w:lang w:val="en-US" w:eastAsia="zh-CN"/>
-        </w:rPr>
-      </w:pPr>
-      <w:r>
-        <w:rPr>
-          <w:rFonts w:hint="default"/>
-          <w:lang w:val="en-US" w:eastAsia="zh-CN"/>
-        </w:rPr>
-        <w:t>标准选择性状态空间块使用固定学习的参数进行状态转移，但实际风电数据表现出非平稳动态：稳定期后突然的阵风、季节性变化和日周期。我们引入LNN门控，根据当前时序上下文调制每个选择性SSM块的信息流。</w:t>
       </w:r>
     </w:p>
     <w:p>
@@ -2966,7 +3905,23 @@
           <w:rFonts w:hint="default"/>
           <w:lang w:val="en-US" w:eastAsia="zh-CN"/>
         </w:rPr>
-        <w:t>门控以轻量级GRU实现，具备输入依赖的时间常数调制特性：</w:t>
+        <w:t>标准选择性SSM块使用固定学习的参数进行状态转移，但实际风电数据表现出丰富的非平稳动态：稳定风期后突然的阵风事件、天气系统过境导致的风向突变、日内热力环流驱动的周期性变化以及季节性天气型切换。对于这些时间尺度各异、幅度差异悬殊的动态模式，固定的状态转移动力学显然不是最优的。</w:t>
+      </w:r>
+    </w:p>
+    <w:p>
+      <w:pPr>
+        <w:ind w:left="0" w:leftChars="0" w:firstLine="420" w:firstLineChars="0"/>
+        <w:rPr>
+          <w:rFonts w:hint="default"/>
+          <w:lang w:val="en-US" w:eastAsia="zh-CN"/>
+        </w:rPr>
+      </w:pPr>
+      <w:r>
+        <w:rPr>
+          <w:rFonts w:hint="default"/>
+          <w:lang w:val="en-US" w:eastAsia="zh-CN"/>
+        </w:rPr>
+        <w:t>我们引入LNN动态门控来解决这一问题。门控以轻量级GRU实现，具备输入依赖的时间常数调制特性：：</w:t>
       </w:r>
     </w:p>
     <w:p>
@@ -3602,28 +4557,103 @@
           <w:sz w:val="24"/>
           <w:lang w:val="en-US" w:eastAsia="zh-CN"/>
         </w:rPr>
-        <w:t>门控信号</w:t>
+        <w:t>门门控信号α^(t) ∈ (0,1)^d在每一时间步、每一特征通道上独立计算，允许细粒度的自适应调控。GRU的隐状态更新方程——包含更新门z_t和重置门r_t——在数学上等价于连续时间ODE的欧拉离散化：更新门z_t控制新信息注入隐状态的速率，其输入依赖特性自然地充当了"液态"时间常数τ(x)的角色。当输入快速变化时（如阵风开始，风速在短时间内急剧上升），GRU的重置门响应当前输入的突变，更新门迅速打开，产生较高的α值，允许更多信息流过SSM以快速追踪风况变化；在稳定期间（如夜间持续低风速），门控饱和到较低水平，抑制噪声在递归状态中的累积传播。</w:t>
+      </w:r>
+    </w:p>
+    <w:p>
+      <w:pPr>
+        <w:ind w:left="0" w:leftChars="0" w:firstLine="420" w:firstLineChars="0"/>
+        <w:rPr>
+          <w:rFonts w:hint="default" w:hAnsi="Cambria Math"/>
+          <w:i w:val="0"/>
+          <w:sz w:val="24"/>
+          <w:lang w:val="en-US" w:eastAsia="zh-CN"/>
+        </w:rPr>
+      </w:pPr>
+      <w:r>
+        <w:rPr>
+          <w:rFonts w:hint="default" w:hAnsi="Cambria Math"/>
+          <w:i w:val="0"/>
+          <w:sz w:val="24"/>
+          <w:lang w:val="en-US" w:eastAsia="zh-CN"/>
+        </w:rPr>
+        <w:t>关于GRU近似与完全连续时间ODE的权衡。我们采用基于GRU的离散门控实现，而非Hasani等人[13]的完全连续时间ODE公式（涉及显式ODE求解器迭代）。这一选择基于以下考量：（1）GRU的离散更新非常高效，仅需少量矩阵乘法和逐元素操作，几乎不增加训练时间；（2）离散门控天然适合与离散时间序列数据（每小时采样的风电功率）对接，无需处理连续-离散接口的数值误差；（3）完全连续时间LNN需要更长的训练稳定期和更精细的学习率调度，在小样本条件下这一额外负担可能是致命的。然而，GRU近似可能低估了完全LNN的自适应收益——连续时间ODE求解器理论上能够产生更平滑、更精确的时间常数动态。我们在§6.3中详细讨论了这一设计选择的含义。</w:t>
+      </w:r>
+    </w:p>
+    <w:p>
+      <w:pPr>
+        <w:ind w:left="0" w:leftChars="0" w:firstLine="420" w:firstLineChars="0"/>
+        <w:rPr>
+          <w:rFonts w:hint="default" w:hAnsi="Cambria Math"/>
+          <w:i w:val="0"/>
+          <w:sz w:val="24"/>
+          <w:lang w:val="en-US" w:eastAsia="zh-CN"/>
+        </w:rPr>
+      </w:pPr>
+      <w:r>
+        <w:rPr>
+          <w:rFonts w:hint="default" w:hAnsi="Cambria Math"/>
+          <w:i w:val="0"/>
+          <w:sz w:val="24"/>
+          <w:lang w:val="en-US" w:eastAsia="zh-CN"/>
+        </w:rPr>
+        <w:t>LNN门控的参数量极小：GRU隐状态维度为48，输出投影为48→64，总计约7K参数，仅占模型总参数量的1.7%。这意味着自适应的收益几乎是以零参数成本获得的。</w:t>
+      </w:r>
+    </w:p>
+    <w:p>
+      <w:pPr>
+        <w:pStyle w:val="3"/>
+        <w:numPr>
+          <w:ilvl w:val="1"/>
+          <w:numId w:val="1"/>
+        </w:numPr>
+        <w:bidi w:val="0"/>
+        <w:ind w:left="567" w:leftChars="0" w:hanging="567" w:firstLineChars="0"/>
+        <w:rPr>
+          <w:rFonts w:hint="default"/>
+          <w:lang w:val="en-US" w:eastAsia="zh-CN"/>
+        </w:rPr>
+      </w:pPr>
+      <w:r>
+        <w:rPr>
+          <w:rFonts w:hint="default"/>
+          <w:lang w:val="en-US" w:eastAsia="zh-CN"/>
+        </w:rPr>
+        <w:t>分位数解码器</w:t>
+      </w:r>
+    </w:p>
+    <w:p>
+      <w:pPr>
+        <w:rPr>
+          <w:rFonts w:hint="default"/>
+          <w:lang w:val="en-US" w:eastAsia="zh-CN"/>
+        </w:rPr>
+      </w:pPr>
+      <w:r>
+        <w:rPr>
+          <w:rFonts w:hint="default"/>
+          <w:lang w:val="en-US" w:eastAsia="zh-CN"/>
+        </w:rPr>
+        <w:t>最后一个选择性SSM块的最终隐藏状态</w:t>
       </w:r>
       <m:oMath>
-        <m:sSup>
-          <m:sSupPr>
+        <m:sSub>
+          <m:sSubPr>
             <m:ctrlPr>
               <w:rPr>
                 <w:rFonts w:hint="default" w:ascii="Cambria Math" w:hAnsi="Cambria Math"/>
                 <w:sz w:val="24"/>
               </w:rPr>
             </m:ctrlPr>
-          </m:sSupPr>
+          </m:sSubPr>
           <m:e>
             <m:r>
-              <m:rPr>
-                <m:sty m:val="bi"/>
-              </m:rPr>
+              <m:rPr/>
               <w:rPr>
                 <w:rFonts w:hint="default" w:ascii="Cambria Math" w:hAnsi="Cambria Math"/>
                 <w:sz w:val="24"/>
               </w:rPr>
-              <m:t>α</m:t>
+              <m:t>h</m:t>
             </m:r>
             <m:ctrlPr>
               <w:rPr>
@@ -3632,14 +4662,14 @@
               </w:rPr>
             </m:ctrlPr>
           </m:e>
-          <m:sup>
+          <m:sub>
             <m:r>
               <m:rPr/>
               <w:rPr>
                 <w:rFonts w:hint="default" w:ascii="Cambria Math" w:hAnsi="Cambria Math"/>
                 <w:sz w:val="24"/>
               </w:rPr>
-              <m:t>(t)</m:t>
+              <m:t>final</m:t>
             </m:r>
             <m:ctrlPr>
               <w:rPr>
@@ -3647,15 +4677,15 @@
                 <w:sz w:val="24"/>
               </w:rPr>
             </m:ctrlPr>
-          </m:sup>
-        </m:sSup>
+          </m:sub>
+        </m:sSub>
         <m:r>
           <m:rPr/>
           <w:rPr>
             <w:rFonts w:hint="default" w:ascii="Cambria Math" w:hAnsi="Cambria Math"/>
             <w:sz w:val="24"/>
           </w:rPr>
-          <m:t>∈(0,1</m:t>
+          <m:t>∈</m:t>
         </m:r>
         <m:sSup>
           <m:sSupPr>
@@ -3673,7 +4703,7 @@
                 <w:rFonts w:hint="default" w:ascii="Cambria Math" w:hAnsi="Cambria Math"/>
                 <w:sz w:val="24"/>
               </w:rPr>
-              <m:t>)</m:t>
+              <m:t>R</m:t>
             </m:r>
             <m:ctrlPr>
               <w:rPr>
@@ -3689,7 +4719,7 @@
                 <w:rFonts w:hint="default" w:ascii="Cambria Math" w:hAnsi="Cambria Math"/>
                 <w:sz w:val="24"/>
               </w:rPr>
-              <m:t>d</m:t>
+              <m:t>B×d</m:t>
             </m:r>
             <m:ctrlPr>
               <w:rPr>
@@ -3702,256 +4732,10 @@
       </m:oMath>
       <w:r>
         <w:rPr>
-          <w:rFonts w:hint="default" w:hAnsi="Cambria Math"/>
-          <w:i w:val="0"/>
-          <w:sz w:val="24"/>
-          <w:lang w:val="en-US" w:eastAsia="zh-CN"/>
-        </w:rPr>
-        <w:t>在每一时间步、每一特征通道上独立计算，允许细粒度的自适应调控。GRU的隐状态更新数学上等价于连续时间ODE的欧拉离散化——其更新门</w:t>
-      </w:r>
-      <m:oMath>
-        <m:sSub>
-          <m:sSubPr>
-            <m:ctrlPr>
-              <w:rPr>
-                <w:rFonts w:hint="default" w:ascii="Cambria Math" w:hAnsi="Cambria Math"/>
-                <w:sz w:val="24"/>
-              </w:rPr>
-            </m:ctrlPr>
-          </m:sSubPr>
-          <m:e>
-            <m:r>
-              <m:rPr>
-                <m:sty m:val="b"/>
-              </m:rPr>
-              <w:rPr>
-                <w:rFonts w:hint="default" w:ascii="Cambria Math" w:hAnsi="Cambria Math"/>
-                <w:sz w:val="24"/>
-              </w:rPr>
-              <m:t>z</m:t>
-            </m:r>
-            <m:ctrlPr>
-              <w:rPr>
-                <w:rFonts w:ascii="Cambria Math" w:hAnsi="Cambria Math"/>
-                <w:sz w:val="24"/>
-              </w:rPr>
-            </m:ctrlPr>
-          </m:e>
-          <m:sub>
-            <m:r>
-              <m:rPr/>
-              <w:rPr>
-                <w:rFonts w:hint="default" w:ascii="Cambria Math" w:hAnsi="Cambria Math"/>
-                <w:sz w:val="24"/>
-              </w:rPr>
-              <m:t>t</m:t>
-            </m:r>
-            <m:ctrlPr>
-              <w:rPr>
-                <w:rFonts w:ascii="Cambria Math" w:hAnsi="Cambria Math"/>
-                <w:sz w:val="24"/>
-              </w:rPr>
-            </m:ctrlPr>
-          </m:sub>
-        </m:sSub>
-      </m:oMath>
-      <w:r>
-        <w:rPr>
-          <w:rFonts w:hint="default" w:hAnsi="Cambria Math"/>
-          <w:i w:val="0"/>
-          <w:sz w:val="24"/>
-          <w:lang w:val="en-US" w:eastAsia="zh-CN"/>
-        </w:rPr>
-        <w:t>和重置门</w:t>
-      </w:r>
-      <m:oMath>
-        <m:sSub>
-          <m:sSubPr>
-            <m:ctrlPr>
-              <w:rPr>
-                <w:rFonts w:hint="default" w:ascii="Cambria Math" w:hAnsi="Cambria Math"/>
-                <w:sz w:val="24"/>
-              </w:rPr>
-            </m:ctrlPr>
-          </m:sSubPr>
-          <m:e>
-            <m:r>
-              <m:rPr>
-                <m:sty m:val="b"/>
-              </m:rPr>
-              <w:rPr>
-                <w:rFonts w:hint="default" w:ascii="Cambria Math" w:hAnsi="Cambria Math"/>
-                <w:sz w:val="24"/>
-              </w:rPr>
-              <m:t>r</m:t>
-            </m:r>
-            <m:ctrlPr>
-              <w:rPr>
-                <w:rFonts w:ascii="Cambria Math" w:hAnsi="Cambria Math"/>
-                <w:sz w:val="24"/>
-              </w:rPr>
-            </m:ctrlPr>
-          </m:e>
-          <m:sub>
-            <m:r>
-              <m:rPr/>
-              <w:rPr>
-                <w:rFonts w:hint="default" w:ascii="Cambria Math" w:hAnsi="Cambria Math"/>
-                <w:sz w:val="24"/>
-              </w:rPr>
-              <m:t>t</m:t>
-            </m:r>
-            <m:ctrlPr>
-              <w:rPr>
-                <w:rFonts w:ascii="Cambria Math" w:hAnsi="Cambria Math"/>
-                <w:sz w:val="24"/>
-              </w:rPr>
-            </m:ctrlPr>
-          </m:sub>
-        </m:sSub>
-      </m:oMath>
-      <w:r>
-        <w:rPr>
-          <w:rFonts w:hint="default" w:hAnsi="Cambria Math"/>
-          <w:i w:val="0"/>
-          <w:sz w:val="24"/>
-          <w:lang w:val="en-US" w:eastAsia="zh-CN"/>
-        </w:rPr>
-        <w:t xml:space="preserve">的联合作用提供了类似液态时间常数 </w:t>
-      </w:r>
-      <m:oMath>
-        <m:r>
-          <m:rPr/>
-          <w:rPr>
-            <w:rFonts w:hint="default" w:ascii="Cambria Math" w:hAnsi="Cambria Math"/>
-            <w:sz w:val="24"/>
-          </w:rPr>
-          <m:t>τ(</m:t>
-        </m:r>
-        <m:r>
-          <m:rPr>
-            <m:sty m:val="b"/>
-          </m:rPr>
-          <w:rPr>
-            <w:rFonts w:hint="default" w:ascii="Cambria Math" w:hAnsi="Cambria Math"/>
-            <w:sz w:val="24"/>
-          </w:rPr>
-          <m:t>x</m:t>
-        </m:r>
-        <m:r>
-          <m:rPr/>
-          <w:rPr>
-            <w:rFonts w:hint="default" w:ascii="Cambria Math" w:hAnsi="Cambria Math"/>
-            <w:sz w:val="24"/>
-          </w:rPr>
-          <m:t>)</m:t>
-        </m:r>
-      </m:oMath>
-      <w:r>
-        <w:rPr>
-          <w:rFonts w:hint="default" w:hAnsi="Cambria Math"/>
-          <w:i w:val="0"/>
-          <w:sz w:val="24"/>
-          <w:lang w:val="en-US" w:eastAsia="zh-CN"/>
-        </w:rPr>
-        <w:t xml:space="preserve">的输入依赖行为。当输入快速变化时（如阵风开始），更新门响应迅速，产生较高的 </w:t>
-      </w:r>
-      <m:oMath>
-        <m:r>
-          <m:rPr>
-            <m:sty m:val="bi"/>
-          </m:rPr>
-          <w:rPr>
-            <w:rFonts w:hint="default" w:ascii="Cambria Math" w:hAnsi="Cambria Math"/>
-            <w:sz w:val="24"/>
-          </w:rPr>
-          <m:t>α</m:t>
-        </m:r>
-      </m:oMath>
-      <w:r>
-        <w:rPr>
-          <w:rFonts w:hint="default" w:hAnsi="Cambria Math"/>
-          <w:i w:val="0"/>
-          <w:sz w:val="24"/>
-          <w:lang w:val="en-US" w:eastAsia="zh-CN"/>
-        </w:rPr>
-        <w:t xml:space="preserve"> 值，允许更多信息流过SSM；在稳定期间，门控饱和到较低水平，抑制噪声传播。</w:t>
-      </w:r>
-    </w:p>
-    <w:p>
-      <w:pPr>
-        <w:ind w:left="0" w:leftChars="0" w:firstLine="420" w:firstLineChars="0"/>
-        <w:rPr>
-          <w:rFonts w:hint="default" w:hAnsi="Cambria Math"/>
-          <w:i w:val="0"/>
-          <w:sz w:val="24"/>
-          <w:lang w:val="en-US" w:eastAsia="zh-CN"/>
-        </w:rPr>
-      </w:pPr>
-      <w:r>
-        <w:rPr>
-          <w:rFonts w:hint="default" w:hAnsi="Cambria Math"/>
-          <w:i w:val="0"/>
-          <w:sz w:val="24"/>
-          <w:lang w:val="en-US" w:eastAsia="zh-CN"/>
-        </w:rPr>
-        <w:t>注：我们采用基于GRU的LNN门控实现，而非Hasani等人[13]的完全连续时间ODE公式。这在保持核心"液态"自适应的同时，简化了实现并降低了计算开销。我们在</w:t>
-      </w:r>
-      <m:oMath>
-        <m:r>
-          <m:rPr/>
-          <w:rPr>
-            <w:rFonts w:hint="default" w:ascii="Cambria Math" w:hAnsi="Cambria Math"/>
-            <w:sz w:val="24"/>
-          </w:rPr>
-          <m:t>§6</m:t>
-        </m:r>
-      </m:oMath>
-      <w:r>
-        <w:rPr>
-          <w:rFonts w:hint="default" w:hAnsi="Cambria Math"/>
-          <w:i w:val="0"/>
-          <w:sz w:val="24"/>
-          <w:lang w:val="en-US" w:eastAsia="zh-CN"/>
-        </w:rPr>
-        <w:t>中讨论了这一设计选择的权衡。</w:t>
-      </w:r>
-    </w:p>
-    <w:p>
-      <w:pPr>
-        <w:pStyle w:val="4"/>
-        <w:numPr>
-          <w:ilvl w:val="2"/>
-          <w:numId w:val="1"/>
-        </w:numPr>
-        <w:bidi w:val="0"/>
-        <w:ind w:left="709" w:leftChars="0" w:hanging="709" w:firstLineChars="0"/>
-        <w:rPr>
-          <w:rFonts w:hint="default"/>
-          <w:lang w:val="en-US" w:eastAsia="zh-CN"/>
-        </w:rPr>
-      </w:pPr>
-      <w:r>
-        <w:rPr>
-          <w:rFonts w:hint="default"/>
-          <w:lang w:val="en-US" w:eastAsia="zh-CN"/>
-        </w:rPr>
-        <w:t>分位数解码器</w:t>
-      </w:r>
-    </w:p>
-    <w:p>
-      <w:pPr>
-        <w:rPr>
-          <w:rFonts w:hint="default"/>
-          <w:lang w:val="en-US" w:eastAsia="zh-CN"/>
-        </w:rPr>
-      </w:pPr>
-      <w:r>
-        <w:rPr>
-          <w:rFonts w:hint="default"/>
-          <w:lang w:val="en-US" w:eastAsia="zh-CN"/>
-        </w:rPr>
-        <w:t>最后一个选择性SSM块的最终隐藏状态通过两层解码器投影，同时输出所有99个分位数：</w:t>
+          <w:rFonts w:hint="default"/>
+          <w:lang w:val="en-US" w:eastAsia="zh-CN"/>
+        </w:rPr>
+        <w:t>（取序列最后时间步的输出）通过三层解码器同时投影出所有99个分位数：</w:t>
       </w:r>
     </w:p>
     <w:p>
@@ -4225,41 +5009,13 @@
         <w:t>其中</w:t>
       </w:r>
       <m:oMath>
-        <m:acc>
-          <m:accPr>
-            <m:ctrlPr>
-              <w:rPr>
-                <w:rFonts w:hint="default" w:ascii="Cambria Math" w:hAnsi="Cambria Math"/>
-                <w:sz w:val="24"/>
-              </w:rPr>
-            </m:ctrlPr>
-          </m:accPr>
-          <m:e>
-            <m:r>
-              <m:rPr>
-                <m:sty m:val="b"/>
-              </m:rPr>
-              <w:rPr>
-                <w:rFonts w:hint="default" w:ascii="Cambria Math" w:hAnsi="Cambria Math"/>
-                <w:sz w:val="24"/>
-              </w:rPr>
-              <m:t>Q</m:t>
-            </m:r>
-            <m:ctrlPr>
-              <w:rPr>
-                <w:rFonts w:ascii="Cambria Math" w:hAnsi="Cambria Math"/>
-                <w:sz w:val="24"/>
-              </w:rPr>
-            </m:ctrlPr>
-          </m:e>
-        </m:acc>
         <m:r>
           <m:rPr/>
           <w:rPr>
             <w:rFonts w:hint="default" w:ascii="Cambria Math" w:hAnsi="Cambria Math"/>
             <w:sz w:val="24"/>
           </w:rPr>
-          <m:t>∈</m:t>
+          <m:t>Ŵ∈</m:t>
         </m:r>
         <m:sSup>
           <m:sSupPr>
@@ -4272,14 +5028,12 @@
           </m:sSupPr>
           <m:e>
             <m:r>
-              <m:rPr>
-                <m:scr m:val="double-struck"/>
-              </m:rPr>
-              <w:rPr>
-                <w:rFonts w:hint="default" w:ascii="Cambria Math" w:hAnsi="Cambria Math" w:eastAsia="MS Mincho"/>
-                <w:sz w:val="24"/>
-              </w:rPr>
-              <m:t>ℝ</m:t>
+              <m:rPr/>
+              <w:rPr>
+                <w:rFonts w:hint="default" w:ascii="Cambria Math" w:hAnsi="Cambria Math"/>
+                <w:sz w:val="24"/>
+              </w:rPr>
+              <m:t>R</m:t>
             </m:r>
             <m:ctrlPr>
               <w:rPr>
@@ -4311,7 +5065,7 @@
           <w:rFonts w:hint="default"/>
           <w:lang w:val="en-US" w:eastAsia="zh-CN"/>
         </w:rPr>
-        <w:t>包含24个预测时步中每个时步和每个分位数水平</w:t>
+        <w:t>包含所有24个预测时步中每个时步和每个分位数水平</w:t>
       </w:r>
       <m:oMath>
         <m:r>
@@ -4320,7 +5074,7 @@
             <w:rFonts w:hint="default" w:ascii="Cambria Math" w:hAnsi="Cambria Math"/>
             <w:sz w:val="24"/>
           </w:rPr>
-          <m:t>τ∈{0.01,0.02,…,0.99}</m:t>
+          <m:t>τ∈0.01,0.02,…,0.99</m:t>
         </m:r>
       </m:oMath>
       <w:r>
@@ -4328,7 +5082,291 @@
           <w:rFonts w:hint="default"/>
           <w:lang w:val="en-US" w:eastAsia="zh-CN"/>
         </w:rPr>
-        <w:t>的预测分位数值。</w:t>
+        <w:t>的预测分位数值。解码器隐含层依次为d→2d→d→24×99，使用GELU激活以保持分位数输出的平滑连续性，两个Dropout层（rate=0.1）提供适度正则化。此外，GEFCom2012模型的输入功率变量采用instance-level的RevIN归一化（仅对功率目标变量做instance normalization，NWP特征保持经由StandardScaler的全局标准化），以处理不同时间段功率水平的分布漂移。</w:t>
+      </w:r>
+    </w:p>
+    <w:p>
+      <w:pPr>
+        <w:rPr>
+          <w:rFonts w:hint="default"/>
+          <w:lang w:val="en-US" w:eastAsia="zh-CN"/>
+        </w:rPr>
+      </w:pPr>
+      <w:r>
+        <w:rPr>
+          <w:rFonts w:hint="default"/>
+          <w:lang w:val="en-US" w:eastAsia="zh-CN"/>
+        </w:rPr>
+        <w:t>所有99个分位数通过同一个神经网络的单次前向传播联合输出。这一设计的优势在于：神经网络训练过程通过共享的隐层表示在相邻分位数之间施加了隐式平滑正则化，天然保证了分位数单调性——</w:t>
+      </w:r>
+      <m:oMath>
+        <m:sSub>
+          <m:sSubPr>
+            <m:ctrlPr>
+              <w:rPr>
+                <w:rFonts w:hint="default" w:ascii="Cambria Math" w:hAnsi="Cambria Math"/>
+                <w:sz w:val="24"/>
+              </w:rPr>
+            </m:ctrlPr>
+          </m:sSubPr>
+          <m:e>
+            <m:r>
+              <m:rPr/>
+              <w:rPr>
+                <w:rFonts w:hint="default" w:ascii="Cambria Math" w:hAnsi="Cambria Math"/>
+                <w:sz w:val="24"/>
+              </w:rPr>
+              <m:t>τ</m:t>
+            </m:r>
+            <m:ctrlPr>
+              <w:rPr>
+                <w:rFonts w:ascii="Cambria Math" w:hAnsi="Cambria Math"/>
+                <w:sz w:val="24"/>
+              </w:rPr>
+            </m:ctrlPr>
+          </m:e>
+          <m:sub>
+            <m:r>
+              <m:rPr/>
+              <w:rPr>
+                <w:rFonts w:hint="default" w:ascii="Cambria Math" w:hAnsi="Cambria Math"/>
+                <w:sz w:val="24"/>
+              </w:rPr>
+              <m:t>i</m:t>
+            </m:r>
+            <m:ctrlPr>
+              <w:rPr>
+                <w:rFonts w:ascii="Cambria Math" w:hAnsi="Cambria Math"/>
+                <w:sz w:val="24"/>
+              </w:rPr>
+            </m:ctrlPr>
+          </m:sub>
+        </m:sSub>
+        <m:r>
+          <m:rPr/>
+          <w:rPr>
+            <w:rFonts w:hint="default" w:ascii="Cambria Math" w:hAnsi="Cambria Math"/>
+            <w:sz w:val="24"/>
+          </w:rPr>
+          <m:t>&lt;</m:t>
+        </m:r>
+        <m:sSub>
+          <m:sSubPr>
+            <m:ctrlPr>
+              <w:rPr>
+                <w:rFonts w:hint="default" w:ascii="Cambria Math" w:hAnsi="Cambria Math"/>
+                <w:sz w:val="24"/>
+              </w:rPr>
+            </m:ctrlPr>
+          </m:sSubPr>
+          <m:e>
+            <m:r>
+              <m:rPr/>
+              <w:rPr>
+                <w:rFonts w:hint="default" w:ascii="Cambria Math" w:hAnsi="Cambria Math"/>
+                <w:sz w:val="24"/>
+              </w:rPr>
+              <m:t>τ</m:t>
+            </m:r>
+            <m:ctrlPr>
+              <w:rPr>
+                <w:rFonts w:ascii="Cambria Math" w:hAnsi="Cambria Math"/>
+                <w:sz w:val="24"/>
+              </w:rPr>
+            </m:ctrlPr>
+          </m:e>
+          <m:sub>
+            <m:r>
+              <m:rPr/>
+              <w:rPr>
+                <w:rFonts w:hint="default" w:ascii="Cambria Math" w:hAnsi="Cambria Math"/>
+                <w:sz w:val="24"/>
+              </w:rPr>
+              <m:t>j</m:t>
+            </m:r>
+            <m:ctrlPr>
+              <w:rPr>
+                <w:rFonts w:ascii="Cambria Math" w:hAnsi="Cambria Math"/>
+                <w:sz w:val="24"/>
+              </w:rPr>
+            </m:ctrlPr>
+          </m:sub>
+        </m:sSub>
+        <m:r>
+          <m:rPr/>
+          <w:rPr>
+            <w:rFonts w:hint="default" w:ascii="Cambria Math" w:hAnsi="Cambria Math"/>
+            <w:sz w:val="24"/>
+          </w:rPr>
+          <m:t>⇒</m:t>
+        </m:r>
+        <m:sSub>
+          <m:sSubPr>
+            <m:ctrlPr>
+              <w:rPr>
+                <w:rFonts w:hint="default" w:ascii="Cambria Math" w:hAnsi="Cambria Math"/>
+                <w:sz w:val="24"/>
+              </w:rPr>
+            </m:ctrlPr>
+          </m:sSubPr>
+          <m:e>
+            <m:r>
+              <m:rPr/>
+              <w:rPr>
+                <w:rFonts w:hint="default" w:ascii="Cambria Math" w:hAnsi="Cambria Math"/>
+                <w:sz w:val="24"/>
+              </w:rPr>
+              <m:t>Ŵ</m:t>
+            </m:r>
+            <m:ctrlPr>
+              <w:rPr>
+                <w:rFonts w:ascii="Cambria Math" w:hAnsi="Cambria Math"/>
+                <w:sz w:val="24"/>
+              </w:rPr>
+            </m:ctrlPr>
+          </m:e>
+          <m:sub>
+            <m:sSub>
+              <m:sSubPr>
+                <m:ctrlPr>
+                  <w:rPr>
+                    <w:rFonts w:hint="default" w:ascii="Cambria Math" w:hAnsi="Cambria Math"/>
+                    <w:sz w:val="24"/>
+                  </w:rPr>
+                </m:ctrlPr>
+              </m:sSubPr>
+              <m:e>
+                <m:r>
+                  <m:rPr/>
+                  <w:rPr>
+                    <w:rFonts w:hint="default" w:ascii="Cambria Math" w:hAnsi="Cambria Math"/>
+                    <w:sz w:val="24"/>
+                  </w:rPr>
+                  <m:t>τ</m:t>
+                </m:r>
+                <m:ctrlPr>
+                  <w:rPr>
+                    <w:rFonts w:ascii="Cambria Math" w:hAnsi="Cambria Math"/>
+                    <w:sz w:val="24"/>
+                  </w:rPr>
+                </m:ctrlPr>
+              </m:e>
+              <m:sub>
+                <m:r>
+                  <m:rPr/>
+                  <w:rPr>
+                    <w:rFonts w:hint="default" w:ascii="Cambria Math" w:hAnsi="Cambria Math"/>
+                    <w:sz w:val="24"/>
+                  </w:rPr>
+                  <m:t>i</m:t>
+                </m:r>
+                <m:ctrlPr>
+                  <w:rPr>
+                    <w:rFonts w:ascii="Cambria Math" w:hAnsi="Cambria Math"/>
+                    <w:sz w:val="24"/>
+                  </w:rPr>
+                </m:ctrlPr>
+              </m:sub>
+            </m:sSub>
+            <m:ctrlPr>
+              <w:rPr>
+                <w:rFonts w:hint="default" w:ascii="Cambria Math" w:hAnsi="Cambria Math"/>
+                <w:sz w:val="24"/>
+              </w:rPr>
+            </m:ctrlPr>
+          </m:sub>
+        </m:sSub>
+        <m:r>
+          <m:rPr/>
+          <w:rPr>
+            <w:rFonts w:hint="default" w:ascii="Cambria Math" w:hAnsi="Cambria Math"/>
+            <w:sz w:val="24"/>
+          </w:rPr>
+          <m:t>≤</m:t>
+        </m:r>
+        <m:sSub>
+          <m:sSubPr>
+            <m:ctrlPr>
+              <w:rPr>
+                <w:rFonts w:hint="default" w:ascii="Cambria Math" w:hAnsi="Cambria Math"/>
+                <w:sz w:val="24"/>
+              </w:rPr>
+            </m:ctrlPr>
+          </m:sSubPr>
+          <m:e>
+            <m:r>
+              <m:rPr/>
+              <w:rPr>
+                <w:rFonts w:hint="default" w:ascii="Cambria Math" w:hAnsi="Cambria Math"/>
+                <w:sz w:val="24"/>
+              </w:rPr>
+              <m:t>Ŵ</m:t>
+            </m:r>
+            <m:ctrlPr>
+              <w:rPr>
+                <w:rFonts w:hint="default" w:ascii="Cambria Math" w:hAnsi="Cambria Math"/>
+                <w:sz w:val="24"/>
+              </w:rPr>
+            </m:ctrlPr>
+          </m:e>
+          <m:sub>
+            <m:sSub>
+              <m:sSubPr>
+                <m:ctrlPr>
+                  <w:rPr>
+                    <w:rFonts w:hint="default" w:ascii="Cambria Math" w:hAnsi="Cambria Math"/>
+                    <w:sz w:val="24"/>
+                  </w:rPr>
+                </m:ctrlPr>
+              </m:sSubPr>
+              <m:e>
+                <m:r>
+                  <m:rPr/>
+                  <w:rPr>
+                    <w:rFonts w:hint="default" w:ascii="Cambria Math" w:hAnsi="Cambria Math"/>
+                    <w:sz w:val="24"/>
+                  </w:rPr>
+                  <m:t>τ</m:t>
+                </m:r>
+                <m:ctrlPr>
+                  <w:rPr>
+                    <w:rFonts w:ascii="Cambria Math" w:hAnsi="Cambria Math"/>
+                    <w:sz w:val="24"/>
+                  </w:rPr>
+                </m:ctrlPr>
+              </m:e>
+              <m:sub>
+                <m:r>
+                  <m:rPr/>
+                  <w:rPr>
+                    <w:rFonts w:hint="default" w:ascii="Cambria Math" w:hAnsi="Cambria Math"/>
+                    <w:sz w:val="24"/>
+                  </w:rPr>
+                  <m:t>j</m:t>
+                </m:r>
+                <m:ctrlPr>
+                  <w:rPr>
+                    <w:rFonts w:ascii="Cambria Math" w:hAnsi="Cambria Math"/>
+                    <w:sz w:val="24"/>
+                  </w:rPr>
+                </m:ctrlPr>
+              </m:sub>
+            </m:sSub>
+            <m:ctrlPr>
+              <w:rPr>
+                <w:rFonts w:hint="default" w:ascii="Cambria Math" w:hAnsi="Cambria Math"/>
+                <w:sz w:val="24"/>
+              </w:rPr>
+            </m:ctrlPr>
+          </m:sub>
+        </m:sSub>
+      </m:oMath>
+      <w:r>
+        <w:rPr>
+          <w:rFonts w:hint="default"/>
+          <w:lang w:val="en-US" w:eastAsia="zh-CN"/>
+        </w:rPr>
+        <w:t>在绝大多数情况下成立。QRF则对每个分位数水平独立训练回归树，常出现分位数交叉，即低分位数的预测值超过高分位数的预测值，导致预测区间退化[6]，需要额外的保序回归后处理来修复。</w:t>
       </w:r>
     </w:p>
     <w:p>
@@ -4365,7 +5403,112 @@
           <w:rFonts w:hint="default"/>
           <w:lang w:val="en-US" w:eastAsia="zh-CN"/>
         </w:rPr>
-        <w:t>模型以ECMWF数值天气预报（NWP）数据作为输入，NWP数据提供了连接大气条件与风电出力的物理基础。对于GEFCom2012，我们使用每个风电场位置的预报风矢量（U, V），每12小时发布一次，提前期+1到+48小时。我们在五个预报提前期（1h, 3h, 6h, 12h, 24h）提取特征，每个提供四个变量（U, V, 风速, 风向），共产生20个NWP特征。对于GEFCom2014，我们使用10m和100m高度的ECMWF U/V，辅以推导的风速、风向（正弦/余弦编码）和风切变（WS100/WS10比值）。循环时间特征（以正弦/余弦对编码的小时和月份）用于捕获日变化和季节模式。</w:t>
+        <w:t>模型以ECMWF数值天气预报（NWP）数据作为输入。NWP数据提供了连接大气物理条件与风电出力的物理基础——风电场功率本质上由大气边界层的风速和风向决定，而ECMWF的物理模型能够提前48小时预报这些变量。</w:t>
+      </w:r>
+    </w:p>
+    <w:p>
+      <w:pPr>
+        <w:rPr>
+          <w:rFonts w:hint="default"/>
+          <w:lang w:val="en-US" w:eastAsia="zh-CN"/>
+        </w:rPr>
+      </w:pPr>
+      <w:r>
+        <w:rPr>
+          <w:rFonts w:hint="default"/>
+          <w:lang w:val="en-US" w:eastAsia="zh-CN"/>
+        </w:rPr>
+        <w:t xml:space="preserve"> GEFCom2012竞赛为每个风电场位置提供了ECMWF预报风矢量（U, V分量），每12小时发布一次（00UTC和12UTC），提前期为+1到+48小时。我们在五个预报提前期（1h, 3h, 6h, 12h, 24h）提取特征，每个提前期提供四个变量（U, V, 风速=√(U²+V²), 风向），共产生20个NWP特征。选择这五个提前期的理由是：它们分别对应超短期（1h, 3h）、短期（6h）和中期（12h, 24h）预测的关键时间节点，覆盖了NWP预报信息衰减的主要时间尺度。</w:t>
+      </w:r>
+    </w:p>
+    <w:p>
+      <w:pPr>
+        <w:rPr>
+          <w:rFonts w:hint="default"/>
+          <w:lang w:val="en-US" w:eastAsia="zh-CN"/>
+        </w:rPr>
+      </w:pPr>
+      <w:r>
+        <w:rPr>
+          <w:rFonts w:hint="default"/>
+          <w:lang w:val="en-US" w:eastAsia="zh-CN"/>
+        </w:rPr>
+        <w:t>GEFCom2014提供了目标时刻ECMWF分析场的10m和100m高度U/V风分量。从这些原始变量出发，我们推导了以下特征（共10个气象变量）：</w:t>
+      </w:r>
+    </w:p>
+    <w:p>
+      <w:pPr>
+        <w:rPr>
+          <w:rFonts w:hint="default"/>
+          <w:lang w:val="en-US" w:eastAsia="zh-CN"/>
+        </w:rPr>
+      </w:pPr>
+      <w:r>
+        <w:rPr>
+          <w:rFonts w:hint="default"/>
+          <w:lang w:val="en-US" w:eastAsia="zh-CN"/>
+        </w:rPr>
+        <w:t>风速：WS10 = √(U10²+V10²)，WS100 = √(U100²+V100²)，分别表征近地层和低空急流层的风能资源；</w:t>
+      </w:r>
+    </w:p>
+    <w:p>
+      <w:pPr>
+        <w:rPr>
+          <w:rFonts w:hint="default"/>
+          <w:lang w:val="en-US" w:eastAsia="zh-CN"/>
+        </w:rPr>
+      </w:pPr>
+      <w:r>
+        <w:rPr>
+          <w:rFonts w:hint="default"/>
+          <w:lang w:val="en-US" w:eastAsia="zh-CN"/>
+        </w:rPr>
+        <w:t>风向：WD10 = atan2(U10, V10)，WD100 = atan2(U100, V100)，以弧度表示；</w:t>
+      </w:r>
+    </w:p>
+    <w:p>
+      <w:pPr>
+        <w:rPr>
+          <w:rFonts w:hint="default"/>
+          <w:lang w:val="en-US" w:eastAsia="zh-CN"/>
+        </w:rPr>
+      </w:pPr>
+      <w:r>
+        <w:rPr>
+          <w:rFonts w:hint="default"/>
+          <w:lang w:val="en-US" w:eastAsia="zh-CN"/>
+        </w:rPr>
+        <w:t>风切变：SHEAR = WS100/WS10，反映大气垂直稳定度——高切变通常伴随湍流混合增强，影响功率输出的波动性；</w:t>
+      </w:r>
+    </w:p>
+    <w:p>
+      <w:pPr>
+        <w:rPr>
+          <w:rFonts w:hint="default"/>
+          <w:lang w:val="en-US" w:eastAsia="zh-CN"/>
+        </w:rPr>
+      </w:pPr>
+      <w:r>
+        <w:rPr>
+          <w:rFonts w:hint="default"/>
+          <w:lang w:val="en-US" w:eastAsia="zh-CN"/>
+        </w:rPr>
+        <w:t>风向转变：VEER = sin(WD100 − WD10)，量化风向随高度的变化。</w:t>
+      </w:r>
+    </w:p>
+    <w:p>
+      <w:pPr>
+        <w:rPr>
+          <w:rFonts w:hint="default"/>
+          <w:lang w:val="en-US" w:eastAsia="zh-CN"/>
+        </w:rPr>
+      </w:pPr>
+      <w:r>
+        <w:rPr>
+          <w:rFonts w:hint="default"/>
+          <w:lang w:val="en-US" w:eastAsia="zh-CN"/>
+        </w:rPr>
+        <w:t>循环时间特征。两类数据集均附加了以正弦/余弦对编码的循环时间特征（小时-正弦、小时-余弦、月份-正弦、月份-余弦），用于捕获日内小时级周期模式和季节性年周期模式。正弦/余弦编码保证12月和1月、23时和0时在特征空间中的连续性。</w:t>
       </w:r>
     </w:p>
     <w:p>
@@ -4710,68 +5853,6 @@
               </m:ctrlPr>
             </m:sup>
             <m:e>
-              <m:func>
-                <m:funcPr>
-                  <m:ctrlPr>
-                    <w:rPr>
-                      <w:rFonts w:hint="default" w:ascii="Cambria Math" w:hAnsi="Cambria Math"/>
-                      <w:sz w:val="24"/>
-                    </w:rPr>
-                  </m:ctrlPr>
-                </m:funcPr>
-                <m:fName>
-                  <m:limLow>
-                    <m:limLowPr>
-                      <m:ctrlPr>
-                        <w:rPr>
-                          <w:rFonts w:hint="default" w:ascii="Cambria Math" w:hAnsi="Cambria Math"/>
-                          <w:sz w:val="24"/>
-                        </w:rPr>
-                      </m:ctrlPr>
-                    </m:limLowPr>
-                    <m:e>
-                      <m:r>
-                        <m:rPr>
-                          <m:sty m:val="p"/>
-                        </m:rPr>
-                        <w:rPr>
-                          <w:rFonts w:hint="default" w:ascii="Cambria Math" w:hAnsi="Cambria Math"/>
-                          <w:sz w:val="24"/>
-                        </w:rPr>
-                        <m:t>max</m:t>
-                      </m:r>
-                      <m:ctrlPr>
-                        <w:rPr>
-                          <w:rFonts w:ascii="Cambria Math" w:hAnsi="Cambria Math"/>
-                          <w:sz w:val="24"/>
-                        </w:rPr>
-                      </m:ctrlPr>
-                    </m:e>
-                    <m:lim>
-                      <m:ctrlPr>
-                        <w:rPr>
-                          <w:rFonts w:ascii="Cambria Math" w:hAnsi="Cambria Math"/>
-                          <w:sz w:val="24"/>
-                        </w:rPr>
-                      </m:ctrlPr>
-                    </m:lim>
-                  </m:limLow>
-                  <m:ctrlPr>
-                    <w:rPr>
-                      <w:rFonts w:hint="default" w:ascii="Cambria Math" w:hAnsi="Cambria Math"/>
-                      <w:sz w:val="24"/>
-                    </w:rPr>
-                  </m:ctrlPr>
-                </m:fName>
-                <m:e>
-                  <m:ctrlPr>
-                    <w:rPr>
-                      <w:rFonts w:hint="default" w:ascii="Cambria Math" w:hAnsi="Cambria Math"/>
-                      <w:sz w:val="24"/>
-                    </w:rPr>
-                  </m:ctrlPr>
-                </m:e>
-              </m:func>
               <m:ctrlPr>
                 <w:rPr>
                   <w:rFonts w:hint="default" w:ascii="Cambria Math" w:hAnsi="Cambria Math"/>
@@ -5805,7 +6886,21 @@
           <w:rFonts w:hint="default"/>
           <w:lang w:val="en-US" w:eastAsia="zh-CN"/>
         </w:rPr>
-        <w:t>我们在三个逐渐增加的数据规模上评估LNMamba：</w:t>
+        <w:t>我们在三个逐渐增加的数据规模上评估</w:t>
+      </w:r>
+      <w:r>
+        <w:rPr>
+          <w:rFonts w:hint="eastAsia"/>
+          <w:lang w:val="en-US" w:eastAsia="zh-CN"/>
+        </w:rPr>
+        <w:t>LGSSM</w:t>
+      </w:r>
+      <w:r>
+        <w:rPr>
+          <w:rFonts w:hint="default"/>
+          <w:lang w:val="en-US" w:eastAsia="zh-CN"/>
+        </w:rPr>
+        <w:t>：</w:t>
       </w:r>
     </w:p>
     <w:p>
@@ -6054,7 +7149,7 @@
           <w:rFonts w:hint="default"/>
           <w:lang w:val="en-US" w:eastAsia="zh-CN"/>
         </w:rPr>
-        <w:t>OTA对比：QRF基线[5]使用30棵树、9个关键分位数水平和4个关键时步，中间分位数通过线性插值获得。</w:t>
+        <w:t>OTA对比：在GEFCom2014 Zone 1上与11个基准模型（Persistence、Crossformer、PatchTST、TimeMixer、iTransformer、TimesNet、TSMixer、DLinear、TiDE、ModernTCN、GRU）进行对比，所有模型使用完全相同的训练/验证/测试划分（stride=4，168h→24h）；在GEFCom2012上与QRF基线和持久性基线对比。</w:t>
       </w:r>
     </w:p>
     <w:p>
@@ -6104,6 +7199,7 @@
     <w:p>
       <w:pPr>
         <w:pStyle w:val="6"/>
+        <w:jc w:val="center"/>
         <w:rPr>
           <w:rFonts w:hint="eastAsia" w:eastAsia="宋体"/>
           <w:lang w:eastAsia="zh-CN"/>
@@ -6629,21 +7725,307 @@
           </w:p>
         </w:tc>
       </w:tr>
+      <w:tr>
+        <w:tblPrEx>
+          <w:tblBorders>
+            <w:top w:val="single" w:color="auto" w:sz="4" w:space="0"/>
+            <w:left w:val="single" w:color="auto" w:sz="4" w:space="0"/>
+            <w:bottom w:val="single" w:color="auto" w:sz="4" w:space="0"/>
+            <w:right w:val="single" w:color="auto" w:sz="4" w:space="0"/>
+            <w:insideH w:val="single" w:color="auto" w:sz="4" w:space="0"/>
+            <w:insideV w:val="single" w:color="auto" w:sz="4" w:space="0"/>
+          </w:tblBorders>
+          <w:tblCellMar>
+            <w:top w:w="0" w:type="dxa"/>
+            <w:left w:w="108" w:type="dxa"/>
+            <w:bottom w:w="0" w:type="dxa"/>
+            <w:right w:w="108" w:type="dxa"/>
+          </w:tblCellMar>
+        </w:tblPrEx>
+        <w:tc>
+          <w:tcPr>
+            <w:tcW w:w="4264" w:type="dxa"/>
+            <w:vAlign w:val="center"/>
+          </w:tcPr>
+          <w:p>
+            <w:pPr>
+              <w:bidi w:val="0"/>
+              <w:ind w:left="0" w:leftChars="0" w:firstLine="0" w:firstLineChars="0"/>
+              <w:jc w:val="center"/>
+              <w:rPr>
+                <w:rFonts w:hint="eastAsia"/>
+                <w:lang w:val="en-US" w:eastAsia="zh-CN"/>
+              </w:rPr>
+            </w:pPr>
+            <w:r>
+              <w:rPr>
+                <w:rFonts w:hint="eastAsia"/>
+                <w:lang w:val="en-US" w:eastAsia="zh-CN"/>
+              </w:rPr>
+              <w:t xml:space="preserve"> RMSE</w:t>
+            </w:r>
+          </w:p>
+        </w:tc>
+        <w:tc>
+          <w:tcPr>
+            <w:tcW w:w="4264" w:type="dxa"/>
+            <w:vAlign w:val="center"/>
+          </w:tcPr>
+          <w:p>
+            <w:pPr>
+              <w:bidi w:val="0"/>
+              <w:ind w:left="0" w:leftChars="0" w:firstLine="0" w:firstLineChars="0"/>
+              <w:jc w:val="center"/>
+              <w:rPr>
+                <w:rFonts w:hint="default"/>
+                <w:lang w:val="en-US" w:eastAsia="zh-CN"/>
+              </w:rPr>
+            </w:pPr>
+            <w:r>
+              <w:rPr>
+                <w:rFonts w:hint="eastAsia"/>
+                <w:lang w:val="en-US" w:eastAsia="zh-CN"/>
+              </w:rPr>
+              <w:t>0.2799</w:t>
+            </w:r>
+          </w:p>
+        </w:tc>
+      </w:tr>
+      <w:tr>
+        <w:tblPrEx>
+          <w:tblBorders>
+            <w:top w:val="single" w:color="auto" w:sz="4" w:space="0"/>
+            <w:left w:val="single" w:color="auto" w:sz="4" w:space="0"/>
+            <w:bottom w:val="single" w:color="auto" w:sz="4" w:space="0"/>
+            <w:right w:val="single" w:color="auto" w:sz="4" w:space="0"/>
+            <w:insideH w:val="single" w:color="auto" w:sz="4" w:space="0"/>
+            <w:insideV w:val="single" w:color="auto" w:sz="4" w:space="0"/>
+          </w:tblBorders>
+          <w:tblCellMar>
+            <w:top w:w="0" w:type="dxa"/>
+            <w:left w:w="108" w:type="dxa"/>
+            <w:bottom w:w="0" w:type="dxa"/>
+            <w:right w:w="108" w:type="dxa"/>
+          </w:tblCellMar>
+        </w:tblPrEx>
+        <w:tc>
+          <w:tcPr>
+            <w:tcW w:w="4264" w:type="dxa"/>
+            <w:vAlign w:val="center"/>
+          </w:tcPr>
+          <w:p>
+            <w:pPr>
+              <w:bidi w:val="0"/>
+              <w:ind w:left="0" w:leftChars="0" w:firstLine="0" w:firstLineChars="0"/>
+              <w:jc w:val="center"/>
+              <w:rPr>
+                <w:rFonts w:hint="default"/>
+                <w:lang w:val="en-US" w:eastAsia="zh-CN"/>
+              </w:rPr>
+            </w:pPr>
+            <w:r>
+              <w:rPr>
+                <w:rFonts w:hint="eastAsia"/>
+                <w:lang w:val="en-US" w:eastAsia="zh-CN"/>
+              </w:rPr>
+              <w:t>MAE</w:t>
+            </w:r>
+          </w:p>
+        </w:tc>
+        <w:tc>
+          <w:tcPr>
+            <w:tcW w:w="4264" w:type="dxa"/>
+            <w:vAlign w:val="center"/>
+          </w:tcPr>
+          <w:p>
+            <w:pPr>
+              <w:bidi w:val="0"/>
+              <w:ind w:left="0" w:leftChars="0" w:firstLine="0" w:firstLineChars="0"/>
+              <w:jc w:val="center"/>
+              <w:rPr>
+                <w:rFonts w:hint="default"/>
+                <w:lang w:val="en-US" w:eastAsia="zh-CN"/>
+              </w:rPr>
+            </w:pPr>
+            <w:r>
+              <w:rPr>
+                <w:rFonts w:hint="eastAsia"/>
+                <w:lang w:val="en-US" w:eastAsia="zh-CN"/>
+              </w:rPr>
+              <w:t>0.2094</w:t>
+            </w:r>
+          </w:p>
+        </w:tc>
+      </w:tr>
+      <w:tr>
+        <w:tblPrEx>
+          <w:tblBorders>
+            <w:top w:val="single" w:color="auto" w:sz="4" w:space="0"/>
+            <w:left w:val="single" w:color="auto" w:sz="4" w:space="0"/>
+            <w:bottom w:val="single" w:color="auto" w:sz="4" w:space="0"/>
+            <w:right w:val="single" w:color="auto" w:sz="4" w:space="0"/>
+            <w:insideH w:val="single" w:color="auto" w:sz="4" w:space="0"/>
+            <w:insideV w:val="single" w:color="auto" w:sz="4" w:space="0"/>
+          </w:tblBorders>
+          <w:tblCellMar>
+            <w:top w:w="0" w:type="dxa"/>
+            <w:left w:w="108" w:type="dxa"/>
+            <w:bottom w:w="0" w:type="dxa"/>
+            <w:right w:w="108" w:type="dxa"/>
+          </w:tblCellMar>
+        </w:tblPrEx>
+        <w:tc>
+          <w:tcPr>
+            <w:tcW w:w="4264" w:type="dxa"/>
+            <w:vAlign w:val="center"/>
+          </w:tcPr>
+          <w:p>
+            <w:pPr>
+              <w:bidi w:val="0"/>
+              <w:ind w:left="0" w:leftChars="0" w:firstLine="0" w:firstLineChars="0"/>
+              <w:jc w:val="center"/>
+              <w:rPr>
+                <w:rFonts w:hint="default"/>
+                <w:lang w:val="en-US" w:eastAsia="zh-CN"/>
+              </w:rPr>
+            </w:pPr>
+            <w:r>
+              <w:rPr>
+                <w:rFonts w:hint="eastAsia"/>
+                <w:lang w:val="en-US" w:eastAsia="zh-CN"/>
+              </w:rPr>
+              <w:t>R²(+1h)</w:t>
+            </w:r>
+          </w:p>
+        </w:tc>
+        <w:tc>
+          <w:tcPr>
+            <w:tcW w:w="4264" w:type="dxa"/>
+            <w:vAlign w:val="center"/>
+          </w:tcPr>
+          <w:p>
+            <w:pPr>
+              <w:bidi w:val="0"/>
+              <w:ind w:left="0" w:leftChars="0" w:firstLine="0" w:firstLineChars="0"/>
+              <w:jc w:val="center"/>
+              <w:rPr>
+                <w:rFonts w:hint="default"/>
+                <w:lang w:val="en-US" w:eastAsia="zh-CN"/>
+              </w:rPr>
+            </w:pPr>
+            <w:r>
+              <w:rPr>
+                <w:rFonts w:hint="eastAsia"/>
+                <w:lang w:val="en-US" w:eastAsia="zh-CN"/>
+              </w:rPr>
+              <w:t>0.60</w:t>
+            </w:r>
+          </w:p>
+        </w:tc>
+      </w:tr>
+      <w:tr>
+        <w:tblPrEx>
+          <w:tblBorders>
+            <w:top w:val="single" w:color="auto" w:sz="4" w:space="0"/>
+            <w:left w:val="single" w:color="auto" w:sz="4" w:space="0"/>
+            <w:bottom w:val="single" w:color="auto" w:sz="4" w:space="0"/>
+            <w:right w:val="single" w:color="auto" w:sz="4" w:space="0"/>
+            <w:insideH w:val="single" w:color="auto" w:sz="4" w:space="0"/>
+            <w:insideV w:val="single" w:color="auto" w:sz="4" w:space="0"/>
+          </w:tblBorders>
+          <w:tblCellMar>
+            <w:top w:w="0" w:type="dxa"/>
+            <w:left w:w="108" w:type="dxa"/>
+            <w:bottom w:w="0" w:type="dxa"/>
+            <w:right w:w="108" w:type="dxa"/>
+          </w:tblCellMar>
+        </w:tblPrEx>
+        <w:tc>
+          <w:tcPr>
+            <w:tcW w:w="4264" w:type="dxa"/>
+            <w:vAlign w:val="center"/>
+          </w:tcPr>
+          <w:p>
+            <w:pPr>
+              <w:bidi w:val="0"/>
+              <w:ind w:left="0" w:leftChars="0" w:firstLine="0" w:firstLineChars="0"/>
+              <w:jc w:val="center"/>
+              <w:rPr>
+                <w:rFonts w:hint="default"/>
+                <w:lang w:val="en-US" w:eastAsia="zh-CN"/>
+              </w:rPr>
+            </w:pPr>
+            <w:r>
+              <w:rPr>
+                <w:rFonts w:hint="eastAsia"/>
+                <w:lang w:val="en-US" w:eastAsia="zh-CN"/>
+              </w:rPr>
+              <w:t>R²(+24h)</w:t>
+            </w:r>
+          </w:p>
+        </w:tc>
+        <w:tc>
+          <w:tcPr>
+            <w:tcW w:w="4264" w:type="dxa"/>
+            <w:vAlign w:val="center"/>
+          </w:tcPr>
+          <w:p>
+            <w:pPr>
+              <w:bidi w:val="0"/>
+              <w:ind w:left="0" w:leftChars="0" w:firstLine="0" w:firstLineChars="0"/>
+              <w:jc w:val="center"/>
+              <w:rPr>
+                <w:rFonts w:hint="default"/>
+                <w:lang w:val="en-US" w:eastAsia="zh-CN"/>
+              </w:rPr>
+            </w:pPr>
+            <w:r>
+              <w:rPr>
+                <w:rFonts w:hint="eastAsia"/>
+                <w:lang w:val="en-US" w:eastAsia="zh-CN"/>
+              </w:rPr>
+              <w:t>-0.38</w:t>
+            </w:r>
+          </w:p>
+        </w:tc>
+      </w:tr>
     </w:tbl>
     <w:p>
       <w:pPr>
-        <w:pStyle w:val="22"/>
-        <w:numPr>
-          <w:ilvl w:val="0"/>
-          <w:numId w:val="0"/>
-        </w:numPr>
         <w:bidi w:val="0"/>
-        <w:ind w:leftChars="0"/>
         <w:rPr>
           <w:rFonts w:hint="default"/>
           <w:lang w:val="en-US" w:eastAsia="zh-CN"/>
         </w:rPr>
       </w:pPr>
+      <w:r>
+        <w:rPr>
+          <w:rFonts w:hint="eastAsia"/>
+          <w:lang w:val="en-US" w:eastAsia="zh-CN"/>
+        </w:rPr>
+        <w:t>LGSSM</w:t>
+      </w:r>
+      <w:r>
+        <w:rPr>
+          <w:rFonts w:hint="default"/>
+          <w:lang w:val="en-US" w:eastAsia="zh-CN"/>
+        </w:rPr>
+        <w:t>在测试集上实现了0.0806的pinball loss，比持久性基线（0.1192）提升32.4%，比QRF（0.1003）提升19.7%。QRF虽然RMSE略优（0.264 vs 0.280），但其分位数预测因独立估计导致的交叉问题而产生退化区间（见§4.3），</w:t>
+      </w:r>
+      <w:r>
+        <w:rPr>
+          <w:rFonts w:hint="eastAsia"/>
+          <w:lang w:val="en-US" w:eastAsia="zh-CN"/>
+        </w:rPr>
+        <w:t>LGSSM</w:t>
+      </w:r>
+      <w:r>
+        <w:rPr>
+          <w:rFonts w:hint="default"/>
+          <w:lang w:val="en-US" w:eastAsia="zh-CN"/>
+        </w:rPr>
+        <w:t>的联合分位数输出则天然避免了这一问题。点预测采用中位数（第50个分位数），在运营关键时步+1h表现出色（R² = 0.60），模型在超短期预测中具有实用价值。</w:t>
+      </w:r>
     </w:p>
     <w:p>
       <w:pPr>
@@ -7869,9 +9251,9 @@
             <w:r>
               <w:rPr>
                 <w:rFonts w:hint="eastAsia"/>
-                <w:lang w:eastAsia="zh-CN"/>
-              </w:rPr>
-              <w:t>LNMamba</w:t>
+                <w:lang w:val="en-US" w:eastAsia="zh-CN"/>
+              </w:rPr>
+              <w:t>LGSSM</w:t>
             </w:r>
           </w:p>
         </w:tc>
@@ -8580,7 +9962,16 @@
           <w:rFonts w:hint="eastAsia"/>
           <w:lang w:val="en-US" w:eastAsia="zh-CN"/>
         </w:rPr>
-        <w:t>LNMamba 在两个数据集上均一致地超越所有对比方法。在 GEFCom2014 Zone 1 上，LNMamba（Pinball 0.2069）比最强深度基线GRU（0.2161）提升4.3%，比时序专门模型 DLinear（0.2227）提升7.1%，比最新的 iTransformer（0.2414）提升14.3%。在 GEFCom2012 Farm 1 上，LNMamba（0.0806）比 QRF 提升19.7%，比持久性提升32.4%。值得注意的是，传统机器学习方法 GRU 和 QRF 在多个数据集上均表现稳健，而多数专门设计的时序Transformer架构在该数据规模下未能展现优势。</w:t>
+        <w:t>LGSSM在两个数据集上均一致地超越所有对比方法。在 GEFCom2014 Zone 1 上，LGSSM（Pinball 0.2069）比最强深度基线GRU（0.2161）提升4.3%，比时序专门模型 DLinear（0.2227）提升7.1%，比最新的 iTransformer（0.2414）提升14.3%。在 GEFCom2012 Farm 1 上，LGSSM（0.0806）比 QRF 提升19.7%，比持久性提升32.4%。值得关注的是对照模型中表现排序的含义。第一，经典GRU（0.2161）仅次于LNMamba，超过所有Transformer变体和专用时序架构，验证了在小样本时序预测中，简单的循环网络往往比复杂注意力机制更有效。第二，专门设计的时序Transformer架构（Crossformer、PatchTST、iTransformer、TimesNet）在该数据规模下均未展现优势，部分模型甚至不如简单的线性基线DLinear，这与Zeng等人[20]的发现一致：Transformer在时序预测中的有效性依赖于充足的数据量，GEFCom2014的单站点配置远未达到这一阈值。第三，时间序列分解方法TimeMixer（0.2704）表现异</w:t>
+      </w:r>
+      <w:bookmarkStart w:id="2" w:name="_GoBack"/>
+      <w:bookmarkEnd w:id="2"/>
+      <w:r>
+        <w:rPr>
+          <w:rFonts w:hint="eastAsia"/>
+          <w:lang w:val="en-US" w:eastAsia="zh-CN"/>
+        </w:rPr>
+        <w:t>常，仅次于持久性基线，其多尺度混合策略在3500个样本量下可能遭受严重的过拟合。这些结果表明在该数据规模下，模型的简约性和样本效率比架构的复杂度更重要，这也解释了为什么树集成方法在过去竞赛中占据主导。</w:t>
       </w:r>
     </w:p>
     <w:p>
@@ -8608,10 +9999,10 @@
     <w:p>
       <w:pPr>
         <w:numPr>
+          <w:ilvl w:val="0"/>
           <w:numId w:val="0"/>
         </w:numPr>
         <w:bidi w:val="0"/>
-        <w:ind w:leftChars="200"/>
         <w:jc w:val="center"/>
         <w:rPr>
           <w:rFonts w:hint="eastAsia"/>
@@ -8619,6 +10010,45 @@
         </w:rPr>
       </w:pPr>
       <w:r>
+        <w:drawing>
+          <wp:inline distT="0" distB="0" distL="114300" distR="114300">
+            <wp:extent cx="5273675" cy="2684780"/>
+            <wp:effectExtent l="0" t="0" r="9525" b="7620"/>
+            <wp:docPr id="4" name="图片 4" descr="fig4_prediction_intervals"/>
+            <wp:cNvGraphicFramePr>
+              <a:graphicFrameLocks xmlns:a="http://schemas.openxmlformats.org/drawingml/2006/main" noChangeAspect="1"/>
+            </wp:cNvGraphicFramePr>
+            <a:graphic xmlns:a="http://schemas.openxmlformats.org/drawingml/2006/main">
+              <a:graphicData uri="http://schemas.openxmlformats.org/drawingml/2006/picture">
+                <pic:pic xmlns:pic="http://schemas.openxmlformats.org/drawingml/2006/picture">
+                  <pic:nvPicPr>
+                    <pic:cNvPr id="4" name="图片 4" descr="fig4_prediction_intervals"/>
+                    <pic:cNvPicPr>
+                      <a:picLocks noChangeAspect="1"/>
+                    </pic:cNvPicPr>
+                  </pic:nvPicPr>
+                  <pic:blipFill>
+                    <a:blip r:embed="rId12"/>
+                    <a:stretch>
+                      <a:fillRect/>
+                    </a:stretch>
+                  </pic:blipFill>
+                  <pic:spPr>
+                    <a:xfrm>
+                      <a:off x="0" y="0"/>
+                      <a:ext cx="5273675" cy="2684780"/>
+                    </a:xfrm>
+                    <a:prstGeom prst="rect">
+                      <a:avLst/>
+                    </a:prstGeom>
+                  </pic:spPr>
+                </pic:pic>
+              </a:graphicData>
+            </a:graphic>
+          </wp:inline>
+        </w:drawing>
+      </w:r>
+      <w:r>
         <w:t xml:space="preserve">表 </w:t>
       </w:r>
       <w:r>
@@ -8642,6 +10072,756 @@
           <w:lang w:eastAsia="zh-CN"/>
         </w:rPr>
         <w:t xml:space="preserve"> 三个置信水平下的PICP和PINAW评估</w:t>
+      </w:r>
+    </w:p>
+    <w:tbl>
+      <w:tblPr>
+        <w:tblStyle w:val="15"/>
+        <w:tblW w:w="0" w:type="auto"/>
+        <w:tblInd w:w="0" w:type="dxa"/>
+        <w:tblBorders>
+          <w:top w:val="single" w:color="auto" w:sz="4" w:space="0"/>
+          <w:left w:val="single" w:color="auto" w:sz="4" w:space="0"/>
+          <w:bottom w:val="single" w:color="auto" w:sz="4" w:space="0"/>
+          <w:right w:val="single" w:color="auto" w:sz="4" w:space="0"/>
+          <w:insideH w:val="single" w:color="auto" w:sz="4" w:space="0"/>
+          <w:insideV w:val="single" w:color="auto" w:sz="4" w:space="0"/>
+        </w:tblBorders>
+        <w:tblLayout w:type="autofit"/>
+        <w:tblCellMar>
+          <w:top w:w="0" w:type="dxa"/>
+          <w:left w:w="108" w:type="dxa"/>
+          <w:bottom w:w="0" w:type="dxa"/>
+          <w:right w:w="108" w:type="dxa"/>
+        </w:tblCellMar>
+      </w:tblPr>
+      <w:tblGrid>
+        <w:gridCol w:w="2569"/>
+        <w:gridCol w:w="2691"/>
+        <w:gridCol w:w="3127"/>
+      </w:tblGrid>
+      <w:tr>
+        <w:tblPrEx>
+          <w:tblBorders>
+            <w:top w:val="single" w:color="auto" w:sz="4" w:space="0"/>
+            <w:left w:val="single" w:color="auto" w:sz="4" w:space="0"/>
+            <w:bottom w:val="single" w:color="auto" w:sz="4" w:space="0"/>
+            <w:right w:val="single" w:color="auto" w:sz="4" w:space="0"/>
+            <w:insideH w:val="single" w:color="auto" w:sz="4" w:space="0"/>
+            <w:insideV w:val="single" w:color="auto" w:sz="4" w:space="0"/>
+          </w:tblBorders>
+          <w:tblCellMar>
+            <w:top w:w="0" w:type="dxa"/>
+            <w:left w:w="108" w:type="dxa"/>
+            <w:bottom w:w="0" w:type="dxa"/>
+            <w:right w:w="108" w:type="dxa"/>
+          </w:tblCellMar>
+        </w:tblPrEx>
+        <w:tc>
+          <w:tcPr>
+            <w:tcW w:w="2569" w:type="dxa"/>
+            <w:vAlign w:val="center"/>
+          </w:tcPr>
+          <w:p>
+            <w:pPr>
+              <w:numPr>
+                <w:ilvl w:val="0"/>
+                <w:numId w:val="0"/>
+              </w:numPr>
+              <w:bidi w:val="0"/>
+              <w:jc w:val="center"/>
+              <w:rPr>
+                <w:rFonts w:hint="default"/>
+                <w:vertAlign w:val="baseline"/>
+                <w:lang w:val="en-US" w:eastAsia="zh-CN"/>
+              </w:rPr>
+            </w:pPr>
+            <w:r>
+              <w:rPr>
+                <w:rFonts w:hint="eastAsia"/>
+                <w:vertAlign w:val="baseline"/>
+                <w:lang w:val="en-US" w:eastAsia="zh-CN"/>
+              </w:rPr>
+              <w:t>区间</w:t>
+            </w:r>
+          </w:p>
+        </w:tc>
+        <w:tc>
+          <w:tcPr>
+            <w:tcW w:w="2691" w:type="dxa"/>
+            <w:vAlign w:val="center"/>
+          </w:tcPr>
+          <w:p>
+            <w:pPr>
+              <w:numPr>
+                <w:ilvl w:val="0"/>
+                <w:numId w:val="0"/>
+              </w:numPr>
+              <w:bidi w:val="0"/>
+              <w:jc w:val="center"/>
+              <w:rPr>
+                <w:rFonts w:hint="default"/>
+                <w:vertAlign w:val="baseline"/>
+                <w:lang w:val="en-US" w:eastAsia="zh-CN"/>
+              </w:rPr>
+            </w:pPr>
+            <w:r>
+              <w:rPr>
+                <w:rFonts w:hint="eastAsia"/>
+                <w:vertAlign w:val="baseline"/>
+                <w:lang w:val="en-US" w:eastAsia="zh-CN"/>
+              </w:rPr>
+              <w:t>PICP</w:t>
+            </w:r>
+          </w:p>
+        </w:tc>
+        <w:tc>
+          <w:tcPr>
+            <w:tcW w:w="3127" w:type="dxa"/>
+            <w:vAlign w:val="center"/>
+          </w:tcPr>
+          <w:p>
+            <w:pPr>
+              <w:numPr>
+                <w:ilvl w:val="0"/>
+                <w:numId w:val="0"/>
+              </w:numPr>
+              <w:bidi w:val="0"/>
+              <w:jc w:val="center"/>
+              <w:rPr>
+                <w:rFonts w:hint="default"/>
+                <w:vertAlign w:val="baseline"/>
+                <w:lang w:val="en-US" w:eastAsia="zh-CN"/>
+              </w:rPr>
+            </w:pPr>
+            <w:r>
+              <w:rPr>
+                <w:rFonts w:hint="eastAsia"/>
+                <w:vertAlign w:val="baseline"/>
+                <w:lang w:val="en-US" w:eastAsia="zh-CN"/>
+              </w:rPr>
+              <w:t>PINAW</w:t>
+            </w:r>
+          </w:p>
+        </w:tc>
+      </w:tr>
+      <w:tr>
+        <w:tblPrEx>
+          <w:tblBorders>
+            <w:top w:val="single" w:color="auto" w:sz="4" w:space="0"/>
+            <w:left w:val="single" w:color="auto" w:sz="4" w:space="0"/>
+            <w:bottom w:val="single" w:color="auto" w:sz="4" w:space="0"/>
+            <w:right w:val="single" w:color="auto" w:sz="4" w:space="0"/>
+            <w:insideH w:val="single" w:color="auto" w:sz="4" w:space="0"/>
+            <w:insideV w:val="single" w:color="auto" w:sz="4" w:space="0"/>
+          </w:tblBorders>
+          <w:tblCellMar>
+            <w:top w:w="0" w:type="dxa"/>
+            <w:left w:w="108" w:type="dxa"/>
+            <w:bottom w:w="0" w:type="dxa"/>
+            <w:right w:w="108" w:type="dxa"/>
+          </w:tblCellMar>
+        </w:tblPrEx>
+        <w:tc>
+          <w:tcPr>
+            <w:tcW w:w="2569" w:type="dxa"/>
+            <w:vAlign w:val="center"/>
+          </w:tcPr>
+          <w:p>
+            <w:pPr>
+              <w:numPr>
+                <w:ilvl w:val="0"/>
+                <w:numId w:val="0"/>
+              </w:numPr>
+              <w:bidi w:val="0"/>
+              <w:jc w:val="center"/>
+              <w:rPr>
+                <w:rFonts w:hint="default"/>
+                <w:vertAlign w:val="baseline"/>
+                <w:lang w:val="en-US" w:eastAsia="zh-CN"/>
+              </w:rPr>
+            </w:pPr>
+            <w:r>
+              <w:rPr>
+                <w:rFonts w:hint="eastAsia"/>
+                <w:vertAlign w:val="baseline"/>
+                <w:lang w:val="en-US" w:eastAsia="zh-CN"/>
+              </w:rPr>
+              <w:t>50%CI</w:t>
+            </w:r>
+          </w:p>
+        </w:tc>
+        <w:tc>
+          <w:tcPr>
+            <w:tcW w:w="2691" w:type="dxa"/>
+            <w:vAlign w:val="center"/>
+          </w:tcPr>
+          <w:p>
+            <w:pPr>
+              <w:numPr>
+                <w:ilvl w:val="0"/>
+                <w:numId w:val="0"/>
+              </w:numPr>
+              <w:bidi w:val="0"/>
+              <w:jc w:val="center"/>
+              <w:rPr>
+                <w:rFonts w:hint="default"/>
+                <w:vertAlign w:val="baseline"/>
+                <w:lang w:val="en-US" w:eastAsia="zh-CN"/>
+              </w:rPr>
+            </w:pPr>
+            <w:r>
+              <w:rPr>
+                <w:rFonts w:hint="eastAsia"/>
+                <w:vertAlign w:val="baseline"/>
+                <w:lang w:val="en-US" w:eastAsia="zh-CN"/>
+              </w:rPr>
+              <w:t>23.1%</w:t>
+            </w:r>
+          </w:p>
+        </w:tc>
+        <w:tc>
+          <w:tcPr>
+            <w:tcW w:w="3127" w:type="dxa"/>
+            <w:vAlign w:val="center"/>
+          </w:tcPr>
+          <w:p>
+            <w:pPr>
+              <w:numPr>
+                <w:ilvl w:val="0"/>
+                <w:numId w:val="0"/>
+              </w:numPr>
+              <w:bidi w:val="0"/>
+              <w:jc w:val="center"/>
+              <w:rPr>
+                <w:rFonts w:hint="default"/>
+                <w:vertAlign w:val="baseline"/>
+                <w:lang w:val="en-US" w:eastAsia="zh-CN"/>
+              </w:rPr>
+            </w:pPr>
+            <w:r>
+              <w:rPr>
+                <w:rFonts w:hint="eastAsia"/>
+                <w:vertAlign w:val="baseline"/>
+                <w:lang w:val="en-US" w:eastAsia="zh-CN"/>
+              </w:rPr>
+              <w:t>0.149</w:t>
+            </w:r>
+          </w:p>
+        </w:tc>
+      </w:tr>
+      <w:tr>
+        <w:tblPrEx>
+          <w:tblBorders>
+            <w:top w:val="single" w:color="auto" w:sz="4" w:space="0"/>
+            <w:left w:val="single" w:color="auto" w:sz="4" w:space="0"/>
+            <w:bottom w:val="single" w:color="auto" w:sz="4" w:space="0"/>
+            <w:right w:val="single" w:color="auto" w:sz="4" w:space="0"/>
+            <w:insideH w:val="single" w:color="auto" w:sz="4" w:space="0"/>
+            <w:insideV w:val="single" w:color="auto" w:sz="4" w:space="0"/>
+          </w:tblBorders>
+          <w:tblCellMar>
+            <w:top w:w="0" w:type="dxa"/>
+            <w:left w:w="108" w:type="dxa"/>
+            <w:bottom w:w="0" w:type="dxa"/>
+            <w:right w:w="108" w:type="dxa"/>
+          </w:tblCellMar>
+        </w:tblPrEx>
+        <w:tc>
+          <w:tcPr>
+            <w:tcW w:w="2569" w:type="dxa"/>
+            <w:vAlign w:val="center"/>
+          </w:tcPr>
+          <w:p>
+            <w:pPr>
+              <w:numPr>
+                <w:ilvl w:val="0"/>
+                <w:numId w:val="0"/>
+              </w:numPr>
+              <w:bidi w:val="0"/>
+              <w:jc w:val="center"/>
+              <w:rPr>
+                <w:rFonts w:hint="default"/>
+                <w:vertAlign w:val="baseline"/>
+                <w:lang w:val="en-US" w:eastAsia="zh-CN"/>
+              </w:rPr>
+            </w:pPr>
+            <w:r>
+              <w:rPr>
+                <w:rFonts w:hint="eastAsia"/>
+                <w:vertAlign w:val="baseline"/>
+                <w:lang w:val="en-US" w:eastAsia="zh-CN"/>
+              </w:rPr>
+              <w:t>80%CI</w:t>
+            </w:r>
+          </w:p>
+        </w:tc>
+        <w:tc>
+          <w:tcPr>
+            <w:tcW w:w="2691" w:type="dxa"/>
+            <w:vAlign w:val="center"/>
+          </w:tcPr>
+          <w:p>
+            <w:pPr>
+              <w:numPr>
+                <w:ilvl w:val="0"/>
+                <w:numId w:val="0"/>
+              </w:numPr>
+              <w:bidi w:val="0"/>
+              <w:jc w:val="center"/>
+              <w:rPr>
+                <w:rFonts w:hint="default"/>
+                <w:vertAlign w:val="baseline"/>
+                <w:lang w:val="en-US" w:eastAsia="zh-CN"/>
+              </w:rPr>
+            </w:pPr>
+            <w:r>
+              <w:rPr>
+                <w:rFonts w:hint="eastAsia"/>
+                <w:vertAlign w:val="baseline"/>
+                <w:lang w:val="en-US" w:eastAsia="zh-CN"/>
+              </w:rPr>
+              <w:t>45.5%</w:t>
+            </w:r>
+          </w:p>
+        </w:tc>
+        <w:tc>
+          <w:tcPr>
+            <w:tcW w:w="3127" w:type="dxa"/>
+            <w:vAlign w:val="center"/>
+          </w:tcPr>
+          <w:p>
+            <w:pPr>
+              <w:numPr>
+                <w:ilvl w:val="0"/>
+                <w:numId w:val="0"/>
+              </w:numPr>
+              <w:bidi w:val="0"/>
+              <w:jc w:val="center"/>
+              <w:rPr>
+                <w:rFonts w:hint="default"/>
+                <w:vertAlign w:val="baseline"/>
+                <w:lang w:val="en-US" w:eastAsia="zh-CN"/>
+              </w:rPr>
+            </w:pPr>
+            <w:r>
+              <w:rPr>
+                <w:rFonts w:hint="eastAsia"/>
+                <w:vertAlign w:val="baseline"/>
+                <w:lang w:val="en-US" w:eastAsia="zh-CN"/>
+              </w:rPr>
+              <w:t>0.299</w:t>
+            </w:r>
+          </w:p>
+        </w:tc>
+      </w:tr>
+      <w:tr>
+        <w:tblPrEx>
+          <w:tblBorders>
+            <w:top w:val="single" w:color="auto" w:sz="4" w:space="0"/>
+            <w:left w:val="single" w:color="auto" w:sz="4" w:space="0"/>
+            <w:bottom w:val="single" w:color="auto" w:sz="4" w:space="0"/>
+            <w:right w:val="single" w:color="auto" w:sz="4" w:space="0"/>
+            <w:insideH w:val="single" w:color="auto" w:sz="4" w:space="0"/>
+            <w:insideV w:val="single" w:color="auto" w:sz="4" w:space="0"/>
+          </w:tblBorders>
+          <w:tblCellMar>
+            <w:top w:w="0" w:type="dxa"/>
+            <w:left w:w="108" w:type="dxa"/>
+            <w:bottom w:w="0" w:type="dxa"/>
+            <w:right w:w="108" w:type="dxa"/>
+          </w:tblCellMar>
+        </w:tblPrEx>
+        <w:tc>
+          <w:tcPr>
+            <w:tcW w:w="2569" w:type="dxa"/>
+            <w:vAlign w:val="center"/>
+          </w:tcPr>
+          <w:p>
+            <w:pPr>
+              <w:numPr>
+                <w:ilvl w:val="0"/>
+                <w:numId w:val="0"/>
+              </w:numPr>
+              <w:bidi w:val="0"/>
+              <w:jc w:val="center"/>
+              <w:rPr>
+                <w:rFonts w:hint="default"/>
+                <w:vertAlign w:val="baseline"/>
+                <w:lang w:val="en-US" w:eastAsia="zh-CN"/>
+              </w:rPr>
+            </w:pPr>
+            <w:r>
+              <w:rPr>
+                <w:rFonts w:hint="eastAsia"/>
+                <w:vertAlign w:val="baseline"/>
+                <w:lang w:val="en-US" w:eastAsia="zh-CN"/>
+              </w:rPr>
+              <w:t>90%CI</w:t>
+            </w:r>
+          </w:p>
+        </w:tc>
+        <w:tc>
+          <w:tcPr>
+            <w:tcW w:w="2691" w:type="dxa"/>
+            <w:vAlign w:val="center"/>
+          </w:tcPr>
+          <w:p>
+            <w:pPr>
+              <w:numPr>
+                <w:ilvl w:val="0"/>
+                <w:numId w:val="0"/>
+              </w:numPr>
+              <w:bidi w:val="0"/>
+              <w:jc w:val="center"/>
+              <w:rPr>
+                <w:rFonts w:hint="default"/>
+                <w:vertAlign w:val="baseline"/>
+                <w:lang w:val="en-US" w:eastAsia="zh-CN"/>
+              </w:rPr>
+            </w:pPr>
+            <w:r>
+              <w:rPr>
+                <w:rFonts w:hint="eastAsia"/>
+                <w:vertAlign w:val="baseline"/>
+                <w:lang w:val="en-US" w:eastAsia="zh-CN"/>
+              </w:rPr>
+              <w:t>58.6%</w:t>
+            </w:r>
+          </w:p>
+        </w:tc>
+        <w:tc>
+          <w:tcPr>
+            <w:tcW w:w="3127" w:type="dxa"/>
+            <w:vAlign w:val="center"/>
+          </w:tcPr>
+          <w:p>
+            <w:pPr>
+              <w:numPr>
+                <w:ilvl w:val="0"/>
+                <w:numId w:val="0"/>
+              </w:numPr>
+              <w:bidi w:val="0"/>
+              <w:jc w:val="center"/>
+              <w:rPr>
+                <w:rFonts w:hint="default"/>
+                <w:vertAlign w:val="baseline"/>
+                <w:lang w:val="en-US" w:eastAsia="zh-CN"/>
+              </w:rPr>
+            </w:pPr>
+            <w:r>
+              <w:rPr>
+                <w:rFonts w:hint="eastAsia"/>
+                <w:vertAlign w:val="baseline"/>
+                <w:lang w:val="en-US" w:eastAsia="zh-CN"/>
+              </w:rPr>
+              <w:t>0.399</w:t>
+            </w:r>
+          </w:p>
+        </w:tc>
+      </w:tr>
+    </w:tbl>
+    <w:p>
+      <w:pPr>
+        <w:pStyle w:val="3"/>
+        <w:numPr>
+          <w:ilvl w:val="1"/>
+          <w:numId w:val="1"/>
+        </w:numPr>
+        <w:bidi w:val="0"/>
+        <w:ind w:left="567" w:leftChars="0" w:hanging="567" w:firstLineChars="0"/>
+        <w:rPr>
+          <w:rFonts w:hint="eastAsia"/>
+          <w:lang w:val="en-US" w:eastAsia="zh-CN"/>
+        </w:rPr>
+      </w:pPr>
+      <w:r>
+        <w:rPr>
+          <w:rFonts w:hint="eastAsia"/>
+          <w:lang w:val="en-US" w:eastAsia="zh-CN"/>
+        </w:rPr>
+        <w:t>可靠性图</w:t>
+      </w:r>
+    </w:p>
+    <w:p>
+      <w:pPr>
+        <w:ind w:left="0" w:leftChars="0" w:firstLine="0" w:firstLineChars="0"/>
+        <w:jc w:val="center"/>
+        <w:rPr>
+          <w:rFonts w:hint="eastAsia"/>
+          <w:lang w:val="en-US" w:eastAsia="zh-CN"/>
+        </w:rPr>
+      </w:pPr>
+      <w:r>
+        <w:rPr>
+          <w:rFonts w:hint="eastAsia"/>
+          <w:lang w:val="en-US" w:eastAsia="zh-CN"/>
+        </w:rPr>
+        <w:drawing>
+          <wp:inline distT="0" distB="0" distL="114300" distR="114300">
+            <wp:extent cx="5273675" cy="2684780"/>
+            <wp:effectExtent l="0" t="0" r="9525" b="7620"/>
+            <wp:docPr id="5" name="图片 5" descr="fig4_prediction_intervals"/>
+            <wp:cNvGraphicFramePr>
+              <a:graphicFrameLocks xmlns:a="http://schemas.openxmlformats.org/drawingml/2006/main" noChangeAspect="1"/>
+            </wp:cNvGraphicFramePr>
+            <a:graphic xmlns:a="http://schemas.openxmlformats.org/drawingml/2006/main">
+              <a:graphicData uri="http://schemas.openxmlformats.org/drawingml/2006/picture">
+                <pic:pic xmlns:pic="http://schemas.openxmlformats.org/drawingml/2006/picture">
+                  <pic:nvPicPr>
+                    <pic:cNvPr id="5" name="图片 5" descr="fig4_prediction_intervals"/>
+                    <pic:cNvPicPr>
+                      <a:picLocks noChangeAspect="1"/>
+                    </pic:cNvPicPr>
+                  </pic:nvPicPr>
+                  <pic:blipFill>
+                    <a:blip r:embed="rId12"/>
+                    <a:stretch>
+                      <a:fillRect/>
+                    </a:stretch>
+                  </pic:blipFill>
+                  <pic:spPr>
+                    <a:xfrm>
+                      <a:off x="0" y="0"/>
+                      <a:ext cx="5273675" cy="2684780"/>
+                    </a:xfrm>
+                    <a:prstGeom prst="rect">
+                      <a:avLst/>
+                    </a:prstGeom>
+                  </pic:spPr>
+                </pic:pic>
+              </a:graphicData>
+            </a:graphic>
+          </wp:inline>
+        </w:drawing>
+      </w:r>
+    </w:p>
+    <w:p>
+      <w:pPr>
+        <w:numPr>
+          <w:ilvl w:val="0"/>
+          <w:numId w:val="0"/>
+        </w:numPr>
+        <w:bidi w:val="0"/>
+        <w:ind w:firstLine="420" w:firstLineChars="0"/>
+        <w:jc w:val="both"/>
+        <w:rPr>
+          <w:rFonts w:hint="eastAsia"/>
+          <w:lang w:val="en-US" w:eastAsia="zh-CN"/>
+        </w:rPr>
+      </w:pPr>
+      <w:r>
+        <w:rPr>
+          <w:rFonts w:hint="eastAsia"/>
+          <w:lang w:val="en-US" w:eastAsia="zh-CN"/>
+        </w:rPr>
+        <w:t>图2展示了LGSSM在九个置信水平上的可靠性图。LGSSM表现出中等程度的低置信（平均偏差3.95%），预测系统性地比名义水平更保守。QRF基线相比之下产生退化区间——这是基于树的独立分位数估计器已知的局限性[6]。</w:t>
+      </w:r>
+    </w:p>
+    <w:p>
+      <w:pPr>
+        <w:pStyle w:val="3"/>
+        <w:numPr>
+          <w:ilvl w:val="1"/>
+          <w:numId w:val="1"/>
+        </w:numPr>
+        <w:bidi w:val="0"/>
+        <w:ind w:left="567" w:leftChars="0" w:hanging="567" w:firstLineChars="0"/>
+        <w:rPr>
+          <w:rFonts w:hint="default"/>
+          <w:lang w:val="en-US" w:eastAsia="zh-CN"/>
+        </w:rPr>
+      </w:pPr>
+      <w:r>
+        <w:rPr>
+          <w:rFonts w:hint="default"/>
+          <w:lang w:val="en-US" w:eastAsia="zh-CN"/>
+        </w:rPr>
+        <w:t>联合优化目标</w:t>
+      </w:r>
+    </w:p>
+    <w:p>
+      <w:pPr>
+        <w:ind w:left="0" w:leftChars="0" w:firstLine="0" w:firstLineChars="0"/>
+        <w:jc w:val="both"/>
+        <w:rPr>
+          <w:rFonts w:hint="default"/>
+          <w:lang w:val="en-US" w:eastAsia="zh-CN"/>
+        </w:rPr>
+      </w:pPr>
+      <w:r>
+        <w:rPr>
+          <w:rFonts w:hint="default"/>
+          <w:lang w:val="en-US" w:eastAsia="zh-CN"/>
+        </w:rPr>
+        <w:drawing>
+          <wp:inline distT="0" distB="0" distL="114300" distR="114300">
+            <wp:extent cx="4517390" cy="4529455"/>
+            <wp:effectExtent l="0" t="0" r="3810" b="4445"/>
+            <wp:docPr id="1" name="图片 1" descr="fig1_timeseries_multihorizon"/>
+            <wp:cNvGraphicFramePr>
+              <a:graphicFrameLocks xmlns:a="http://schemas.openxmlformats.org/drawingml/2006/main" noChangeAspect="1"/>
+            </wp:cNvGraphicFramePr>
+            <a:graphic xmlns:a="http://schemas.openxmlformats.org/drawingml/2006/main">
+              <a:graphicData uri="http://schemas.openxmlformats.org/drawingml/2006/picture">
+                <pic:pic xmlns:pic="http://schemas.openxmlformats.org/drawingml/2006/picture">
+                  <pic:nvPicPr>
+                    <pic:cNvPr id="1" name="图片 1" descr="fig1_timeseries_multihorizon"/>
+                    <pic:cNvPicPr>
+                      <a:picLocks noChangeAspect="1"/>
+                    </pic:cNvPicPr>
+                  </pic:nvPicPr>
+                  <pic:blipFill>
+                    <a:blip r:embed="rId13"/>
+                    <a:stretch>
+                      <a:fillRect/>
+                    </a:stretch>
+                  </pic:blipFill>
+                  <pic:spPr>
+                    <a:xfrm>
+                      <a:off x="0" y="0"/>
+                      <a:ext cx="4517390" cy="4529455"/>
+                    </a:xfrm>
+                    <a:prstGeom prst="rect">
+                      <a:avLst/>
+                    </a:prstGeom>
+                  </pic:spPr>
+                </pic:pic>
+              </a:graphicData>
+            </a:graphic>
+          </wp:inline>
+        </w:drawing>
+      </w:r>
+      <w:r>
+        <w:rPr>
+          <w:rFonts w:hint="default"/>
+          <w:lang w:val="en-US" w:eastAsia="zh-CN"/>
+        </w:rPr>
+        <w:drawing>
+          <wp:inline distT="0" distB="0" distL="114300" distR="114300">
+            <wp:extent cx="5293995" cy="1948815"/>
+            <wp:effectExtent l="0" t="0" r="1905" b="6985"/>
+            <wp:docPr id="2" name="图片 2" descr="fig2_scatter_density"/>
+            <wp:cNvGraphicFramePr>
+              <a:graphicFrameLocks xmlns:a="http://schemas.openxmlformats.org/drawingml/2006/main" noChangeAspect="1"/>
+            </wp:cNvGraphicFramePr>
+            <a:graphic xmlns:a="http://schemas.openxmlformats.org/drawingml/2006/main">
+              <a:graphicData uri="http://schemas.openxmlformats.org/drawingml/2006/picture">
+                <pic:pic xmlns:pic="http://schemas.openxmlformats.org/drawingml/2006/picture">
+                  <pic:nvPicPr>
+                    <pic:cNvPr id="2" name="图片 2" descr="fig2_scatter_density"/>
+                    <pic:cNvPicPr>
+                      <a:picLocks noChangeAspect="1"/>
+                    </pic:cNvPicPr>
+                  </pic:nvPicPr>
+                  <pic:blipFill>
+                    <a:blip r:embed="rId14"/>
+                    <a:stretch>
+                      <a:fillRect/>
+                    </a:stretch>
+                  </pic:blipFill>
+                  <pic:spPr>
+                    <a:xfrm>
+                      <a:off x="0" y="0"/>
+                      <a:ext cx="5293995" cy="1948815"/>
+                    </a:xfrm>
+                    <a:prstGeom prst="rect">
+                      <a:avLst/>
+                    </a:prstGeom>
+                  </pic:spPr>
+                </pic:pic>
+              </a:graphicData>
+            </a:graphic>
+          </wp:inline>
+        </w:drawing>
+      </w:r>
+    </w:p>
+    <w:p>
+      <w:pPr>
+        <w:ind w:left="0" w:leftChars="0" w:firstLine="0" w:firstLineChars="0"/>
+        <w:jc w:val="both"/>
+        <w:rPr>
+          <w:rFonts w:hint="default"/>
+          <w:lang w:val="en-US" w:eastAsia="zh-CN"/>
+        </w:rPr>
+      </w:pPr>
+      <w:r>
+        <w:rPr>
+          <w:rFonts w:hint="default"/>
+          <w:lang w:val="en-US" w:eastAsia="zh-CN"/>
+        </w:rPr>
+        <w:drawing>
+          <wp:inline distT="0" distB="0" distL="114300" distR="114300">
+            <wp:extent cx="5273040" cy="3778885"/>
+            <wp:effectExtent l="0" t="0" r="10160" b="5715"/>
+            <wp:docPr id="3" name="图片 3" descr="fig3_horizon_error"/>
+            <wp:cNvGraphicFramePr>
+              <a:graphicFrameLocks xmlns:a="http://schemas.openxmlformats.org/drawingml/2006/main" noChangeAspect="1"/>
+            </wp:cNvGraphicFramePr>
+            <a:graphic xmlns:a="http://schemas.openxmlformats.org/drawingml/2006/main">
+              <a:graphicData uri="http://schemas.openxmlformats.org/drawingml/2006/picture">
+                <pic:pic xmlns:pic="http://schemas.openxmlformats.org/drawingml/2006/picture">
+                  <pic:nvPicPr>
+                    <pic:cNvPr id="3" name="图片 3" descr="fig3_horizon_error"/>
+                    <pic:cNvPicPr>
+                      <a:picLocks noChangeAspect="1"/>
+                    </pic:cNvPicPr>
+                  </pic:nvPicPr>
+                  <pic:blipFill>
+                    <a:blip r:embed="rId15"/>
+                    <a:stretch>
+                      <a:fillRect/>
+                    </a:stretch>
+                  </pic:blipFill>
+                  <pic:spPr>
+                    <a:xfrm>
+                      <a:off x="0" y="0"/>
+                      <a:ext cx="5273040" cy="3778885"/>
+                    </a:xfrm>
+                    <a:prstGeom prst="rect">
+                      <a:avLst/>
+                    </a:prstGeom>
+                  </pic:spPr>
+                </pic:pic>
+              </a:graphicData>
+            </a:graphic>
+          </wp:inline>
+        </w:drawing>
+      </w:r>
+    </w:p>
+    <w:p>
+      <w:pPr>
+        <w:pStyle w:val="6"/>
+        <w:jc w:val="center"/>
+        <w:rPr>
+          <w:rFonts w:hint="eastAsia"/>
+          <w:lang w:eastAsia="zh-CN"/>
+        </w:rPr>
+      </w:pPr>
+      <w:r>
+        <w:t xml:space="preserve">表 </w:t>
+      </w:r>
+      <w:r>
+        <w:fldChar w:fldCharType="begin"/>
+      </w:r>
+      <w:r>
+        <w:instrText xml:space="preserve"> SEQ 表 \* ARABIC </w:instrText>
+      </w:r>
+      <w:r>
+        <w:fldChar w:fldCharType="separate"/>
+      </w:r>
+      <w:r>
+        <w:t>5</w:t>
+      </w:r>
+      <w:r>
+        <w:fldChar w:fldCharType="end"/>
+      </w:r>
+      <w:r>
+        <w:rPr>
+          <w:rFonts w:hint="eastAsia"/>
+          <w:lang w:eastAsia="zh-CN"/>
+        </w:rPr>
+        <w:t xml:space="preserve"> 单时步的点预测指标（期望值）</w:t>
       </w:r>
     </w:p>
     <w:tbl>
@@ -8664,9 +10844,11 @@
         </w:tblCellMar>
       </w:tblPr>
       <w:tblGrid>
-        <w:gridCol w:w="2569"/>
-        <w:gridCol w:w="2691"/>
-        <w:gridCol w:w="3127"/>
+        <w:gridCol w:w="1705"/>
+        <w:gridCol w:w="1705"/>
+        <w:gridCol w:w="1705"/>
+        <w:gridCol w:w="1705"/>
+        <w:gridCol w:w="1705"/>
       </w:tblGrid>
       <w:tr>
         <w:tblPrEx>
@@ -8685,16 +10867,11 @@
         </w:tblPrEx>
         <w:tc>
           <w:tcPr>
-            <w:tcW w:w="2569" w:type="dxa"/>
-            <w:vAlign w:val="center"/>
-          </w:tcPr>
-          <w:p>
-            <w:pPr>
-              <w:numPr>
-                <w:numId w:val="0"/>
-              </w:numPr>
-              <w:bidi w:val="0"/>
-              <w:jc w:val="center"/>
+            <w:tcW w:w="1705" w:type="dxa"/>
+          </w:tcPr>
+          <w:p>
+            <w:pPr>
+              <w:ind w:left="0" w:leftChars="0" w:firstLine="0" w:firstLineChars="0"/>
               <w:rPr>
                 <w:rFonts w:hint="default"/>
                 <w:vertAlign w:val="baseline"/>
@@ -8707,22 +10884,17 @@
                 <w:vertAlign w:val="baseline"/>
                 <w:lang w:val="en-US" w:eastAsia="zh-CN"/>
               </w:rPr>
-              <w:t>区间</w:t>
-            </w:r>
-          </w:p>
-        </w:tc>
-        <w:tc>
-          <w:tcPr>
-            <w:tcW w:w="2691" w:type="dxa"/>
-            <w:vAlign w:val="center"/>
-          </w:tcPr>
-          <w:p>
-            <w:pPr>
-              <w:numPr>
-                <w:numId w:val="0"/>
-              </w:numPr>
-              <w:bidi w:val="0"/>
-              <w:jc w:val="center"/>
+              <w:t>时步</w:t>
+            </w:r>
+          </w:p>
+        </w:tc>
+        <w:tc>
+          <w:tcPr>
+            <w:tcW w:w="1705" w:type="dxa"/>
+          </w:tcPr>
+          <w:p>
+            <w:pPr>
+              <w:ind w:left="0" w:leftChars="0" w:firstLine="0" w:firstLineChars="0"/>
               <w:rPr>
                 <w:rFonts w:hint="default"/>
                 <w:vertAlign w:val="baseline"/>
@@ -8735,22 +10907,17 @@
                 <w:vertAlign w:val="baseline"/>
                 <w:lang w:val="en-US" w:eastAsia="zh-CN"/>
               </w:rPr>
-              <w:t>PICP</w:t>
-            </w:r>
-          </w:p>
-        </w:tc>
-        <w:tc>
-          <w:tcPr>
-            <w:tcW w:w="3127" w:type="dxa"/>
-            <w:vAlign w:val="center"/>
-          </w:tcPr>
-          <w:p>
-            <w:pPr>
-              <w:numPr>
-                <w:numId w:val="0"/>
-              </w:numPr>
-              <w:bidi w:val="0"/>
-              <w:jc w:val="center"/>
+              <w:t>Pinball</w:t>
+            </w:r>
+          </w:p>
+        </w:tc>
+        <w:tc>
+          <w:tcPr>
+            <w:tcW w:w="1705" w:type="dxa"/>
+          </w:tcPr>
+          <w:p>
+            <w:pPr>
+              <w:ind w:left="0" w:leftChars="0" w:firstLine="0" w:firstLineChars="0"/>
               <w:rPr>
                 <w:rFonts w:hint="default"/>
                 <w:vertAlign w:val="baseline"/>
@@ -8763,7 +10930,53 @@
                 <w:vertAlign w:val="baseline"/>
                 <w:lang w:val="en-US" w:eastAsia="zh-CN"/>
               </w:rPr>
-              <w:t>PINAW</w:t>
+              <w:t>CRPS</w:t>
+            </w:r>
+          </w:p>
+        </w:tc>
+        <w:tc>
+          <w:tcPr>
+            <w:tcW w:w="1705" w:type="dxa"/>
+          </w:tcPr>
+          <w:p>
+            <w:pPr>
+              <w:ind w:left="0" w:leftChars="0" w:firstLine="0" w:firstLineChars="0"/>
+              <w:rPr>
+                <w:rFonts w:hint="default"/>
+                <w:vertAlign w:val="baseline"/>
+                <w:lang w:val="en-US" w:eastAsia="zh-CN"/>
+              </w:rPr>
+            </w:pPr>
+            <w:r>
+              <w:rPr>
+                <w:rFonts w:hint="eastAsia"/>
+                <w:vertAlign w:val="baseline"/>
+                <w:lang w:val="en-US" w:eastAsia="zh-CN"/>
+              </w:rPr>
+              <w:t>RMSE</w:t>
+            </w:r>
+          </w:p>
+        </w:tc>
+        <w:tc>
+          <w:tcPr>
+            <w:tcW w:w="1705" w:type="dxa"/>
+          </w:tcPr>
+          <w:p>
+            <w:pPr>
+              <w:ind w:left="0" w:leftChars="0" w:firstLine="0" w:firstLineChars="0"/>
+              <w:rPr>
+                <w:rFonts w:hint="default"/>
+                <w:vertAlign w:val="baseline"/>
+                <w:lang w:val="en-US" w:eastAsia="zh-CN"/>
+              </w:rPr>
+            </w:pPr>
+            <w:r>
+              <w:rPr>
+                <w:rFonts w:hint="eastAsia"/>
+                <w:vertAlign w:val="baseline"/>
+                <w:lang w:val="en-US" w:eastAsia="zh-CN"/>
+              </w:rPr>
+              <w:t>R²</w:t>
             </w:r>
           </w:p>
         </w:tc>
@@ -8785,16 +10998,11 @@
         </w:tblPrEx>
         <w:tc>
           <w:tcPr>
-            <w:tcW w:w="2569" w:type="dxa"/>
-            <w:vAlign w:val="center"/>
-          </w:tcPr>
-          <w:p>
-            <w:pPr>
-              <w:numPr>
-                <w:numId w:val="0"/>
-              </w:numPr>
-              <w:bidi w:val="0"/>
-              <w:jc w:val="center"/>
+            <w:tcW w:w="1705" w:type="dxa"/>
+          </w:tcPr>
+          <w:p>
+            <w:pPr>
+              <w:ind w:left="0" w:leftChars="0" w:firstLine="0" w:firstLineChars="0"/>
               <w:rPr>
                 <w:rFonts w:hint="default"/>
                 <w:vertAlign w:val="baseline"/>
@@ -8807,22 +11015,17 @@
                 <w:vertAlign w:val="baseline"/>
                 <w:lang w:val="en-US" w:eastAsia="zh-CN"/>
               </w:rPr>
-              <w:t>50%CI</w:t>
-            </w:r>
-          </w:p>
-        </w:tc>
-        <w:tc>
-          <w:tcPr>
-            <w:tcW w:w="2691" w:type="dxa"/>
-            <w:vAlign w:val="center"/>
-          </w:tcPr>
-          <w:p>
-            <w:pPr>
-              <w:numPr>
-                <w:numId w:val="0"/>
-              </w:numPr>
-              <w:bidi w:val="0"/>
-              <w:jc w:val="center"/>
+              <w:t>+1h</w:t>
+            </w:r>
+          </w:p>
+        </w:tc>
+        <w:tc>
+          <w:tcPr>
+            <w:tcW w:w="1705" w:type="dxa"/>
+          </w:tcPr>
+          <w:p>
+            <w:pPr>
+              <w:ind w:left="0" w:leftChars="0" w:firstLine="0" w:firstLineChars="0"/>
               <w:rPr>
                 <w:rFonts w:hint="default"/>
                 <w:vertAlign w:val="baseline"/>
@@ -8835,22 +11038,17 @@
                 <w:vertAlign w:val="baseline"/>
                 <w:lang w:val="en-US" w:eastAsia="zh-CN"/>
               </w:rPr>
-              <w:t>23.1%</w:t>
-            </w:r>
-          </w:p>
-        </w:tc>
-        <w:tc>
-          <w:tcPr>
-            <w:tcW w:w="3127" w:type="dxa"/>
-            <w:vAlign w:val="center"/>
-          </w:tcPr>
-          <w:p>
-            <w:pPr>
-              <w:numPr>
-                <w:numId w:val="0"/>
-              </w:numPr>
-              <w:bidi w:val="0"/>
-              <w:jc w:val="center"/>
+              <w:t>0.032</w:t>
+            </w:r>
+          </w:p>
+        </w:tc>
+        <w:tc>
+          <w:tcPr>
+            <w:tcW w:w="1705" w:type="dxa"/>
+          </w:tcPr>
+          <w:p>
+            <w:pPr>
+              <w:ind w:left="0" w:leftChars="0" w:firstLine="0" w:firstLineChars="0"/>
               <w:rPr>
                 <w:rFonts w:hint="default"/>
                 <w:vertAlign w:val="baseline"/>
@@ -8863,7 +11061,53 @@
                 <w:vertAlign w:val="baseline"/>
                 <w:lang w:val="en-US" w:eastAsia="zh-CN"/>
               </w:rPr>
-              <w:t>0.149</w:t>
+              <w:t>0.063</w:t>
+            </w:r>
+          </w:p>
+        </w:tc>
+        <w:tc>
+          <w:tcPr>
+            <w:tcW w:w="1705" w:type="dxa"/>
+          </w:tcPr>
+          <w:p>
+            <w:pPr>
+              <w:ind w:left="0" w:leftChars="0" w:firstLine="0" w:firstLineChars="0"/>
+              <w:rPr>
+                <w:rFonts w:hint="default"/>
+                <w:vertAlign w:val="baseline"/>
+                <w:lang w:val="en-US" w:eastAsia="zh-CN"/>
+              </w:rPr>
+            </w:pPr>
+            <w:r>
+              <w:rPr>
+                <w:rFonts w:hint="eastAsia"/>
+                <w:vertAlign w:val="baseline"/>
+                <w:lang w:val="en-US" w:eastAsia="zh-CN"/>
+              </w:rPr>
+              <w:t>0.155</w:t>
+            </w:r>
+          </w:p>
+        </w:tc>
+        <w:tc>
+          <w:tcPr>
+            <w:tcW w:w="1705" w:type="dxa"/>
+          </w:tcPr>
+          <w:p>
+            <w:pPr>
+              <w:ind w:left="0" w:leftChars="0" w:firstLine="0" w:firstLineChars="0"/>
+              <w:rPr>
+                <w:rFonts w:hint="default"/>
+                <w:vertAlign w:val="baseline"/>
+                <w:lang w:val="en-US" w:eastAsia="zh-CN"/>
+              </w:rPr>
+            </w:pPr>
+            <w:r>
+              <w:rPr>
+                <w:rFonts w:hint="eastAsia"/>
+                <w:vertAlign w:val="baseline"/>
+                <w:lang w:val="en-US" w:eastAsia="zh-CN"/>
+              </w:rPr>
+              <w:t>+0.60</w:t>
             </w:r>
           </w:p>
         </w:tc>
@@ -8885,16 +11129,11 @@
         </w:tblPrEx>
         <w:tc>
           <w:tcPr>
-            <w:tcW w:w="2569" w:type="dxa"/>
-            <w:vAlign w:val="center"/>
-          </w:tcPr>
-          <w:p>
-            <w:pPr>
-              <w:numPr>
-                <w:numId w:val="0"/>
-              </w:numPr>
-              <w:bidi w:val="0"/>
-              <w:jc w:val="center"/>
+            <w:tcW w:w="1705" w:type="dxa"/>
+          </w:tcPr>
+          <w:p>
+            <w:pPr>
+              <w:ind w:left="0" w:leftChars="0" w:firstLine="0" w:firstLineChars="0"/>
               <w:rPr>
                 <w:rFonts w:hint="default"/>
                 <w:vertAlign w:val="baseline"/>
@@ -8907,22 +11146,17 @@
                 <w:vertAlign w:val="baseline"/>
                 <w:lang w:val="en-US" w:eastAsia="zh-CN"/>
               </w:rPr>
-              <w:t>80%CI</w:t>
-            </w:r>
-          </w:p>
-        </w:tc>
-        <w:tc>
-          <w:tcPr>
-            <w:tcW w:w="2691" w:type="dxa"/>
-            <w:vAlign w:val="center"/>
-          </w:tcPr>
-          <w:p>
-            <w:pPr>
-              <w:numPr>
-                <w:numId w:val="0"/>
-              </w:numPr>
-              <w:bidi w:val="0"/>
-              <w:jc w:val="center"/>
+              <w:t>+4h</w:t>
+            </w:r>
+          </w:p>
+        </w:tc>
+        <w:tc>
+          <w:tcPr>
+            <w:tcW w:w="1705" w:type="dxa"/>
+          </w:tcPr>
+          <w:p>
+            <w:pPr>
+              <w:ind w:left="0" w:leftChars="0" w:firstLine="0" w:firstLineChars="0"/>
               <w:rPr>
                 <w:rFonts w:hint="default"/>
                 <w:vertAlign w:val="baseline"/>
@@ -8935,22 +11169,17 @@
                 <w:vertAlign w:val="baseline"/>
                 <w:lang w:val="en-US" w:eastAsia="zh-CN"/>
               </w:rPr>
-              <w:t>45.5%</w:t>
-            </w:r>
-          </w:p>
-        </w:tc>
-        <w:tc>
-          <w:tcPr>
-            <w:tcW w:w="3127" w:type="dxa"/>
-            <w:vAlign w:val="center"/>
-          </w:tcPr>
-          <w:p>
-            <w:pPr>
-              <w:numPr>
-                <w:numId w:val="0"/>
-              </w:numPr>
-              <w:bidi w:val="0"/>
-              <w:jc w:val="center"/>
+              <w:t>0.054</w:t>
+            </w:r>
+          </w:p>
+        </w:tc>
+        <w:tc>
+          <w:tcPr>
+            <w:tcW w:w="1705" w:type="dxa"/>
+          </w:tcPr>
+          <w:p>
+            <w:pPr>
+              <w:ind w:left="0" w:leftChars="0" w:firstLine="0" w:firstLineChars="0"/>
               <w:rPr>
                 <w:rFonts w:hint="default"/>
                 <w:vertAlign w:val="baseline"/>
@@ -8963,7 +11192,53 @@
                 <w:vertAlign w:val="baseline"/>
                 <w:lang w:val="en-US" w:eastAsia="zh-CN"/>
               </w:rPr>
-              <w:t>0.299</w:t>
+              <w:t>0.103</w:t>
+            </w:r>
+          </w:p>
+        </w:tc>
+        <w:tc>
+          <w:tcPr>
+            <w:tcW w:w="1705" w:type="dxa"/>
+          </w:tcPr>
+          <w:p>
+            <w:pPr>
+              <w:ind w:left="0" w:leftChars="0" w:firstLine="0" w:firstLineChars="0"/>
+              <w:rPr>
+                <w:rFonts w:hint="default"/>
+                <w:vertAlign w:val="baseline"/>
+                <w:lang w:val="en-US" w:eastAsia="zh-CN"/>
+              </w:rPr>
+            </w:pPr>
+            <w:r>
+              <w:rPr>
+                <w:rFonts w:hint="eastAsia"/>
+                <w:vertAlign w:val="baseline"/>
+                <w:lang w:val="en-US" w:eastAsia="zh-CN"/>
+              </w:rPr>
+              <w:t>0.207</w:t>
+            </w:r>
+          </w:p>
+        </w:tc>
+        <w:tc>
+          <w:tcPr>
+            <w:tcW w:w="1705" w:type="dxa"/>
+          </w:tcPr>
+          <w:p>
+            <w:pPr>
+              <w:ind w:left="0" w:leftChars="0" w:firstLine="0" w:firstLineChars="0"/>
+              <w:rPr>
+                <w:rFonts w:hint="default"/>
+                <w:vertAlign w:val="baseline"/>
+                <w:lang w:val="en-US" w:eastAsia="zh-CN"/>
+              </w:rPr>
+            </w:pPr>
+            <w:r>
+              <w:rPr>
+                <w:rFonts w:hint="eastAsia"/>
+                <w:vertAlign w:val="baseline"/>
+                <w:lang w:val="en-US" w:eastAsia="zh-CN"/>
+              </w:rPr>
+              <w:t>+0.39</w:t>
             </w:r>
           </w:p>
         </w:tc>
@@ -8985,16 +11260,11 @@
         </w:tblPrEx>
         <w:tc>
           <w:tcPr>
-            <w:tcW w:w="2569" w:type="dxa"/>
-            <w:vAlign w:val="center"/>
-          </w:tcPr>
-          <w:p>
-            <w:pPr>
-              <w:numPr>
-                <w:numId w:val="0"/>
-              </w:numPr>
-              <w:bidi w:val="0"/>
-              <w:jc w:val="center"/>
+            <w:tcW w:w="1705" w:type="dxa"/>
+          </w:tcPr>
+          <w:p>
+            <w:pPr>
+              <w:ind w:left="0" w:leftChars="0" w:firstLine="0" w:firstLineChars="0"/>
               <w:rPr>
                 <w:rFonts w:hint="default"/>
                 <w:vertAlign w:val="baseline"/>
@@ -9007,22 +11277,17 @@
                 <w:vertAlign w:val="baseline"/>
                 <w:lang w:val="en-US" w:eastAsia="zh-CN"/>
               </w:rPr>
-              <w:t>90%CI</w:t>
-            </w:r>
-          </w:p>
-        </w:tc>
-        <w:tc>
-          <w:tcPr>
-            <w:tcW w:w="2691" w:type="dxa"/>
-            <w:vAlign w:val="center"/>
-          </w:tcPr>
-          <w:p>
-            <w:pPr>
-              <w:numPr>
-                <w:numId w:val="0"/>
-              </w:numPr>
-              <w:bidi w:val="0"/>
-              <w:jc w:val="center"/>
+              <w:t>+6h</w:t>
+            </w:r>
+          </w:p>
+        </w:tc>
+        <w:tc>
+          <w:tcPr>
+            <w:tcW w:w="1705" w:type="dxa"/>
+          </w:tcPr>
+          <w:p>
+            <w:pPr>
+              <w:ind w:left="0" w:leftChars="0" w:firstLine="0" w:firstLineChars="0"/>
               <w:rPr>
                 <w:rFonts w:hint="default"/>
                 <w:vertAlign w:val="baseline"/>
@@ -9035,22 +11300,17 @@
                 <w:vertAlign w:val="baseline"/>
                 <w:lang w:val="en-US" w:eastAsia="zh-CN"/>
               </w:rPr>
-              <w:t>58.6%</w:t>
-            </w:r>
-          </w:p>
-        </w:tc>
-        <w:tc>
-          <w:tcPr>
-            <w:tcW w:w="3127" w:type="dxa"/>
-            <w:vAlign w:val="center"/>
-          </w:tcPr>
-          <w:p>
-            <w:pPr>
-              <w:numPr>
-                <w:numId w:val="0"/>
-              </w:numPr>
-              <w:bidi w:val="0"/>
-              <w:jc w:val="center"/>
+              <w:t>0.069</w:t>
+            </w:r>
+          </w:p>
+        </w:tc>
+        <w:tc>
+          <w:tcPr>
+            <w:tcW w:w="1705" w:type="dxa"/>
+          </w:tcPr>
+          <w:p>
+            <w:pPr>
+              <w:ind w:left="0" w:leftChars="0" w:firstLine="0" w:firstLineChars="0"/>
               <w:rPr>
                 <w:rFonts w:hint="default"/>
                 <w:vertAlign w:val="baseline"/>
@@ -9063,7 +11323,446 @@
                 <w:vertAlign w:val="baseline"/>
                 <w:lang w:val="en-US" w:eastAsia="zh-CN"/>
               </w:rPr>
-              <w:t>0.399</w:t>
+              <w:t>0.123</w:t>
+            </w:r>
+          </w:p>
+        </w:tc>
+        <w:tc>
+          <w:tcPr>
+            <w:tcW w:w="1705" w:type="dxa"/>
+          </w:tcPr>
+          <w:p>
+            <w:pPr>
+              <w:ind w:left="0" w:leftChars="0" w:firstLine="0" w:firstLineChars="0"/>
+              <w:rPr>
+                <w:rFonts w:hint="default"/>
+                <w:vertAlign w:val="baseline"/>
+                <w:lang w:val="en-US" w:eastAsia="zh-CN"/>
+              </w:rPr>
+            </w:pPr>
+            <w:r>
+              <w:rPr>
+                <w:rFonts w:hint="eastAsia"/>
+                <w:vertAlign w:val="baseline"/>
+                <w:lang w:val="en-US" w:eastAsia="zh-CN"/>
+              </w:rPr>
+              <w:t>0.255</w:t>
+            </w:r>
+          </w:p>
+        </w:tc>
+        <w:tc>
+          <w:tcPr>
+            <w:tcW w:w="1705" w:type="dxa"/>
+          </w:tcPr>
+          <w:p>
+            <w:pPr>
+              <w:ind w:left="0" w:leftChars="0" w:firstLine="0" w:firstLineChars="0"/>
+              <w:rPr>
+                <w:rFonts w:hint="default"/>
+                <w:vertAlign w:val="baseline"/>
+                <w:lang w:val="en-US" w:eastAsia="zh-CN"/>
+              </w:rPr>
+            </w:pPr>
+            <w:r>
+              <w:rPr>
+                <w:rFonts w:hint="eastAsia"/>
+                <w:vertAlign w:val="baseline"/>
+                <w:lang w:val="en-US" w:eastAsia="zh-CN"/>
+              </w:rPr>
+              <w:t>+0.13</w:t>
+            </w:r>
+          </w:p>
+        </w:tc>
+      </w:tr>
+      <w:tr>
+        <w:tblPrEx>
+          <w:tblBorders>
+            <w:top w:val="single" w:color="auto" w:sz="4" w:space="0"/>
+            <w:left w:val="single" w:color="auto" w:sz="4" w:space="0"/>
+            <w:bottom w:val="single" w:color="auto" w:sz="4" w:space="0"/>
+            <w:right w:val="single" w:color="auto" w:sz="4" w:space="0"/>
+            <w:insideH w:val="single" w:color="auto" w:sz="4" w:space="0"/>
+            <w:insideV w:val="single" w:color="auto" w:sz="4" w:space="0"/>
+          </w:tblBorders>
+          <w:tblCellMar>
+            <w:left w:w="108" w:type="dxa"/>
+            <w:right w:w="108" w:type="dxa"/>
+          </w:tblCellMar>
+        </w:tblPrEx>
+        <w:tc>
+          <w:tcPr>
+            <w:tcW w:w="1705" w:type="dxa"/>
+          </w:tcPr>
+          <w:p>
+            <w:pPr>
+              <w:ind w:left="0" w:leftChars="0" w:firstLine="0" w:firstLineChars="0"/>
+              <w:rPr>
+                <w:rFonts w:hint="default"/>
+                <w:vertAlign w:val="baseline"/>
+                <w:lang w:val="en-US" w:eastAsia="zh-CN"/>
+              </w:rPr>
+            </w:pPr>
+            <w:r>
+              <w:rPr>
+                <w:rFonts w:hint="eastAsia"/>
+                <w:vertAlign w:val="baseline"/>
+                <w:lang w:val="en-US" w:eastAsia="zh-CN"/>
+              </w:rPr>
+              <w:t>+12h</w:t>
+            </w:r>
+          </w:p>
+        </w:tc>
+        <w:tc>
+          <w:tcPr>
+            <w:tcW w:w="1705" w:type="dxa"/>
+          </w:tcPr>
+          <w:p>
+            <w:pPr>
+              <w:ind w:left="0" w:leftChars="0" w:firstLine="0" w:firstLineChars="0"/>
+              <w:rPr>
+                <w:rFonts w:hint="default"/>
+                <w:vertAlign w:val="baseline"/>
+                <w:lang w:val="en-US" w:eastAsia="zh-CN"/>
+              </w:rPr>
+            </w:pPr>
+            <w:r>
+              <w:rPr>
+                <w:rFonts w:hint="eastAsia"/>
+                <w:vertAlign w:val="baseline"/>
+                <w:lang w:val="en-US" w:eastAsia="zh-CN"/>
+              </w:rPr>
+              <w:t>0.081</w:t>
+            </w:r>
+          </w:p>
+        </w:tc>
+        <w:tc>
+          <w:tcPr>
+            <w:tcW w:w="1705" w:type="dxa"/>
+          </w:tcPr>
+          <w:p>
+            <w:pPr>
+              <w:ind w:left="0" w:leftChars="0" w:firstLine="0" w:firstLineChars="0"/>
+              <w:rPr>
+                <w:rFonts w:hint="default"/>
+                <w:vertAlign w:val="baseline"/>
+                <w:lang w:val="en-US" w:eastAsia="zh-CN"/>
+              </w:rPr>
+            </w:pPr>
+            <w:r>
+              <w:rPr>
+                <w:rFonts w:hint="eastAsia"/>
+                <w:vertAlign w:val="baseline"/>
+                <w:lang w:val="en-US" w:eastAsia="zh-CN"/>
+              </w:rPr>
+              <w:t>0.156</w:t>
+            </w:r>
+          </w:p>
+        </w:tc>
+        <w:tc>
+          <w:tcPr>
+            <w:tcW w:w="1705" w:type="dxa"/>
+          </w:tcPr>
+          <w:p>
+            <w:pPr>
+              <w:ind w:left="0" w:leftChars="0" w:firstLine="0" w:firstLineChars="0"/>
+              <w:rPr>
+                <w:rFonts w:hint="default"/>
+                <w:vertAlign w:val="baseline"/>
+                <w:lang w:val="en-US" w:eastAsia="zh-CN"/>
+              </w:rPr>
+            </w:pPr>
+            <w:r>
+              <w:rPr>
+                <w:rFonts w:hint="eastAsia"/>
+                <w:vertAlign w:val="baseline"/>
+                <w:lang w:val="en-US" w:eastAsia="zh-CN"/>
+              </w:rPr>
+              <w:t>0.297</w:t>
+            </w:r>
+          </w:p>
+        </w:tc>
+        <w:tc>
+          <w:tcPr>
+            <w:tcW w:w="1705" w:type="dxa"/>
+          </w:tcPr>
+          <w:p>
+            <w:pPr>
+              <w:ind w:left="0" w:leftChars="0" w:firstLine="0" w:firstLineChars="0"/>
+              <w:rPr>
+                <w:rFonts w:hint="default"/>
+                <w:vertAlign w:val="baseline"/>
+                <w:lang w:val="en-US" w:eastAsia="zh-CN"/>
+              </w:rPr>
+            </w:pPr>
+            <w:r>
+              <w:rPr>
+                <w:rFonts w:hint="eastAsia"/>
+                <w:vertAlign w:val="baseline"/>
+                <w:lang w:val="en-US" w:eastAsia="zh-CN"/>
+              </w:rPr>
+              <w:t>-0.15</w:t>
+            </w:r>
+          </w:p>
+        </w:tc>
+      </w:tr>
+      <w:tr>
+        <w:tblPrEx>
+          <w:tblBorders>
+            <w:top w:val="single" w:color="auto" w:sz="4" w:space="0"/>
+            <w:left w:val="single" w:color="auto" w:sz="4" w:space="0"/>
+            <w:bottom w:val="single" w:color="auto" w:sz="4" w:space="0"/>
+            <w:right w:val="single" w:color="auto" w:sz="4" w:space="0"/>
+            <w:insideH w:val="single" w:color="auto" w:sz="4" w:space="0"/>
+            <w:insideV w:val="single" w:color="auto" w:sz="4" w:space="0"/>
+          </w:tblBorders>
+          <w:tblCellMar>
+            <w:left w:w="108" w:type="dxa"/>
+            <w:right w:w="108" w:type="dxa"/>
+          </w:tblCellMar>
+        </w:tblPrEx>
+        <w:tc>
+          <w:tcPr>
+            <w:tcW w:w="1705" w:type="dxa"/>
+          </w:tcPr>
+          <w:p>
+            <w:pPr>
+              <w:ind w:left="0" w:leftChars="0" w:firstLine="0" w:firstLineChars="0"/>
+              <w:rPr>
+                <w:rFonts w:hint="default"/>
+                <w:vertAlign w:val="baseline"/>
+                <w:lang w:val="en-US" w:eastAsia="zh-CN"/>
+              </w:rPr>
+            </w:pPr>
+            <w:r>
+              <w:rPr>
+                <w:rFonts w:hint="eastAsia"/>
+                <w:vertAlign w:val="baseline"/>
+                <w:lang w:val="en-US" w:eastAsia="zh-CN"/>
+              </w:rPr>
+              <w:t>+18h</w:t>
+            </w:r>
+          </w:p>
+        </w:tc>
+        <w:tc>
+          <w:tcPr>
+            <w:tcW w:w="1705" w:type="dxa"/>
+          </w:tcPr>
+          <w:p>
+            <w:pPr>
+              <w:ind w:left="0" w:leftChars="0" w:firstLine="0" w:firstLineChars="0"/>
+              <w:rPr>
+                <w:rFonts w:hint="default"/>
+                <w:vertAlign w:val="baseline"/>
+                <w:lang w:val="en-US" w:eastAsia="zh-CN"/>
+              </w:rPr>
+            </w:pPr>
+            <w:r>
+              <w:rPr>
+                <w:rFonts w:hint="eastAsia"/>
+                <w:vertAlign w:val="baseline"/>
+                <w:lang w:val="en-US" w:eastAsia="zh-CN"/>
+              </w:rPr>
+              <w:t>0.100</w:t>
+            </w:r>
+          </w:p>
+        </w:tc>
+        <w:tc>
+          <w:tcPr>
+            <w:tcW w:w="1705" w:type="dxa"/>
+          </w:tcPr>
+          <w:p>
+            <w:pPr>
+              <w:ind w:left="0" w:leftChars="0" w:firstLine="0" w:firstLineChars="0"/>
+              <w:rPr>
+                <w:rFonts w:hint="default"/>
+                <w:vertAlign w:val="baseline"/>
+                <w:lang w:val="en-US" w:eastAsia="zh-CN"/>
+              </w:rPr>
+            </w:pPr>
+            <w:r>
+              <w:rPr>
+                <w:rFonts w:hint="eastAsia"/>
+                <w:vertAlign w:val="baseline"/>
+                <w:lang w:val="en-US" w:eastAsia="zh-CN"/>
+              </w:rPr>
+              <w:t>0.171</w:t>
+            </w:r>
+          </w:p>
+        </w:tc>
+        <w:tc>
+          <w:tcPr>
+            <w:tcW w:w="1705" w:type="dxa"/>
+          </w:tcPr>
+          <w:p>
+            <w:pPr>
+              <w:ind w:left="0" w:leftChars="0" w:firstLine="0" w:firstLineChars="0"/>
+              <w:rPr>
+                <w:rFonts w:hint="default"/>
+                <w:vertAlign w:val="baseline"/>
+                <w:lang w:val="en-US" w:eastAsia="zh-CN"/>
+              </w:rPr>
+            </w:pPr>
+            <w:r>
+              <w:rPr>
+                <w:rFonts w:hint="eastAsia"/>
+                <w:vertAlign w:val="baseline"/>
+                <w:lang w:val="en-US" w:eastAsia="zh-CN"/>
+              </w:rPr>
+              <w:t>0.333</w:t>
+            </w:r>
+          </w:p>
+        </w:tc>
+        <w:tc>
+          <w:tcPr>
+            <w:tcW w:w="1705" w:type="dxa"/>
+          </w:tcPr>
+          <w:p>
+            <w:pPr>
+              <w:ind w:left="0" w:leftChars="0" w:firstLine="0" w:firstLineChars="0"/>
+              <w:rPr>
+                <w:rFonts w:hint="default"/>
+                <w:vertAlign w:val="baseline"/>
+                <w:lang w:val="en-US" w:eastAsia="zh-CN"/>
+              </w:rPr>
+            </w:pPr>
+            <w:r>
+              <w:rPr>
+                <w:rFonts w:hint="eastAsia"/>
+                <w:vertAlign w:val="baseline"/>
+                <w:lang w:val="en-US" w:eastAsia="zh-CN"/>
+              </w:rPr>
+              <w:t>-0.33</w:t>
+            </w:r>
+          </w:p>
+        </w:tc>
+      </w:tr>
+      <w:tr>
+        <w:tblPrEx>
+          <w:tblBorders>
+            <w:top w:val="single" w:color="auto" w:sz="4" w:space="0"/>
+            <w:left w:val="single" w:color="auto" w:sz="4" w:space="0"/>
+            <w:bottom w:val="single" w:color="auto" w:sz="4" w:space="0"/>
+            <w:right w:val="single" w:color="auto" w:sz="4" w:space="0"/>
+            <w:insideH w:val="single" w:color="auto" w:sz="4" w:space="0"/>
+            <w:insideV w:val="single" w:color="auto" w:sz="4" w:space="0"/>
+          </w:tblBorders>
+          <w:tblCellMar>
+            <w:left w:w="108" w:type="dxa"/>
+            <w:right w:w="108" w:type="dxa"/>
+          </w:tblCellMar>
+        </w:tblPrEx>
+        <w:tc>
+          <w:tcPr>
+            <w:tcW w:w="1705" w:type="dxa"/>
+          </w:tcPr>
+          <w:p>
+            <w:pPr>
+              <w:ind w:left="0" w:leftChars="0" w:firstLine="0" w:firstLineChars="0"/>
+              <w:rPr>
+                <w:rFonts w:hint="default"/>
+                <w:vertAlign w:val="baseline"/>
+                <w:lang w:val="en-US" w:eastAsia="zh-CN"/>
+              </w:rPr>
+            </w:pPr>
+            <w:r>
+              <w:rPr>
+                <w:rFonts w:hint="eastAsia"/>
+                <w:vertAlign w:val="baseline"/>
+                <w:lang w:val="en-US" w:eastAsia="zh-CN"/>
+              </w:rPr>
+              <w:t>+24h</w:t>
+            </w:r>
+          </w:p>
+        </w:tc>
+        <w:tc>
+          <w:tcPr>
+            <w:tcW w:w="1705" w:type="dxa"/>
+          </w:tcPr>
+          <w:p>
+            <w:pPr>
+              <w:ind w:left="0" w:leftChars="0" w:firstLine="0" w:firstLineChars="0"/>
+              <w:rPr>
+                <w:rFonts w:hint="default"/>
+                <w:vertAlign w:val="baseline"/>
+                <w:lang w:val="en-US" w:eastAsia="zh-CN"/>
+              </w:rPr>
+            </w:pPr>
+            <w:r>
+              <w:rPr>
+                <w:rFonts w:hint="eastAsia"/>
+                <w:vertAlign w:val="baseline"/>
+                <w:lang w:val="en-US" w:eastAsia="zh-CN"/>
+              </w:rPr>
+              <w:t>0.096</w:t>
+            </w:r>
+          </w:p>
+        </w:tc>
+        <w:tc>
+          <w:tcPr>
+            <w:tcW w:w="1705" w:type="dxa"/>
+          </w:tcPr>
+          <w:p>
+            <w:pPr>
+              <w:ind w:left="0" w:leftChars="0" w:firstLine="0" w:firstLineChars="0"/>
+              <w:rPr>
+                <w:rFonts w:hint="default"/>
+                <w:vertAlign w:val="baseline"/>
+                <w:lang w:val="en-US" w:eastAsia="zh-CN"/>
+              </w:rPr>
+            </w:pPr>
+            <w:r>
+              <w:rPr>
+                <w:rFonts w:hint="eastAsia"/>
+                <w:vertAlign w:val="baseline"/>
+                <w:lang w:val="en-US" w:eastAsia="zh-CN"/>
+              </w:rPr>
+              <w:t>0.170</w:t>
+            </w:r>
+          </w:p>
+        </w:tc>
+        <w:tc>
+          <w:tcPr>
+            <w:tcW w:w="1705" w:type="dxa"/>
+          </w:tcPr>
+          <w:p>
+            <w:pPr>
+              <w:ind w:left="0" w:leftChars="0" w:firstLine="0" w:firstLineChars="0"/>
+              <w:rPr>
+                <w:rFonts w:hint="default"/>
+                <w:vertAlign w:val="baseline"/>
+                <w:lang w:val="en-US" w:eastAsia="zh-CN"/>
+              </w:rPr>
+            </w:pPr>
+            <w:r>
+              <w:rPr>
+                <w:rFonts w:hint="eastAsia"/>
+                <w:vertAlign w:val="baseline"/>
+                <w:lang w:val="en-US" w:eastAsia="zh-CN"/>
+              </w:rPr>
+              <w:t>0.324</w:t>
+            </w:r>
+          </w:p>
+        </w:tc>
+        <w:tc>
+          <w:tcPr>
+            <w:tcW w:w="1705" w:type="dxa"/>
+          </w:tcPr>
+          <w:p>
+            <w:pPr>
+              <w:ind w:left="0" w:leftChars="0" w:firstLine="0" w:firstLineChars="0"/>
+              <w:rPr>
+                <w:rFonts w:hint="default"/>
+                <w:vertAlign w:val="baseline"/>
+                <w:lang w:val="en-US" w:eastAsia="zh-CN"/>
+              </w:rPr>
+            </w:pPr>
+            <w:r>
+              <w:rPr>
+                <w:rFonts w:hint="eastAsia"/>
+                <w:vertAlign w:val="baseline"/>
+                <w:lang w:val="en-US" w:eastAsia="zh-CN"/>
+              </w:rPr>
+              <w:t>-0.38</w:t>
             </w:r>
           </w:p>
         </w:tc>
@@ -9071,13 +11770,6 @@
     </w:tbl>
     <w:p>
       <w:pPr>
-        <w:pStyle w:val="3"/>
-        <w:numPr>
-          <w:ilvl w:val="1"/>
-          <w:numId w:val="1"/>
-        </w:numPr>
-        <w:bidi w:val="0"/>
-        <w:ind w:left="567" w:leftChars="0" w:hanging="567" w:firstLineChars="0"/>
         <w:rPr>
           <w:rFonts w:hint="eastAsia"/>
           <w:lang w:val="en-US" w:eastAsia="zh-CN"/>
@@ -9088,28 +11780,7 @@
           <w:rFonts w:hint="eastAsia"/>
           <w:lang w:val="en-US" w:eastAsia="zh-CN"/>
         </w:rPr>
-        <w:t>可靠性图</w:t>
-      </w:r>
-    </w:p>
-    <w:p>
-      <w:pPr>
-        <w:numPr>
-          <w:numId w:val="0"/>
-        </w:numPr>
-        <w:bidi w:val="0"/>
-        <w:ind w:firstLine="420" w:firstLineChars="0"/>
-        <w:jc w:val="both"/>
-        <w:rPr>
-          <w:rFonts w:hint="eastAsia"/>
-          <w:lang w:val="en-US" w:eastAsia="zh-CN"/>
-        </w:rPr>
-      </w:pPr>
-      <w:r>
-        <w:rPr>
-          <w:rFonts w:hint="eastAsia"/>
-          <w:lang w:val="en-US" w:eastAsia="zh-CN"/>
-        </w:rPr>
-        <w:t>图2（plots/reliability_diagram.png）展示了LNMamba在九个置信水平上的可靠性图。LNMamba表现出中等程度的低置信（平均偏差3.95%），预测系统性地比名义水平更保守。QRF基线相比之下产生退化区间——这是基于树的独立分位数估计器已知的局限性[6]。</w:t>
+        <w:t>短时步预测优异，长时步精度因风电动态的内在不预测性而下降。</w:t>
       </w:r>
     </w:p>
     <w:p>
@@ -9131,61 +11802,541 @@
           <w:rFonts w:hint="default"/>
           <w:lang w:val="en-US" w:eastAsia="zh-CN"/>
         </w:rPr>
-        <w:t>联合优化目标</w:t>
+        <w:t>Diebold-Mariano 显著性检验</w:t>
       </w:r>
     </w:p>
     <w:p>
       <w:pPr>
         <w:pStyle w:val="6"/>
-        <w:rPr>
-          <w:rFonts w:hint="eastAsia" w:eastAsia="宋体"/>
-          <w:lang w:val="en-US" w:eastAsia="zh-CN"/>
-        </w:rPr>
-      </w:pPr>
-      <w:r>
-        <w:t xml:space="preserve">表 </w:t>
-      </w:r>
-      <w:r>
-        <w:fldChar w:fldCharType="begin"/>
-      </w:r>
-      <w:r>
-        <w:instrText xml:space="preserve"> SEQ 表 \* ARABIC </w:instrText>
-      </w:r>
-      <w:r>
-        <w:fldChar w:fldCharType="separate"/>
-      </w:r>
-      <w:r>
-        <w:t>5</w:t>
-      </w:r>
-      <w:r>
-        <w:fldChar w:fldCharType="end"/>
-      </w:r>
-      <w:r>
+        <w:jc w:val="center"/>
         <w:rPr>
           <w:rFonts w:hint="eastAsia"/>
           <w:lang w:eastAsia="zh-CN"/>
         </w:rPr>
-        <w:t xml:space="preserve"> 单时步的点预测指标（期望</w:t>
-      </w:r>
-      <w:bookmarkStart w:id="2" w:name="_GoBack"/>
-      <w:bookmarkEnd w:id="2"/>
+      </w:pPr>
+      <w:r>
+        <w:t xml:space="preserve">表 </w:t>
+      </w:r>
+      <w:r>
+        <w:fldChar w:fldCharType="begin"/>
+      </w:r>
+      <w:r>
+        <w:instrText xml:space="preserve"> SEQ 表 \* ARABIC </w:instrText>
+      </w:r>
+      <w:r>
+        <w:fldChar w:fldCharType="separate"/>
+      </w:r>
+      <w:r>
+        <w:t>6</w:t>
+      </w:r>
+      <w:r>
+        <w:fldChar w:fldCharType="end"/>
+      </w:r>
       <w:r>
         <w:rPr>
           <w:rFonts w:hint="eastAsia"/>
           <w:lang w:eastAsia="zh-CN"/>
         </w:rPr>
-        <w:t>值）</w:t>
+        <w:t xml:space="preserve"> Diebold-Mariano检验结果（Newey-West HAC标准误）</w:t>
       </w:r>
     </w:p>
+    <w:tbl>
+      <w:tblPr>
+        <w:tblStyle w:val="15"/>
+        <w:tblW w:w="0" w:type="auto"/>
+        <w:tblInd w:w="0" w:type="dxa"/>
+        <w:tblBorders>
+          <w:top w:val="single" w:color="auto" w:sz="4" w:space="0"/>
+          <w:left w:val="single" w:color="auto" w:sz="4" w:space="0"/>
+          <w:bottom w:val="single" w:color="auto" w:sz="4" w:space="0"/>
+          <w:right w:val="single" w:color="auto" w:sz="4" w:space="0"/>
+          <w:insideH w:val="single" w:color="auto" w:sz="4" w:space="0"/>
+          <w:insideV w:val="single" w:color="auto" w:sz="4" w:space="0"/>
+        </w:tblBorders>
+        <w:tblLayout w:type="autofit"/>
+        <w:tblCellMar>
+          <w:left w:w="108" w:type="dxa"/>
+          <w:right w:w="108" w:type="dxa"/>
+        </w:tblCellMar>
+      </w:tblPr>
+      <w:tblGrid>
+        <w:gridCol w:w="3151"/>
+        <w:gridCol w:w="2127"/>
+        <w:gridCol w:w="1118"/>
+        <w:gridCol w:w="2132"/>
+      </w:tblGrid>
+      <w:tr>
+        <w:tblPrEx>
+          <w:tblBorders>
+            <w:top w:val="single" w:color="auto" w:sz="4" w:space="0"/>
+            <w:left w:val="single" w:color="auto" w:sz="4" w:space="0"/>
+            <w:bottom w:val="single" w:color="auto" w:sz="4" w:space="0"/>
+            <w:right w:val="single" w:color="auto" w:sz="4" w:space="0"/>
+            <w:insideH w:val="single" w:color="auto" w:sz="4" w:space="0"/>
+            <w:insideV w:val="single" w:color="auto" w:sz="4" w:space="0"/>
+          </w:tblBorders>
+          <w:tblCellMar>
+            <w:left w:w="108" w:type="dxa"/>
+            <w:right w:w="108" w:type="dxa"/>
+          </w:tblCellMar>
+        </w:tblPrEx>
+        <w:tc>
+          <w:tcPr>
+            <w:tcW w:w="3151" w:type="dxa"/>
+          </w:tcPr>
+          <w:p>
+            <w:pPr>
+              <w:ind w:left="0" w:leftChars="0" w:firstLine="0" w:firstLineChars="0"/>
+              <w:rPr>
+                <w:rFonts w:hint="default"/>
+                <w:vertAlign w:val="baseline"/>
+                <w:lang w:val="en-US" w:eastAsia="zh-CN"/>
+              </w:rPr>
+            </w:pPr>
+            <w:r>
+              <w:rPr>
+                <w:rFonts w:hint="eastAsia"/>
+                <w:vertAlign w:val="baseline"/>
+                <w:lang w:val="en-US" w:eastAsia="zh-CN"/>
+              </w:rPr>
+              <w:t>对比</w:t>
+            </w:r>
+          </w:p>
+        </w:tc>
+        <w:tc>
+          <w:tcPr>
+            <w:tcW w:w="2127" w:type="dxa"/>
+          </w:tcPr>
+          <w:p>
+            <w:pPr>
+              <w:ind w:left="0" w:leftChars="0" w:firstLine="0" w:firstLineChars="0"/>
+              <w:rPr>
+                <w:rFonts w:hint="default"/>
+                <w:vertAlign w:val="baseline"/>
+                <w:lang w:val="en-US" w:eastAsia="zh-CN"/>
+              </w:rPr>
+            </w:pPr>
+            <w:r>
+              <w:rPr>
+                <w:rFonts w:hint="eastAsia"/>
+                <w:vertAlign w:val="baseline"/>
+                <w:lang w:val="en-US" w:eastAsia="zh-CN"/>
+              </w:rPr>
+              <w:t>DM统计量</w:t>
+            </w:r>
+          </w:p>
+        </w:tc>
+        <w:tc>
+          <w:tcPr>
+            <w:tcW w:w="1118" w:type="dxa"/>
+          </w:tcPr>
+          <w:p>
+            <w:pPr>
+              <w:ind w:left="0" w:leftChars="0" w:firstLine="0" w:firstLineChars="0"/>
+              <w:rPr>
+                <w:rFonts w:hint="default"/>
+                <w:vertAlign w:val="baseline"/>
+                <w:lang w:val="en-US" w:eastAsia="zh-CN"/>
+              </w:rPr>
+            </w:pPr>
+            <w:r>
+              <w:rPr>
+                <w:rFonts w:hint="eastAsia"/>
+                <w:vertAlign w:val="baseline"/>
+                <w:lang w:val="en-US" w:eastAsia="zh-CN"/>
+              </w:rPr>
+              <w:t>p值</w:t>
+            </w:r>
+          </w:p>
+        </w:tc>
+        <w:tc>
+          <w:tcPr>
+            <w:tcW w:w="2132" w:type="dxa"/>
+          </w:tcPr>
+          <w:p>
+            <w:pPr>
+              <w:ind w:left="0" w:leftChars="0" w:firstLine="0" w:firstLineChars="0"/>
+              <w:rPr>
+                <w:rFonts w:hint="default"/>
+                <w:vertAlign w:val="baseline"/>
+                <w:lang w:val="en-US" w:eastAsia="zh-CN"/>
+              </w:rPr>
+            </w:pPr>
+            <w:r>
+              <w:rPr>
+                <w:rFonts w:hint="eastAsia"/>
+                <w:vertAlign w:val="baseline"/>
+                <w:lang w:val="en-US" w:eastAsia="zh-CN"/>
+              </w:rPr>
+              <w:t>显著时步长</w:t>
+            </w:r>
+          </w:p>
+        </w:tc>
+      </w:tr>
+      <w:tr>
+        <w:tblPrEx>
+          <w:tblBorders>
+            <w:top w:val="single" w:color="auto" w:sz="4" w:space="0"/>
+            <w:left w:val="single" w:color="auto" w:sz="4" w:space="0"/>
+            <w:bottom w:val="single" w:color="auto" w:sz="4" w:space="0"/>
+            <w:right w:val="single" w:color="auto" w:sz="4" w:space="0"/>
+            <w:insideH w:val="single" w:color="auto" w:sz="4" w:space="0"/>
+            <w:insideV w:val="single" w:color="auto" w:sz="4" w:space="0"/>
+          </w:tblBorders>
+          <w:tblCellMar>
+            <w:left w:w="108" w:type="dxa"/>
+            <w:right w:w="108" w:type="dxa"/>
+          </w:tblCellMar>
+        </w:tblPrEx>
+        <w:tc>
+          <w:tcPr>
+            <w:tcW w:w="3151" w:type="dxa"/>
+          </w:tcPr>
+          <w:p>
+            <w:pPr>
+              <w:ind w:left="0" w:leftChars="0" w:firstLine="0" w:firstLineChars="0"/>
+              <w:rPr>
+                <w:rFonts w:hint="default"/>
+                <w:vertAlign w:val="baseline"/>
+                <w:lang w:val="en-US" w:eastAsia="zh-CN"/>
+              </w:rPr>
+            </w:pPr>
+            <w:r>
+              <w:rPr>
+                <w:rFonts w:hint="eastAsia"/>
+                <w:lang w:val="en-US" w:eastAsia="zh-CN"/>
+              </w:rPr>
+              <w:t xml:space="preserve">LGSSM </w:t>
+            </w:r>
+            <w:r>
+              <w:rPr>
+                <w:rFonts w:hint="eastAsia"/>
+                <w:vertAlign w:val="baseline"/>
+                <w:lang w:val="en-US" w:eastAsia="zh-CN"/>
+              </w:rPr>
+              <w:t>vs Persistence</w:t>
+            </w:r>
+          </w:p>
+        </w:tc>
+        <w:tc>
+          <w:tcPr>
+            <w:tcW w:w="2127" w:type="dxa"/>
+          </w:tcPr>
+          <w:p>
+            <w:pPr>
+              <w:ind w:left="0" w:leftChars="0" w:firstLine="0" w:firstLineChars="0"/>
+              <w:rPr>
+                <w:rFonts w:hint="default"/>
+                <w:vertAlign w:val="baseline"/>
+                <w:lang w:val="en-US" w:eastAsia="zh-CN"/>
+              </w:rPr>
+            </w:pPr>
+            <w:r>
+              <w:rPr>
+                <w:rFonts w:hint="eastAsia"/>
+                <w:vertAlign w:val="baseline"/>
+                <w:lang w:val="en-US" w:eastAsia="zh-CN"/>
+              </w:rPr>
+              <w:t>+12.432</w:t>
+            </w:r>
+          </w:p>
+        </w:tc>
+        <w:tc>
+          <w:tcPr>
+            <w:tcW w:w="1118" w:type="dxa"/>
+          </w:tcPr>
+          <w:p>
+            <w:pPr>
+              <w:ind w:left="0" w:leftChars="0" w:firstLine="0" w:firstLineChars="0"/>
+              <w:rPr>
+                <w:rFonts w:hint="default"/>
+                <w:vertAlign w:val="baseline"/>
+                <w:lang w:val="en-US" w:eastAsia="zh-CN"/>
+              </w:rPr>
+            </w:pPr>
+            <w:r>
+              <w:rPr>
+                <w:rFonts w:hint="eastAsia"/>
+                <w:vertAlign w:val="baseline"/>
+                <w:lang w:val="en-US" w:eastAsia="zh-CN"/>
+              </w:rPr>
+              <w:t>&lt;0.0001</w:t>
+            </w:r>
+          </w:p>
+        </w:tc>
+        <w:tc>
+          <w:tcPr>
+            <w:tcW w:w="2132" w:type="dxa"/>
+          </w:tcPr>
+          <w:p>
+            <w:pPr>
+              <w:ind w:left="0" w:leftChars="0" w:firstLine="0" w:firstLineChars="0"/>
+              <w:rPr>
+                <w:rFonts w:hint="default"/>
+                <w:vertAlign w:val="baseline"/>
+                <w:lang w:val="en-US" w:eastAsia="zh-CN"/>
+              </w:rPr>
+            </w:pPr>
+            <w:r>
+              <w:rPr>
+                <w:rFonts w:hint="eastAsia"/>
+                <w:vertAlign w:val="baseline"/>
+                <w:lang w:val="en-US" w:eastAsia="zh-CN"/>
+              </w:rPr>
+              <w:t>23/24</w:t>
+            </w:r>
+          </w:p>
+        </w:tc>
+      </w:tr>
+      <w:tr>
+        <w:tblPrEx>
+          <w:tblBorders>
+            <w:top w:val="single" w:color="auto" w:sz="4" w:space="0"/>
+            <w:left w:val="single" w:color="auto" w:sz="4" w:space="0"/>
+            <w:bottom w:val="single" w:color="auto" w:sz="4" w:space="0"/>
+            <w:right w:val="single" w:color="auto" w:sz="4" w:space="0"/>
+            <w:insideH w:val="single" w:color="auto" w:sz="4" w:space="0"/>
+            <w:insideV w:val="single" w:color="auto" w:sz="4" w:space="0"/>
+          </w:tblBorders>
+          <w:tblCellMar>
+            <w:left w:w="108" w:type="dxa"/>
+            <w:right w:w="108" w:type="dxa"/>
+          </w:tblCellMar>
+        </w:tblPrEx>
+        <w:tc>
+          <w:tcPr>
+            <w:tcW w:w="3151" w:type="dxa"/>
+          </w:tcPr>
+          <w:p>
+            <w:pPr>
+              <w:ind w:left="0" w:leftChars="0" w:firstLine="0" w:firstLineChars="0"/>
+              <w:rPr>
+                <w:rFonts w:hint="default"/>
+                <w:vertAlign w:val="baseline"/>
+                <w:lang w:val="en-US" w:eastAsia="zh-CN"/>
+              </w:rPr>
+            </w:pPr>
+            <w:r>
+              <w:rPr>
+                <w:rFonts w:hint="eastAsia"/>
+                <w:lang w:val="en-US" w:eastAsia="zh-CN"/>
+              </w:rPr>
+              <w:t xml:space="preserve">LGSSM </w:t>
+            </w:r>
+            <w:r>
+              <w:rPr>
+                <w:rFonts w:hint="eastAsia"/>
+                <w:vertAlign w:val="baseline"/>
+                <w:lang w:val="en-US" w:eastAsia="zh-CN"/>
+              </w:rPr>
+              <w:t>vs SSM(无LNN)</w:t>
+            </w:r>
+          </w:p>
+        </w:tc>
+        <w:tc>
+          <w:tcPr>
+            <w:tcW w:w="2127" w:type="dxa"/>
+          </w:tcPr>
+          <w:p>
+            <w:pPr>
+              <w:ind w:left="0" w:leftChars="0" w:firstLine="0" w:firstLineChars="0"/>
+              <w:rPr>
+                <w:rFonts w:hint="default"/>
+                <w:vertAlign w:val="baseline"/>
+                <w:lang w:val="en-US" w:eastAsia="zh-CN"/>
+              </w:rPr>
+            </w:pPr>
+            <w:r>
+              <w:rPr>
+                <w:rFonts w:hint="default"/>
+                <w:vertAlign w:val="baseline"/>
+                <w:lang w:val="en-US" w:eastAsia="zh-CN"/>
+              </w:rPr>
+              <w:t>+</w:t>
+            </w:r>
+            <w:r>
+              <w:rPr>
+                <w:rFonts w:hint="eastAsia"/>
+                <w:vertAlign w:val="baseline"/>
+                <w:lang w:val="en-US" w:eastAsia="zh-CN"/>
+              </w:rPr>
+              <w:t>18</w:t>
+            </w:r>
+            <w:r>
+              <w:rPr>
+                <w:rFonts w:hint="default"/>
+                <w:vertAlign w:val="baseline"/>
+                <w:lang w:val="en-US" w:eastAsia="zh-CN"/>
+              </w:rPr>
+              <w:t>.416</w:t>
+            </w:r>
+          </w:p>
+        </w:tc>
+        <w:tc>
+          <w:tcPr>
+            <w:tcW w:w="1118" w:type="dxa"/>
+          </w:tcPr>
+          <w:p>
+            <w:pPr>
+              <w:ind w:left="0" w:leftChars="0" w:firstLine="0" w:firstLineChars="0"/>
+              <w:rPr>
+                <w:rFonts w:hint="default"/>
+                <w:vertAlign w:val="baseline"/>
+                <w:lang w:val="en-US" w:eastAsia="zh-CN"/>
+              </w:rPr>
+            </w:pPr>
+            <w:r>
+              <w:rPr>
+                <w:rFonts w:hint="eastAsia"/>
+                <w:vertAlign w:val="baseline"/>
+                <w:lang w:val="en-US" w:eastAsia="zh-CN"/>
+              </w:rPr>
+              <w:t>&lt;0.0001</w:t>
+            </w:r>
+          </w:p>
+        </w:tc>
+        <w:tc>
+          <w:tcPr>
+            <w:tcW w:w="2132" w:type="dxa"/>
+          </w:tcPr>
+          <w:p>
+            <w:pPr>
+              <w:ind w:left="0" w:leftChars="0" w:firstLine="0" w:firstLineChars="0"/>
+              <w:rPr>
+                <w:rFonts w:hint="default"/>
+                <w:vertAlign w:val="baseline"/>
+                <w:lang w:val="en-US" w:eastAsia="zh-CN"/>
+              </w:rPr>
+            </w:pPr>
+            <w:r>
+              <w:rPr>
+                <w:rFonts w:hint="eastAsia"/>
+                <w:vertAlign w:val="baseline"/>
+                <w:lang w:val="en-US" w:eastAsia="zh-CN"/>
+              </w:rPr>
+              <w:t>23/24</w:t>
+            </w:r>
+          </w:p>
+        </w:tc>
+      </w:tr>
+      <w:tr>
+        <w:tblPrEx>
+          <w:tblBorders>
+            <w:top w:val="single" w:color="auto" w:sz="4" w:space="0"/>
+            <w:left w:val="single" w:color="auto" w:sz="4" w:space="0"/>
+            <w:bottom w:val="single" w:color="auto" w:sz="4" w:space="0"/>
+            <w:right w:val="single" w:color="auto" w:sz="4" w:space="0"/>
+            <w:insideH w:val="single" w:color="auto" w:sz="4" w:space="0"/>
+            <w:insideV w:val="single" w:color="auto" w:sz="4" w:space="0"/>
+          </w:tblBorders>
+          <w:tblCellMar>
+            <w:left w:w="108" w:type="dxa"/>
+            <w:right w:w="108" w:type="dxa"/>
+          </w:tblCellMar>
+        </w:tblPrEx>
+        <w:tc>
+          <w:tcPr>
+            <w:tcW w:w="3151" w:type="dxa"/>
+          </w:tcPr>
+          <w:p>
+            <w:pPr>
+              <w:ind w:left="0" w:leftChars="0" w:firstLine="0" w:firstLineChars="0"/>
+              <w:rPr>
+                <w:rFonts w:hint="default"/>
+                <w:vertAlign w:val="baseline"/>
+                <w:lang w:val="en-US" w:eastAsia="zh-CN"/>
+              </w:rPr>
+            </w:pPr>
+            <w:r>
+              <w:rPr>
+                <w:rFonts w:hint="default"/>
+                <w:vertAlign w:val="baseline"/>
+                <w:lang w:val="en-US" w:eastAsia="zh-CN"/>
+              </w:rPr>
+              <w:t>Selective SSM vs Persistence</w:t>
+            </w:r>
+          </w:p>
+        </w:tc>
+        <w:tc>
+          <w:tcPr>
+            <w:tcW w:w="2127" w:type="dxa"/>
+          </w:tcPr>
+          <w:p>
+            <w:pPr>
+              <w:ind w:left="0" w:leftChars="0" w:firstLine="0" w:firstLineChars="0"/>
+              <w:rPr>
+                <w:rFonts w:hint="default"/>
+                <w:vertAlign w:val="baseline"/>
+                <w:lang w:val="en-US" w:eastAsia="zh-CN"/>
+              </w:rPr>
+            </w:pPr>
+            <w:r>
+              <w:rPr>
+                <w:rFonts w:hint="eastAsia"/>
+                <w:vertAlign w:val="baseline"/>
+                <w:lang w:val="en-US" w:eastAsia="zh-CN"/>
+              </w:rPr>
+              <w:t>+11.982</w:t>
+            </w:r>
+          </w:p>
+        </w:tc>
+        <w:tc>
+          <w:tcPr>
+            <w:tcW w:w="1118" w:type="dxa"/>
+          </w:tcPr>
+          <w:p>
+            <w:pPr>
+              <w:ind w:left="0" w:leftChars="0" w:firstLine="0" w:firstLineChars="0"/>
+              <w:rPr>
+                <w:rFonts w:hint="default"/>
+                <w:vertAlign w:val="baseline"/>
+                <w:lang w:val="en-US" w:eastAsia="zh-CN"/>
+              </w:rPr>
+            </w:pPr>
+            <w:r>
+              <w:rPr>
+                <w:rFonts w:hint="eastAsia"/>
+                <w:vertAlign w:val="baseline"/>
+                <w:lang w:val="en-US" w:eastAsia="zh-CN"/>
+              </w:rPr>
+              <w:t>&lt;0.0001</w:t>
+            </w:r>
+          </w:p>
+        </w:tc>
+        <w:tc>
+          <w:tcPr>
+            <w:tcW w:w="2132" w:type="dxa"/>
+          </w:tcPr>
+          <w:p>
+            <w:pPr>
+              <w:ind w:left="0" w:leftChars="0" w:firstLine="0" w:firstLineChars="0"/>
+              <w:rPr>
+                <w:rFonts w:hint="default"/>
+                <w:vertAlign w:val="baseline"/>
+                <w:lang w:val="en-US" w:eastAsia="zh-CN"/>
+              </w:rPr>
+            </w:pPr>
+            <w:r>
+              <w:rPr>
+                <w:rFonts w:hint="eastAsia"/>
+                <w:vertAlign w:val="baseline"/>
+                <w:lang w:val="en-US" w:eastAsia="zh-CN"/>
+              </w:rPr>
+              <w:t>22/24</w:t>
+            </w:r>
+          </w:p>
+        </w:tc>
+      </w:tr>
+    </w:tbl>
     <w:p>
       <w:pPr>
-        <w:pStyle w:val="3"/>
+        <w:pStyle w:val="2"/>
         <w:numPr>
-          <w:ilvl w:val="1"/>
+          <w:ilvl w:val="0"/>
           <w:numId w:val="1"/>
         </w:numPr>
         <w:bidi w:val="0"/>
-        <w:ind w:left="567" w:leftChars="0" w:hanging="567" w:firstLineChars="0"/>
+        <w:ind w:left="425" w:leftChars="0" w:hanging="425" w:firstLineChars="0"/>
         <w:rPr>
           <w:rFonts w:hint="default"/>
           <w:lang w:val="en-US" w:eastAsia="zh-CN"/>
@@ -9196,9 +12347,529 @@
           <w:rFonts w:hint="default"/>
           <w:lang w:val="en-US" w:eastAsia="zh-CN"/>
         </w:rPr>
-        <w:t>评价指标</w:t>
+        <w:t>消融实验</w:t>
       </w:r>
     </w:p>
+    <w:tbl>
+      <w:tblPr>
+        <w:tblStyle w:val="15"/>
+        <w:tblW w:w="0" w:type="auto"/>
+        <w:tblInd w:w="0" w:type="dxa"/>
+        <w:tblBorders>
+          <w:top w:val="single" w:color="auto" w:sz="4" w:space="0"/>
+          <w:left w:val="single" w:color="auto" w:sz="4" w:space="0"/>
+          <w:bottom w:val="single" w:color="auto" w:sz="4" w:space="0"/>
+          <w:right w:val="single" w:color="auto" w:sz="4" w:space="0"/>
+          <w:insideH w:val="single" w:color="auto" w:sz="4" w:space="0"/>
+          <w:insideV w:val="single" w:color="auto" w:sz="4" w:space="0"/>
+        </w:tblBorders>
+        <w:tblLayout w:type="autofit"/>
+        <w:tblCellMar>
+          <w:left w:w="108" w:type="dxa"/>
+          <w:right w:w="108" w:type="dxa"/>
+        </w:tblCellMar>
+      </w:tblPr>
+      <w:tblGrid>
+        <w:gridCol w:w="4151"/>
+        <w:gridCol w:w="4245"/>
+      </w:tblGrid>
+      <w:tr>
+        <w:tblPrEx>
+          <w:tblBorders>
+            <w:top w:val="single" w:color="auto" w:sz="4" w:space="0"/>
+            <w:left w:val="single" w:color="auto" w:sz="4" w:space="0"/>
+            <w:bottom w:val="single" w:color="auto" w:sz="4" w:space="0"/>
+            <w:right w:val="single" w:color="auto" w:sz="4" w:space="0"/>
+            <w:insideH w:val="single" w:color="auto" w:sz="4" w:space="0"/>
+            <w:insideV w:val="single" w:color="auto" w:sz="4" w:space="0"/>
+          </w:tblBorders>
+          <w:tblCellMar>
+            <w:left w:w="108" w:type="dxa"/>
+            <w:right w:w="108" w:type="dxa"/>
+          </w:tblCellMar>
+        </w:tblPrEx>
+        <w:tc>
+          <w:tcPr>
+            <w:tcW w:w="4151" w:type="dxa"/>
+          </w:tcPr>
+          <w:p>
+            <w:pPr>
+              <w:ind w:left="0" w:leftChars="0" w:firstLine="0" w:firstLineChars="0"/>
+              <w:rPr>
+                <w:rFonts w:hint="default"/>
+                <w:vertAlign w:val="baseline"/>
+                <w:lang w:val="en-US" w:eastAsia="zh-CN"/>
+              </w:rPr>
+            </w:pPr>
+            <w:r>
+              <w:rPr>
+                <w:rFonts w:hint="eastAsia"/>
+                <w:vertAlign w:val="baseline"/>
+                <w:lang w:val="en-US" w:eastAsia="zh-CN"/>
+              </w:rPr>
+              <w:t>方法</w:t>
+            </w:r>
+          </w:p>
+        </w:tc>
+        <w:tc>
+          <w:tcPr>
+            <w:tcW w:w="4245" w:type="dxa"/>
+          </w:tcPr>
+          <w:p>
+            <w:pPr>
+              <w:ind w:left="0" w:leftChars="0" w:firstLine="0" w:firstLineChars="0"/>
+              <w:rPr>
+                <w:rFonts w:hint="default"/>
+                <w:vertAlign w:val="baseline"/>
+                <w:lang w:val="en-US" w:eastAsia="zh-CN"/>
+              </w:rPr>
+            </w:pPr>
+            <w:r>
+              <w:rPr>
+                <w:rFonts w:hint="eastAsia"/>
+                <w:vertAlign w:val="baseline"/>
+                <w:lang w:val="en-US" w:eastAsia="zh-CN"/>
+              </w:rPr>
+              <w:t>相对基线变化</w:t>
+            </w:r>
+          </w:p>
+        </w:tc>
+      </w:tr>
+      <w:tr>
+        <w:tblPrEx>
+          <w:tblBorders>
+            <w:top w:val="single" w:color="auto" w:sz="4" w:space="0"/>
+            <w:left w:val="single" w:color="auto" w:sz="4" w:space="0"/>
+            <w:bottom w:val="single" w:color="auto" w:sz="4" w:space="0"/>
+            <w:right w:val="single" w:color="auto" w:sz="4" w:space="0"/>
+            <w:insideH w:val="single" w:color="auto" w:sz="4" w:space="0"/>
+            <w:insideV w:val="single" w:color="auto" w:sz="4" w:space="0"/>
+          </w:tblBorders>
+          <w:tblCellMar>
+            <w:left w:w="108" w:type="dxa"/>
+            <w:right w:w="108" w:type="dxa"/>
+          </w:tblCellMar>
+        </w:tblPrEx>
+        <w:tc>
+          <w:tcPr>
+            <w:tcW w:w="4151" w:type="dxa"/>
+          </w:tcPr>
+          <w:p>
+            <w:pPr>
+              <w:ind w:left="0" w:leftChars="0" w:firstLine="0" w:firstLineChars="0"/>
+              <w:rPr>
+                <w:rFonts w:hint="default"/>
+                <w:vertAlign w:val="baseline"/>
+                <w:lang w:val="en-US" w:eastAsia="zh-CN"/>
+              </w:rPr>
+            </w:pPr>
+            <w:r>
+              <w:rPr>
+                <w:rFonts w:hint="eastAsia"/>
+                <w:vertAlign w:val="baseline"/>
+                <w:lang w:val="en-US" w:eastAsia="zh-CN"/>
+              </w:rPr>
+              <w:t>LNN Gate vs SSM</w:t>
+            </w:r>
+          </w:p>
+        </w:tc>
+        <w:tc>
+          <w:tcPr>
+            <w:tcW w:w="4245" w:type="dxa"/>
+          </w:tcPr>
+          <w:p>
+            <w:pPr>
+              <w:ind w:left="0" w:leftChars="0" w:firstLine="0" w:firstLineChars="0"/>
+              <w:rPr>
+                <w:rFonts w:hint="default"/>
+                <w:vertAlign w:val="baseline"/>
+                <w:lang w:val="en-US" w:eastAsia="zh-CN"/>
+              </w:rPr>
+            </w:pPr>
+            <w:r>
+              <w:rPr>
+                <w:rFonts w:hint="eastAsia"/>
+                <w:vertAlign w:val="baseline"/>
+                <w:lang w:val="en-US" w:eastAsia="zh-CN"/>
+              </w:rPr>
+              <w:t>+14% pinball</w:t>
+            </w:r>
+          </w:p>
+        </w:tc>
+      </w:tr>
+      <w:tr>
+        <w:tblPrEx>
+          <w:tblBorders>
+            <w:top w:val="single" w:color="auto" w:sz="4" w:space="0"/>
+            <w:left w:val="single" w:color="auto" w:sz="4" w:space="0"/>
+            <w:bottom w:val="single" w:color="auto" w:sz="4" w:space="0"/>
+            <w:right w:val="single" w:color="auto" w:sz="4" w:space="0"/>
+            <w:insideH w:val="single" w:color="auto" w:sz="4" w:space="0"/>
+            <w:insideV w:val="single" w:color="auto" w:sz="4" w:space="0"/>
+          </w:tblBorders>
+          <w:tblCellMar>
+            <w:left w:w="108" w:type="dxa"/>
+            <w:right w:w="108" w:type="dxa"/>
+          </w:tblCellMar>
+        </w:tblPrEx>
+        <w:tc>
+          <w:tcPr>
+            <w:tcW w:w="4151" w:type="dxa"/>
+          </w:tcPr>
+          <w:p>
+            <w:pPr>
+              <w:ind w:left="0" w:leftChars="0" w:firstLine="0" w:firstLineChars="0"/>
+              <w:rPr>
+                <w:rFonts w:hint="default"/>
+                <w:vertAlign w:val="baseline"/>
+                <w:lang w:val="en-US" w:eastAsia="zh-CN"/>
+              </w:rPr>
+            </w:pPr>
+            <w:r>
+              <w:rPr>
+                <w:rFonts w:hint="eastAsia"/>
+                <w:vertAlign w:val="baseline"/>
+                <w:lang w:val="en-US" w:eastAsia="zh-CN"/>
+              </w:rPr>
+              <w:t>NWP气象特征</w:t>
+            </w:r>
+          </w:p>
+        </w:tc>
+        <w:tc>
+          <w:tcPr>
+            <w:tcW w:w="4245" w:type="dxa"/>
+          </w:tcPr>
+          <w:p>
+            <w:pPr>
+              <w:ind w:left="0" w:leftChars="0" w:firstLine="0" w:firstLineChars="0"/>
+              <w:rPr>
+                <w:rFonts w:hint="default"/>
+                <w:vertAlign w:val="baseline"/>
+                <w:lang w:val="en-US" w:eastAsia="zh-CN"/>
+              </w:rPr>
+            </w:pPr>
+            <w:r>
+              <w:rPr>
+                <w:rFonts w:hint="eastAsia"/>
+                <w:vertAlign w:val="baseline"/>
+                <w:lang w:val="en-US" w:eastAsia="zh-CN"/>
+              </w:rPr>
+              <w:t>+46.3%pinball</w:t>
+            </w:r>
+          </w:p>
+        </w:tc>
+      </w:tr>
+      <w:tr>
+        <w:tblPrEx>
+          <w:tblBorders>
+            <w:top w:val="single" w:color="auto" w:sz="4" w:space="0"/>
+            <w:left w:val="single" w:color="auto" w:sz="4" w:space="0"/>
+            <w:bottom w:val="single" w:color="auto" w:sz="4" w:space="0"/>
+            <w:right w:val="single" w:color="auto" w:sz="4" w:space="0"/>
+            <w:insideH w:val="single" w:color="auto" w:sz="4" w:space="0"/>
+            <w:insideV w:val="single" w:color="auto" w:sz="4" w:space="0"/>
+          </w:tblBorders>
+          <w:tblCellMar>
+            <w:left w:w="108" w:type="dxa"/>
+            <w:right w:w="108" w:type="dxa"/>
+          </w:tblCellMar>
+        </w:tblPrEx>
+        <w:tc>
+          <w:tcPr>
+            <w:tcW w:w="4151" w:type="dxa"/>
+          </w:tcPr>
+          <w:p>
+            <w:pPr>
+              <w:ind w:left="0" w:leftChars="0" w:firstLine="0" w:firstLineChars="0"/>
+              <w:rPr>
+                <w:rFonts w:hint="default"/>
+                <w:vertAlign w:val="baseline"/>
+                <w:lang w:val="en-US" w:eastAsia="zh-CN"/>
+              </w:rPr>
+            </w:pPr>
+            <w:r>
+              <w:rPr>
+                <w:rFonts w:hint="eastAsia"/>
+                <w:vertAlign w:val="baseline"/>
+                <w:lang w:val="en-US" w:eastAsia="zh-CN"/>
+              </w:rPr>
+              <w:t>CRPS辅助损失</w:t>
+            </w:r>
+          </w:p>
+        </w:tc>
+        <w:tc>
+          <w:tcPr>
+            <w:tcW w:w="4245" w:type="dxa"/>
+          </w:tcPr>
+          <w:p>
+            <w:pPr>
+              <w:ind w:left="0" w:leftChars="0" w:firstLine="0" w:firstLineChars="0"/>
+              <w:rPr>
+                <w:rFonts w:hint="default"/>
+                <w:vertAlign w:val="baseline"/>
+                <w:lang w:val="en-US" w:eastAsia="zh-CN"/>
+              </w:rPr>
+            </w:pPr>
+            <w:r>
+              <w:rPr>
+                <w:rFonts w:hint="eastAsia"/>
+                <w:vertAlign w:val="baseline"/>
+                <w:lang w:val="en-US" w:eastAsia="zh-CN"/>
+              </w:rPr>
+              <w:t>-5.1%</w:t>
+            </w:r>
+          </w:p>
+        </w:tc>
+      </w:tr>
+      <w:tr>
+        <w:tblPrEx>
+          <w:tblBorders>
+            <w:top w:val="single" w:color="auto" w:sz="4" w:space="0"/>
+            <w:left w:val="single" w:color="auto" w:sz="4" w:space="0"/>
+            <w:bottom w:val="single" w:color="auto" w:sz="4" w:space="0"/>
+            <w:right w:val="single" w:color="auto" w:sz="4" w:space="0"/>
+            <w:insideH w:val="single" w:color="auto" w:sz="4" w:space="0"/>
+            <w:insideV w:val="single" w:color="auto" w:sz="4" w:space="0"/>
+          </w:tblBorders>
+          <w:tblCellMar>
+            <w:left w:w="108" w:type="dxa"/>
+            <w:right w:w="108" w:type="dxa"/>
+          </w:tblCellMar>
+        </w:tblPrEx>
+        <w:tc>
+          <w:tcPr>
+            <w:tcW w:w="4151" w:type="dxa"/>
+          </w:tcPr>
+          <w:p>
+            <w:pPr>
+              <w:ind w:left="0" w:leftChars="0" w:firstLine="0" w:firstLineChars="0"/>
+              <w:rPr>
+                <w:rFonts w:hint="default"/>
+                <w:vertAlign w:val="baseline"/>
+                <w:lang w:val="en-US" w:eastAsia="zh-CN"/>
+              </w:rPr>
+            </w:pPr>
+            <w:r>
+              <w:rPr>
+                <w:rFonts w:hint="eastAsia"/>
+                <w:vertAlign w:val="baseline"/>
+                <w:lang w:val="en-US" w:eastAsia="zh-CN"/>
+              </w:rPr>
+              <w:t>多尺度卷积前端</w:t>
+            </w:r>
+          </w:p>
+        </w:tc>
+        <w:tc>
+          <w:tcPr>
+            <w:tcW w:w="4245" w:type="dxa"/>
+          </w:tcPr>
+          <w:p>
+            <w:pPr>
+              <w:ind w:left="0" w:leftChars="0" w:firstLine="0" w:firstLineChars="0"/>
+              <w:rPr>
+                <w:rFonts w:hint="default"/>
+                <w:vertAlign w:val="baseline"/>
+                <w:lang w:val="en-US" w:eastAsia="zh-CN"/>
+              </w:rPr>
+            </w:pPr>
+            <w:r>
+              <w:rPr>
+                <w:rFonts w:hint="eastAsia"/>
+                <w:vertAlign w:val="baseline"/>
+                <w:lang w:val="en-US" w:eastAsia="zh-CN"/>
+              </w:rPr>
+              <w:t>过拟合</w:t>
+            </w:r>
+          </w:p>
+        </w:tc>
+      </w:tr>
+      <w:tr>
+        <w:tblPrEx>
+          <w:tblBorders>
+            <w:top w:val="single" w:color="auto" w:sz="4" w:space="0"/>
+            <w:left w:val="single" w:color="auto" w:sz="4" w:space="0"/>
+            <w:bottom w:val="single" w:color="auto" w:sz="4" w:space="0"/>
+            <w:right w:val="single" w:color="auto" w:sz="4" w:space="0"/>
+            <w:insideH w:val="single" w:color="auto" w:sz="4" w:space="0"/>
+            <w:insideV w:val="single" w:color="auto" w:sz="4" w:space="0"/>
+          </w:tblBorders>
+          <w:tblCellMar>
+            <w:left w:w="108" w:type="dxa"/>
+            <w:right w:w="108" w:type="dxa"/>
+          </w:tblCellMar>
+        </w:tblPrEx>
+        <w:tc>
+          <w:tcPr>
+            <w:tcW w:w="4151" w:type="dxa"/>
+          </w:tcPr>
+          <w:p>
+            <w:pPr>
+              <w:ind w:left="0" w:leftChars="0" w:firstLine="0" w:firstLineChars="0"/>
+              <w:rPr>
+                <w:rFonts w:hint="default"/>
+                <w:vertAlign w:val="baseline"/>
+                <w:lang w:val="en-US" w:eastAsia="zh-CN"/>
+              </w:rPr>
+            </w:pPr>
+            <w:r>
+              <w:rPr>
+                <w:rFonts w:hint="eastAsia"/>
+                <w:vertAlign w:val="baseline"/>
+                <w:lang w:val="en-US" w:eastAsia="zh-CN"/>
+              </w:rPr>
+              <w:t>多区域联合训练</w:t>
+            </w:r>
+          </w:p>
+        </w:tc>
+        <w:tc>
+          <w:tcPr>
+            <w:tcW w:w="4245" w:type="dxa"/>
+          </w:tcPr>
+          <w:p>
+            <w:pPr>
+              <w:ind w:left="0" w:leftChars="0" w:firstLine="0" w:firstLineChars="0"/>
+              <w:rPr>
+                <w:rFonts w:hint="default"/>
+                <w:vertAlign w:val="baseline"/>
+                <w:lang w:val="en-US" w:eastAsia="zh-CN"/>
+              </w:rPr>
+            </w:pPr>
+            <w:r>
+              <w:rPr>
+                <w:rFonts w:hint="eastAsia"/>
+                <w:vertAlign w:val="baseline"/>
+                <w:lang w:val="en-US" w:eastAsia="zh-CN"/>
+              </w:rPr>
+              <w:t>SCaler不匹配</w:t>
+            </w:r>
+          </w:p>
+        </w:tc>
+      </w:tr>
+      <w:tr>
+        <w:tblPrEx>
+          <w:tblBorders>
+            <w:top w:val="single" w:color="auto" w:sz="4" w:space="0"/>
+            <w:left w:val="single" w:color="auto" w:sz="4" w:space="0"/>
+            <w:bottom w:val="single" w:color="auto" w:sz="4" w:space="0"/>
+            <w:right w:val="single" w:color="auto" w:sz="4" w:space="0"/>
+            <w:insideH w:val="single" w:color="auto" w:sz="4" w:space="0"/>
+            <w:insideV w:val="single" w:color="auto" w:sz="4" w:space="0"/>
+          </w:tblBorders>
+          <w:tblCellMar>
+            <w:left w:w="108" w:type="dxa"/>
+            <w:right w:w="108" w:type="dxa"/>
+          </w:tblCellMar>
+        </w:tblPrEx>
+        <w:tc>
+          <w:tcPr>
+            <w:tcW w:w="4151" w:type="dxa"/>
+          </w:tcPr>
+          <w:p>
+            <w:pPr>
+              <w:ind w:left="0" w:leftChars="0" w:firstLine="0" w:firstLineChars="0"/>
+              <w:rPr>
+                <w:rFonts w:hint="default"/>
+                <w:vertAlign w:val="baseline"/>
+                <w:lang w:val="en-US" w:eastAsia="zh-CN"/>
+              </w:rPr>
+            </w:pPr>
+            <w:r>
+              <w:rPr>
+                <w:rFonts w:hint="eastAsia"/>
+                <w:vertAlign w:val="baseline"/>
+                <w:lang w:val="en-US" w:eastAsia="zh-CN"/>
+              </w:rPr>
+              <w:t>强正则化联合</w:t>
+            </w:r>
+          </w:p>
+        </w:tc>
+        <w:tc>
+          <w:tcPr>
+            <w:tcW w:w="4245" w:type="dxa"/>
+          </w:tcPr>
+          <w:p>
+            <w:pPr>
+              <w:ind w:left="0" w:leftChars="0" w:firstLine="0" w:firstLineChars="0"/>
+              <w:rPr>
+                <w:rFonts w:hint="default"/>
+                <w:vertAlign w:val="baseline"/>
+                <w:lang w:val="en-US" w:eastAsia="zh-CN"/>
+              </w:rPr>
+            </w:pPr>
+            <w:r>
+              <w:rPr>
+                <w:rFonts w:hint="eastAsia"/>
+                <w:vertAlign w:val="baseline"/>
+                <w:lang w:val="en-US" w:eastAsia="zh-CN"/>
+              </w:rPr>
+              <w:t>-41%</w:t>
+            </w:r>
+          </w:p>
+        </w:tc>
+      </w:tr>
+      <w:tr>
+        <w:tblPrEx>
+          <w:tblBorders>
+            <w:top w:val="single" w:color="auto" w:sz="4" w:space="0"/>
+            <w:left w:val="single" w:color="auto" w:sz="4" w:space="0"/>
+            <w:bottom w:val="single" w:color="auto" w:sz="4" w:space="0"/>
+            <w:right w:val="single" w:color="auto" w:sz="4" w:space="0"/>
+            <w:insideH w:val="single" w:color="auto" w:sz="4" w:space="0"/>
+            <w:insideV w:val="single" w:color="auto" w:sz="4" w:space="0"/>
+          </w:tblBorders>
+          <w:tblCellMar>
+            <w:left w:w="108" w:type="dxa"/>
+            <w:right w:w="108" w:type="dxa"/>
+          </w:tblCellMar>
+        </w:tblPrEx>
+        <w:tc>
+          <w:tcPr>
+            <w:tcW w:w="4151" w:type="dxa"/>
+          </w:tcPr>
+          <w:p>
+            <w:pPr>
+              <w:ind w:left="0" w:leftChars="0" w:firstLine="0" w:firstLineChars="0"/>
+              <w:rPr>
+                <w:rFonts w:hint="default"/>
+                <w:vertAlign w:val="baseline"/>
+                <w:lang w:val="en-US" w:eastAsia="zh-CN"/>
+              </w:rPr>
+            </w:pPr>
+            <w:r>
+              <w:rPr>
+                <w:rFonts w:hint="eastAsia"/>
+                <w:vertAlign w:val="baseline"/>
+                <w:lang w:val="en-US" w:eastAsia="zh-CN"/>
+              </w:rPr>
+              <w:t>增加训练数据（3.5K-&gt;28K）</w:t>
+            </w:r>
+          </w:p>
+        </w:tc>
+        <w:tc>
+          <w:tcPr>
+            <w:tcW w:w="4245" w:type="dxa"/>
+          </w:tcPr>
+          <w:p>
+            <w:pPr>
+              <w:ind w:left="0" w:leftChars="0" w:firstLine="0" w:firstLineChars="0"/>
+              <w:rPr>
+                <w:rFonts w:hint="default"/>
+                <w:vertAlign w:val="baseline"/>
+                <w:lang w:val="en-US" w:eastAsia="zh-CN"/>
+              </w:rPr>
+            </w:pPr>
+            <w:r>
+              <w:rPr>
+                <w:rFonts w:hint="eastAsia"/>
+                <w:vertAlign w:val="baseline"/>
+                <w:lang w:val="en-US" w:eastAsia="zh-CN"/>
+              </w:rPr>
+              <w:t>+61% pinball</w:t>
+            </w:r>
+          </w:p>
+        </w:tc>
+      </w:tr>
+    </w:tbl>
     <w:p>
       <w:pPr>
         <w:rPr>
@@ -9211,1364 +12882,7 @@
           <w:rFonts w:hint="default"/>
           <w:lang w:val="en-US" w:eastAsia="zh-CN"/>
         </w:rPr>
-        <w:t xml:space="preserve">为了全面评估模型性能，本文采用 MAE、RMSE、R² 以及极端爬坡误差等指标。设真实值与预测值分别为 </w:t>
-      </w:r>
-      <m:oMath>
-        <m:sSub>
-          <m:sSubPr>
-            <m:ctrlPr>
-              <w:rPr>
-                <w:rFonts w:hint="default" w:ascii="Cambria Math" w:hAnsi="Cambria Math"/>
-                <w:sz w:val="24"/>
-              </w:rPr>
-            </m:ctrlPr>
-          </m:sSubPr>
-          <m:e>
-            <m:r>
-              <m:rPr/>
-              <w:rPr>
-                <w:rFonts w:hint="default" w:ascii="Cambria Math" w:hAnsi="Cambria Math"/>
-                <w:sz w:val="24"/>
-              </w:rPr>
-              <m:t>y</m:t>
-            </m:r>
-            <m:ctrlPr>
-              <w:rPr>
-                <w:rFonts w:ascii="Cambria Math" w:hAnsi="Cambria Math"/>
-                <w:sz w:val="24"/>
-              </w:rPr>
-            </m:ctrlPr>
-          </m:e>
-          <m:sub>
-            <m:r>
-              <m:rPr/>
-              <w:rPr>
-                <w:rFonts w:hint="default" w:ascii="Cambria Math" w:hAnsi="Cambria Math"/>
-                <w:sz w:val="24"/>
-              </w:rPr>
-              <m:t>i</m:t>
-            </m:r>
-            <m:ctrlPr>
-              <w:rPr>
-                <w:rFonts w:ascii="Cambria Math" w:hAnsi="Cambria Math"/>
-                <w:sz w:val="24"/>
-              </w:rPr>
-            </m:ctrlPr>
-          </m:sub>
-        </m:sSub>
-      </m:oMath>
-      <w:r>
-        <w:rPr>
-          <w:rFonts w:hint="default"/>
-          <w:lang w:val="en-US" w:eastAsia="zh-CN"/>
-        </w:rPr>
-        <w:t>和</w:t>
-      </w:r>
-      <m:oMath>
-        <m:sSub>
-          <m:sSubPr>
-            <m:ctrlPr>
-              <w:rPr>
-                <w:rFonts w:hint="default" w:ascii="Cambria Math" w:hAnsi="Cambria Math"/>
-                <w:sz w:val="24"/>
-              </w:rPr>
-            </m:ctrlPr>
-          </m:sSubPr>
-          <m:e>
-            <m:acc>
-              <m:accPr>
-                <m:ctrlPr>
-                  <w:rPr>
-                    <w:rFonts w:hint="default" w:ascii="Cambria Math" w:hAnsi="Cambria Math"/>
-                    <w:sz w:val="24"/>
-                  </w:rPr>
-                </m:ctrlPr>
-              </m:accPr>
-              <m:e>
-                <m:r>
-                  <m:rPr/>
-                  <w:rPr>
-                    <w:rFonts w:hint="default" w:ascii="Cambria Math" w:hAnsi="Cambria Math"/>
-                    <w:sz w:val="24"/>
-                  </w:rPr>
-                  <m:t>y</m:t>
-                </m:r>
-                <m:ctrlPr>
-                  <w:rPr>
-                    <w:rFonts w:ascii="Cambria Math" w:hAnsi="Cambria Math"/>
-                    <w:sz w:val="24"/>
-                  </w:rPr>
-                </m:ctrlPr>
-              </m:e>
-            </m:acc>
-            <m:ctrlPr>
-              <w:rPr>
-                <w:rFonts w:hint="default" w:ascii="Cambria Math" w:hAnsi="Cambria Math"/>
-                <w:sz w:val="24"/>
-              </w:rPr>
-            </m:ctrlPr>
-          </m:e>
-          <m:sub>
-            <m:r>
-              <m:rPr/>
-              <w:rPr>
-                <w:rFonts w:hint="default" w:ascii="Cambria Math" w:hAnsi="Cambria Math"/>
-                <w:sz w:val="24"/>
-              </w:rPr>
-              <m:t>i</m:t>
-            </m:r>
-            <m:ctrlPr>
-              <w:rPr>
-                <w:rFonts w:hint="default" w:ascii="Cambria Math" w:hAnsi="Cambria Math"/>
-                <w:sz w:val="24"/>
-              </w:rPr>
-            </m:ctrlPr>
-          </m:sub>
-        </m:sSub>
-      </m:oMath>
-      <w:r>
-        <w:rPr>
-          <w:rFonts w:hint="default"/>
-          <w:lang w:val="en-US" w:eastAsia="zh-CN"/>
-        </w:rPr>
-        <w:t>，则</w:t>
-      </w:r>
-    </w:p>
-    <w:p>
-      <w:pPr>
-        <w:rPr>
-          <w:rFonts w:hint="default"/>
-          <w:lang w:val="en-US" w:eastAsia="zh-CN"/>
-        </w:rPr>
-      </w:pPr>
-      <m:oMathPara>
-        <m:oMath>
-          <m:r>
-            <m:rPr/>
-            <w:rPr>
-              <w:rFonts w:hint="default" w:ascii="Cambria Math" w:hAnsi="Cambria Math"/>
-              <w:sz w:val="24"/>
-            </w:rPr>
-            <m:t>MAE=</m:t>
-          </m:r>
-          <m:f>
-            <m:fPr>
-              <m:ctrlPr>
-                <w:rPr>
-                  <w:rFonts w:hint="default" w:ascii="Cambria Math" w:hAnsi="Cambria Math"/>
-                  <w:sz w:val="24"/>
-                </w:rPr>
-              </m:ctrlPr>
-            </m:fPr>
-            <m:num>
-              <m:r>
-                <m:rPr/>
-                <w:rPr>
-                  <w:rFonts w:hint="default" w:ascii="Cambria Math" w:hAnsi="Cambria Math"/>
-                  <w:sz w:val="24"/>
-                </w:rPr>
-                <m:t>1</m:t>
-              </m:r>
-              <m:ctrlPr>
-                <w:rPr>
-                  <w:rFonts w:ascii="Cambria Math" w:hAnsi="Cambria Math"/>
-                  <w:sz w:val="24"/>
-                </w:rPr>
-              </m:ctrlPr>
-            </m:num>
-            <m:den>
-              <m:r>
-                <m:rPr/>
-                <w:rPr>
-                  <w:rFonts w:hint="default" w:ascii="Cambria Math" w:hAnsi="Cambria Math"/>
-                  <w:sz w:val="24"/>
-                </w:rPr>
-                <m:t>N</m:t>
-              </m:r>
-              <m:ctrlPr>
-                <w:rPr>
-                  <w:rFonts w:ascii="Cambria Math" w:hAnsi="Cambria Math"/>
-                  <w:sz w:val="24"/>
-                </w:rPr>
-              </m:ctrlPr>
-            </m:den>
-          </m:f>
-          <m:nary>
-            <m:naryPr>
-              <m:chr m:val="∑"/>
-              <m:limLoc m:val="subSup"/>
-              <m:ctrlPr>
-                <w:rPr>
-                  <w:rFonts w:hint="default" w:ascii="Cambria Math" w:hAnsi="Cambria Math"/>
-                  <w:sz w:val="24"/>
-                </w:rPr>
-              </m:ctrlPr>
-            </m:naryPr>
-            <m:sub>
-              <m:r>
-                <m:rPr/>
-                <w:rPr>
-                  <w:rFonts w:hint="default" w:ascii="Cambria Math" w:hAnsi="Cambria Math"/>
-                  <w:sz w:val="24"/>
-                </w:rPr>
-                <m:t>i=1</m:t>
-              </m:r>
-              <m:ctrlPr>
-                <w:rPr>
-                  <w:rFonts w:ascii="Cambria Math" w:hAnsi="Cambria Math"/>
-                  <w:sz w:val="24"/>
-                </w:rPr>
-              </m:ctrlPr>
-            </m:sub>
-            <m:sup>
-              <m:r>
-                <m:rPr/>
-                <w:rPr>
-                  <w:rFonts w:hint="default" w:ascii="Cambria Math" w:hAnsi="Cambria Math"/>
-                  <w:sz w:val="24"/>
-                </w:rPr>
-                <m:t>N</m:t>
-              </m:r>
-              <m:ctrlPr>
-                <w:rPr>
-                  <w:rFonts w:ascii="Cambria Math" w:hAnsi="Cambria Math"/>
-                  <w:sz w:val="24"/>
-                </w:rPr>
-              </m:ctrlPr>
-            </m:sup>
-            <m:e>
-              <m:r>
-                <m:rPr/>
-                <w:rPr>
-                  <w:rFonts w:hint="default" w:ascii="Cambria Math" w:hAnsi="Cambria Math"/>
-                  <w:sz w:val="24"/>
-                </w:rPr>
-                <m:t>|</m:t>
-              </m:r>
-              <m:ctrlPr>
-                <w:rPr>
-                  <w:rFonts w:ascii="Cambria Math" w:hAnsi="Cambria Math"/>
-                  <w:sz w:val="24"/>
-                </w:rPr>
-              </m:ctrlPr>
-            </m:e>
-          </m:nary>
-          <m:sSub>
-            <m:sSubPr>
-              <m:ctrlPr>
-                <w:rPr>
-                  <w:rFonts w:hint="default" w:ascii="Cambria Math" w:hAnsi="Cambria Math"/>
-                  <w:sz w:val="24"/>
-                </w:rPr>
-              </m:ctrlPr>
-            </m:sSubPr>
-            <m:e>
-              <m:r>
-                <m:rPr/>
-                <w:rPr>
-                  <w:rFonts w:hint="default" w:ascii="Cambria Math" w:hAnsi="Cambria Math"/>
-                  <w:sz w:val="24"/>
-                </w:rPr>
-                <m:t>y</m:t>
-              </m:r>
-              <m:ctrlPr>
-                <w:rPr>
-                  <w:rFonts w:ascii="Cambria Math" w:hAnsi="Cambria Math"/>
-                  <w:sz w:val="24"/>
-                </w:rPr>
-              </m:ctrlPr>
-            </m:e>
-            <m:sub>
-              <m:r>
-                <m:rPr/>
-                <w:rPr>
-                  <w:rFonts w:hint="default" w:ascii="Cambria Math" w:hAnsi="Cambria Math"/>
-                  <w:sz w:val="24"/>
-                </w:rPr>
-                <m:t>i</m:t>
-              </m:r>
-              <m:ctrlPr>
-                <w:rPr>
-                  <w:rFonts w:ascii="Cambria Math" w:hAnsi="Cambria Math"/>
-                  <w:sz w:val="24"/>
-                </w:rPr>
-              </m:ctrlPr>
-            </m:sub>
-          </m:sSub>
-          <m:r>
-            <m:rPr/>
-            <w:rPr>
-              <w:rFonts w:hint="default" w:ascii="Cambria Math" w:hAnsi="Cambria Math"/>
-              <w:sz w:val="24"/>
-            </w:rPr>
-            <m:t>−</m:t>
-          </m:r>
-          <m:sSub>
-            <m:sSubPr>
-              <m:ctrlPr>
-                <w:rPr>
-                  <w:rFonts w:hint="default" w:ascii="Cambria Math" w:hAnsi="Cambria Math"/>
-                  <w:sz w:val="24"/>
-                </w:rPr>
-              </m:ctrlPr>
-            </m:sSubPr>
-            <m:e>
-              <m:acc>
-                <m:accPr>
-                  <m:ctrlPr>
-                    <w:rPr>
-                      <w:rFonts w:hint="default" w:ascii="Cambria Math" w:hAnsi="Cambria Math"/>
-                      <w:sz w:val="24"/>
-                    </w:rPr>
-                  </m:ctrlPr>
-                </m:accPr>
-                <m:e>
-                  <m:r>
-                    <m:rPr/>
-                    <w:rPr>
-                      <w:rFonts w:hint="default" w:ascii="Cambria Math" w:hAnsi="Cambria Math"/>
-                      <w:sz w:val="24"/>
-                    </w:rPr>
-                    <m:t>y</m:t>
-                  </m:r>
-                  <m:ctrlPr>
-                    <w:rPr>
-                      <w:rFonts w:ascii="Cambria Math" w:hAnsi="Cambria Math"/>
-                      <w:sz w:val="24"/>
-                    </w:rPr>
-                  </m:ctrlPr>
-                </m:e>
-              </m:acc>
-              <m:ctrlPr>
-                <w:rPr>
-                  <w:rFonts w:hint="default" w:ascii="Cambria Math" w:hAnsi="Cambria Math"/>
-                  <w:sz w:val="24"/>
-                </w:rPr>
-              </m:ctrlPr>
-            </m:e>
-            <m:sub>
-              <m:r>
-                <m:rPr/>
-                <w:rPr>
-                  <w:rFonts w:hint="default" w:ascii="Cambria Math" w:hAnsi="Cambria Math"/>
-                  <w:sz w:val="24"/>
-                </w:rPr>
-                <m:t>i</m:t>
-              </m:r>
-              <m:ctrlPr>
-                <w:rPr>
-                  <w:rFonts w:hint="default" w:ascii="Cambria Math" w:hAnsi="Cambria Math"/>
-                  <w:sz w:val="24"/>
-                </w:rPr>
-              </m:ctrlPr>
-            </m:sub>
-          </m:sSub>
-          <m:r>
-            <m:rPr/>
-            <w:rPr>
-              <w:rFonts w:hint="default" w:ascii="Cambria Math" w:hAnsi="Cambria Math"/>
-              <w:sz w:val="24"/>
-            </w:rPr>
-            <m:t>|,</m:t>
-          </m:r>
-        </m:oMath>
-      </m:oMathPara>
-    </w:p>
-    <w:p>
-      <w:pPr>
-        <w:rPr>
-          <w:rFonts w:hint="default"/>
-          <w:lang w:val="en-US" w:eastAsia="zh-CN"/>
-        </w:rPr>
-      </w:pPr>
-      <m:oMathPara>
-        <m:oMath>
-          <m:r>
-            <m:rPr/>
-            <w:rPr>
-              <w:rFonts w:hint="default" w:ascii="Cambria Math" w:hAnsi="Cambria Math"/>
-              <w:sz w:val="24"/>
-            </w:rPr>
-            <m:t>RMSE=</m:t>
-          </m:r>
-          <m:rad>
-            <m:radPr>
-              <m:degHide m:val="1"/>
-              <m:ctrlPr>
-                <w:rPr>
-                  <w:rFonts w:hint="default" w:ascii="Cambria Math" w:hAnsi="Cambria Math"/>
-                  <w:sz w:val="24"/>
-                </w:rPr>
-              </m:ctrlPr>
-            </m:radPr>
-            <m:deg>
-              <m:ctrlPr>
-                <w:rPr>
-                  <w:rFonts w:ascii="Cambria Math" w:hAnsi="Cambria Math"/>
-                  <w:sz w:val="24"/>
-                </w:rPr>
-              </m:ctrlPr>
-            </m:deg>
-            <m:e>
-              <m:f>
-                <m:fPr>
-                  <m:ctrlPr>
-                    <w:rPr>
-                      <w:rFonts w:hint="default" w:ascii="Cambria Math" w:hAnsi="Cambria Math"/>
-                      <w:sz w:val="24"/>
-                    </w:rPr>
-                  </m:ctrlPr>
-                </m:fPr>
-                <m:num>
-                  <m:r>
-                    <m:rPr/>
-                    <w:rPr>
-                      <w:rFonts w:hint="default" w:ascii="Cambria Math" w:hAnsi="Cambria Math"/>
-                      <w:sz w:val="24"/>
-                    </w:rPr>
-                    <m:t>1</m:t>
-                  </m:r>
-                  <m:ctrlPr>
-                    <w:rPr>
-                      <w:rFonts w:ascii="Cambria Math" w:hAnsi="Cambria Math"/>
-                      <w:sz w:val="24"/>
-                    </w:rPr>
-                  </m:ctrlPr>
-                </m:num>
-                <m:den>
-                  <m:r>
-                    <m:rPr/>
-                    <w:rPr>
-                      <w:rFonts w:hint="default" w:ascii="Cambria Math" w:hAnsi="Cambria Math"/>
-                      <w:sz w:val="24"/>
-                    </w:rPr>
-                    <m:t>N</m:t>
-                  </m:r>
-                  <m:ctrlPr>
-                    <w:rPr>
-                      <w:rFonts w:ascii="Cambria Math" w:hAnsi="Cambria Math"/>
-                      <w:sz w:val="24"/>
-                    </w:rPr>
-                  </m:ctrlPr>
-                </m:den>
-              </m:f>
-              <m:nary>
-                <m:naryPr>
-                  <m:chr m:val="∑"/>
-                  <m:limLoc m:val="subSup"/>
-                  <m:ctrlPr>
-                    <w:rPr>
-                      <w:rFonts w:hint="default" w:ascii="Cambria Math" w:hAnsi="Cambria Math"/>
-                      <w:sz w:val="24"/>
-                    </w:rPr>
-                  </m:ctrlPr>
-                </m:naryPr>
-                <m:sub>
-                  <m:r>
-                    <m:rPr/>
-                    <w:rPr>
-                      <w:rFonts w:hint="default" w:ascii="Cambria Math" w:hAnsi="Cambria Math"/>
-                      <w:sz w:val="24"/>
-                    </w:rPr>
-                    <m:t>i=1</m:t>
-                  </m:r>
-                  <m:ctrlPr>
-                    <w:rPr>
-                      <w:rFonts w:ascii="Cambria Math" w:hAnsi="Cambria Math"/>
-                      <w:sz w:val="24"/>
-                    </w:rPr>
-                  </m:ctrlPr>
-                </m:sub>
-                <m:sup>
-                  <m:r>
-                    <m:rPr/>
-                    <w:rPr>
-                      <w:rFonts w:hint="default" w:ascii="Cambria Math" w:hAnsi="Cambria Math"/>
-                      <w:sz w:val="24"/>
-                    </w:rPr>
-                    <m:t>N</m:t>
-                  </m:r>
-                  <m:ctrlPr>
-                    <w:rPr>
-                      <w:rFonts w:ascii="Cambria Math" w:hAnsi="Cambria Math"/>
-                      <w:sz w:val="24"/>
-                    </w:rPr>
-                  </m:ctrlPr>
-                </m:sup>
-                <m:e>
-                  <m:r>
-                    <m:rPr/>
-                    <w:rPr>
-                      <w:rFonts w:hint="default" w:ascii="Cambria Math" w:hAnsi="Cambria Math"/>
-                      <w:sz w:val="24"/>
-                    </w:rPr>
-                    <m:t>(</m:t>
-                  </m:r>
-                  <m:ctrlPr>
-                    <w:rPr>
-                      <w:rFonts w:ascii="Cambria Math" w:hAnsi="Cambria Math"/>
-                      <w:sz w:val="24"/>
-                    </w:rPr>
-                  </m:ctrlPr>
-                </m:e>
-              </m:nary>
-              <m:sSub>
-                <m:sSubPr>
-                  <m:ctrlPr>
-                    <w:rPr>
-                      <w:rFonts w:hint="default" w:ascii="Cambria Math" w:hAnsi="Cambria Math"/>
-                      <w:sz w:val="24"/>
-                    </w:rPr>
-                  </m:ctrlPr>
-                </m:sSubPr>
-                <m:e>
-                  <m:r>
-                    <m:rPr/>
-                    <w:rPr>
-                      <w:rFonts w:hint="default" w:ascii="Cambria Math" w:hAnsi="Cambria Math"/>
-                      <w:sz w:val="24"/>
-                    </w:rPr>
-                    <m:t>y</m:t>
-                  </m:r>
-                  <m:ctrlPr>
-                    <w:rPr>
-                      <w:rFonts w:ascii="Cambria Math" w:hAnsi="Cambria Math"/>
-                      <w:sz w:val="24"/>
-                    </w:rPr>
-                  </m:ctrlPr>
-                </m:e>
-                <m:sub>
-                  <m:r>
-                    <m:rPr/>
-                    <w:rPr>
-                      <w:rFonts w:hint="default" w:ascii="Cambria Math" w:hAnsi="Cambria Math"/>
-                      <w:sz w:val="24"/>
-                    </w:rPr>
-                    <m:t>i</m:t>
-                  </m:r>
-                  <m:ctrlPr>
-                    <w:rPr>
-                      <w:rFonts w:ascii="Cambria Math" w:hAnsi="Cambria Math"/>
-                      <w:sz w:val="24"/>
-                    </w:rPr>
-                  </m:ctrlPr>
-                </m:sub>
-              </m:sSub>
-              <m:r>
-                <m:rPr/>
-                <w:rPr>
-                  <w:rFonts w:hint="default" w:ascii="Cambria Math" w:hAnsi="Cambria Math"/>
-                  <w:sz w:val="24"/>
-                </w:rPr>
-                <m:t>−</m:t>
-              </m:r>
-              <m:sSub>
-                <m:sSubPr>
-                  <m:ctrlPr>
-                    <w:rPr>
-                      <w:rFonts w:hint="default" w:ascii="Cambria Math" w:hAnsi="Cambria Math"/>
-                      <w:sz w:val="24"/>
-                    </w:rPr>
-                  </m:ctrlPr>
-                </m:sSubPr>
-                <m:e>
-                  <m:acc>
-                    <m:accPr>
-                      <m:ctrlPr>
-                        <w:rPr>
-                          <w:rFonts w:hint="default" w:ascii="Cambria Math" w:hAnsi="Cambria Math"/>
-                          <w:sz w:val="24"/>
-                        </w:rPr>
-                      </m:ctrlPr>
-                    </m:accPr>
-                    <m:e>
-                      <m:r>
-                        <m:rPr/>
-                        <w:rPr>
-                          <w:rFonts w:hint="default" w:ascii="Cambria Math" w:hAnsi="Cambria Math"/>
-                          <w:sz w:val="24"/>
-                        </w:rPr>
-                        <m:t>y</m:t>
-                      </m:r>
-                      <m:ctrlPr>
-                        <w:rPr>
-                          <w:rFonts w:ascii="Cambria Math" w:hAnsi="Cambria Math"/>
-                          <w:sz w:val="24"/>
-                        </w:rPr>
-                      </m:ctrlPr>
-                    </m:e>
-                  </m:acc>
-                  <m:ctrlPr>
-                    <w:rPr>
-                      <w:rFonts w:hint="default" w:ascii="Cambria Math" w:hAnsi="Cambria Math"/>
-                      <w:sz w:val="24"/>
-                    </w:rPr>
-                  </m:ctrlPr>
-                </m:e>
-                <m:sub>
-                  <m:r>
-                    <m:rPr/>
-                    <w:rPr>
-                      <w:rFonts w:hint="default" w:ascii="Cambria Math" w:hAnsi="Cambria Math"/>
-                      <w:sz w:val="24"/>
-                    </w:rPr>
-                    <m:t>i</m:t>
-                  </m:r>
-                  <m:ctrlPr>
-                    <w:rPr>
-                      <w:rFonts w:hint="default" w:ascii="Cambria Math" w:hAnsi="Cambria Math"/>
-                      <w:sz w:val="24"/>
-                    </w:rPr>
-                  </m:ctrlPr>
-                </m:sub>
-              </m:sSub>
-              <m:sSup>
-                <m:sSupPr>
-                  <m:ctrlPr>
-                    <w:rPr>
-                      <w:rFonts w:hint="default" w:ascii="Cambria Math" w:hAnsi="Cambria Math"/>
-                      <w:sz w:val="24"/>
-                    </w:rPr>
-                  </m:ctrlPr>
-                </m:sSupPr>
-                <m:e>
-                  <m:r>
-                    <m:rPr/>
-                    <w:rPr>
-                      <w:rFonts w:hint="default" w:ascii="Cambria Math" w:hAnsi="Cambria Math"/>
-                      <w:sz w:val="24"/>
-                    </w:rPr>
-                    <m:t>)</m:t>
-                  </m:r>
-                  <m:ctrlPr>
-                    <w:rPr>
-                      <w:rFonts w:hint="default" w:ascii="Cambria Math" w:hAnsi="Cambria Math"/>
-                      <w:sz w:val="24"/>
-                    </w:rPr>
-                  </m:ctrlPr>
-                </m:e>
-                <m:sup>
-                  <m:r>
-                    <m:rPr/>
-                    <w:rPr>
-                      <w:rFonts w:hint="default" w:ascii="Cambria Math" w:hAnsi="Cambria Math"/>
-                      <w:sz w:val="24"/>
-                    </w:rPr>
-                    <m:t>2</m:t>
-                  </m:r>
-                  <m:ctrlPr>
-                    <w:rPr>
-                      <w:rFonts w:hint="default" w:ascii="Cambria Math" w:hAnsi="Cambria Math"/>
-                      <w:sz w:val="24"/>
-                    </w:rPr>
-                  </m:ctrlPr>
-                </m:sup>
-              </m:sSup>
-              <m:ctrlPr>
-                <w:rPr>
-                  <w:rFonts w:hint="default" w:ascii="Cambria Math" w:hAnsi="Cambria Math"/>
-                  <w:sz w:val="24"/>
-                </w:rPr>
-              </m:ctrlPr>
-            </m:e>
-          </m:rad>
-          <m:r>
-            <m:rPr/>
-            <w:rPr>
-              <w:rFonts w:hint="default" w:ascii="Cambria Math" w:hAnsi="Cambria Math"/>
-              <w:sz w:val="24"/>
-            </w:rPr>
-            <m:t>,</m:t>
-          </m:r>
-        </m:oMath>
-      </m:oMathPara>
-    </w:p>
-    <w:p>
-      <w:pPr>
-        <w:rPr>
-          <w:rFonts w:hint="default"/>
-          <w:lang w:val="en-US" w:eastAsia="zh-CN"/>
-        </w:rPr>
-      </w:pPr>
-      <m:oMathPara>
-        <m:oMath>
-          <m:sSup>
-            <m:sSupPr>
-              <m:ctrlPr>
-                <w:rPr>
-                  <w:rFonts w:hint="default" w:ascii="Cambria Math" w:hAnsi="Cambria Math"/>
-                  <w:sz w:val="24"/>
-                </w:rPr>
-              </m:ctrlPr>
-            </m:sSupPr>
-            <m:e>
-              <m:r>
-                <m:rPr/>
-                <w:rPr>
-                  <w:rFonts w:hint="default" w:ascii="Cambria Math" w:hAnsi="Cambria Math"/>
-                  <w:sz w:val="24"/>
-                </w:rPr>
-                <m:t>R</m:t>
-              </m:r>
-              <m:ctrlPr>
-                <w:rPr>
-                  <w:rFonts w:ascii="Cambria Math" w:hAnsi="Cambria Math"/>
-                  <w:sz w:val="24"/>
-                </w:rPr>
-              </m:ctrlPr>
-            </m:e>
-            <m:sup>
-              <m:r>
-                <m:rPr/>
-                <w:rPr>
-                  <w:rFonts w:hint="default" w:ascii="Cambria Math" w:hAnsi="Cambria Math"/>
-                  <w:sz w:val="24"/>
-                </w:rPr>
-                <m:t>2</m:t>
-              </m:r>
-              <m:ctrlPr>
-                <w:rPr>
-                  <w:rFonts w:ascii="Cambria Math" w:hAnsi="Cambria Math"/>
-                  <w:sz w:val="24"/>
-                </w:rPr>
-              </m:ctrlPr>
-            </m:sup>
-          </m:sSup>
-          <m:r>
-            <m:rPr/>
-            <w:rPr>
-              <w:rFonts w:hint="default" w:ascii="Cambria Math" w:hAnsi="Cambria Math"/>
-              <w:sz w:val="24"/>
-            </w:rPr>
-            <m:t>=1−</m:t>
-          </m:r>
-          <m:f>
-            <m:fPr>
-              <m:ctrlPr>
-                <w:rPr>
-                  <w:rFonts w:hint="default" w:ascii="Cambria Math" w:hAnsi="Cambria Math"/>
-                  <w:sz w:val="24"/>
-                </w:rPr>
-              </m:ctrlPr>
-            </m:fPr>
-            <m:num>
-              <m:nary>
-                <m:naryPr>
-                  <m:chr m:val="∑"/>
-                  <m:limLoc m:val="subSup"/>
-                  <m:ctrlPr>
-                    <w:rPr>
-                      <w:rFonts w:hint="default" w:ascii="Cambria Math" w:hAnsi="Cambria Math"/>
-                      <w:sz w:val="24"/>
-                    </w:rPr>
-                  </m:ctrlPr>
-                </m:naryPr>
-                <m:sub>
-                  <m:r>
-                    <m:rPr/>
-                    <w:rPr>
-                      <w:rFonts w:hint="default" w:ascii="Cambria Math" w:hAnsi="Cambria Math"/>
-                      <w:sz w:val="24"/>
-                    </w:rPr>
-                    <m:t>i=1</m:t>
-                  </m:r>
-                  <m:ctrlPr>
-                    <w:rPr>
-                      <w:rFonts w:ascii="Cambria Math" w:hAnsi="Cambria Math"/>
-                      <w:sz w:val="24"/>
-                    </w:rPr>
-                  </m:ctrlPr>
-                </m:sub>
-                <m:sup>
-                  <m:r>
-                    <m:rPr/>
-                    <w:rPr>
-                      <w:rFonts w:hint="default" w:ascii="Cambria Math" w:hAnsi="Cambria Math"/>
-                      <w:sz w:val="24"/>
-                    </w:rPr>
-                    <m:t>N</m:t>
-                  </m:r>
-                  <m:ctrlPr>
-                    <w:rPr>
-                      <w:rFonts w:ascii="Cambria Math" w:hAnsi="Cambria Math"/>
-                      <w:sz w:val="24"/>
-                    </w:rPr>
-                  </m:ctrlPr>
-                </m:sup>
-                <m:e>
-                  <m:r>
-                    <m:rPr/>
-                    <w:rPr>
-                      <w:rFonts w:hint="default" w:ascii="Cambria Math" w:hAnsi="Cambria Math"/>
-                      <w:sz w:val="24"/>
-                    </w:rPr>
-                    <m:t>(</m:t>
-                  </m:r>
-                  <m:ctrlPr>
-                    <w:rPr>
-                      <w:rFonts w:ascii="Cambria Math" w:hAnsi="Cambria Math"/>
-                      <w:sz w:val="24"/>
-                    </w:rPr>
-                  </m:ctrlPr>
-                </m:e>
-              </m:nary>
-              <m:sSub>
-                <m:sSubPr>
-                  <m:ctrlPr>
-                    <w:rPr>
-                      <w:rFonts w:hint="default" w:ascii="Cambria Math" w:hAnsi="Cambria Math"/>
-                      <w:sz w:val="24"/>
-                    </w:rPr>
-                  </m:ctrlPr>
-                </m:sSubPr>
-                <m:e>
-                  <m:r>
-                    <m:rPr/>
-                    <w:rPr>
-                      <w:rFonts w:hint="default" w:ascii="Cambria Math" w:hAnsi="Cambria Math"/>
-                      <w:sz w:val="24"/>
-                    </w:rPr>
-                    <m:t>y</m:t>
-                  </m:r>
-                  <m:ctrlPr>
-                    <w:rPr>
-                      <w:rFonts w:ascii="Cambria Math" w:hAnsi="Cambria Math"/>
-                      <w:sz w:val="24"/>
-                    </w:rPr>
-                  </m:ctrlPr>
-                </m:e>
-                <m:sub>
-                  <m:r>
-                    <m:rPr/>
-                    <w:rPr>
-                      <w:rFonts w:hint="default" w:ascii="Cambria Math" w:hAnsi="Cambria Math"/>
-                      <w:sz w:val="24"/>
-                    </w:rPr>
-                    <m:t>i</m:t>
-                  </m:r>
-                  <m:ctrlPr>
-                    <w:rPr>
-                      <w:rFonts w:ascii="Cambria Math" w:hAnsi="Cambria Math"/>
-                      <w:sz w:val="24"/>
-                    </w:rPr>
-                  </m:ctrlPr>
-                </m:sub>
-              </m:sSub>
-              <m:r>
-                <m:rPr/>
-                <w:rPr>
-                  <w:rFonts w:hint="default" w:ascii="Cambria Math" w:hAnsi="Cambria Math"/>
-                  <w:sz w:val="24"/>
-                </w:rPr>
-                <m:t>−</m:t>
-              </m:r>
-              <m:sSub>
-                <m:sSubPr>
-                  <m:ctrlPr>
-                    <w:rPr>
-                      <w:rFonts w:hint="default" w:ascii="Cambria Math" w:hAnsi="Cambria Math"/>
-                      <w:sz w:val="24"/>
-                    </w:rPr>
-                  </m:ctrlPr>
-                </m:sSubPr>
-                <m:e>
-                  <m:acc>
-                    <m:accPr>
-                      <m:ctrlPr>
-                        <w:rPr>
-                          <w:rFonts w:hint="default" w:ascii="Cambria Math" w:hAnsi="Cambria Math"/>
-                          <w:sz w:val="24"/>
-                        </w:rPr>
-                      </m:ctrlPr>
-                    </m:accPr>
-                    <m:e>
-                      <m:r>
-                        <m:rPr/>
-                        <w:rPr>
-                          <w:rFonts w:hint="default" w:ascii="Cambria Math" w:hAnsi="Cambria Math"/>
-                          <w:sz w:val="24"/>
-                        </w:rPr>
-                        <m:t>y</m:t>
-                      </m:r>
-                      <m:ctrlPr>
-                        <w:rPr>
-                          <w:rFonts w:ascii="Cambria Math" w:hAnsi="Cambria Math"/>
-                          <w:sz w:val="24"/>
-                        </w:rPr>
-                      </m:ctrlPr>
-                    </m:e>
-                  </m:acc>
-                  <m:ctrlPr>
-                    <w:rPr>
-                      <w:rFonts w:hint="default" w:ascii="Cambria Math" w:hAnsi="Cambria Math"/>
-                      <w:sz w:val="24"/>
-                    </w:rPr>
-                  </m:ctrlPr>
-                </m:e>
-                <m:sub>
-                  <m:r>
-                    <m:rPr/>
-                    <w:rPr>
-                      <w:rFonts w:hint="default" w:ascii="Cambria Math" w:hAnsi="Cambria Math"/>
-                      <w:sz w:val="24"/>
-                    </w:rPr>
-                    <m:t>i</m:t>
-                  </m:r>
-                  <m:ctrlPr>
-                    <w:rPr>
-                      <w:rFonts w:hint="default" w:ascii="Cambria Math" w:hAnsi="Cambria Math"/>
-                      <w:sz w:val="24"/>
-                    </w:rPr>
-                  </m:ctrlPr>
-                </m:sub>
-              </m:sSub>
-              <m:sSup>
-                <m:sSupPr>
-                  <m:ctrlPr>
-                    <w:rPr>
-                      <w:rFonts w:hint="default" w:ascii="Cambria Math" w:hAnsi="Cambria Math"/>
-                      <w:sz w:val="24"/>
-                    </w:rPr>
-                  </m:ctrlPr>
-                </m:sSupPr>
-                <m:e>
-                  <m:r>
-                    <m:rPr/>
-                    <w:rPr>
-                      <w:rFonts w:hint="default" w:ascii="Cambria Math" w:hAnsi="Cambria Math"/>
-                      <w:sz w:val="24"/>
-                    </w:rPr>
-                    <m:t>)</m:t>
-                  </m:r>
-                  <m:ctrlPr>
-                    <w:rPr>
-                      <w:rFonts w:hint="default" w:ascii="Cambria Math" w:hAnsi="Cambria Math"/>
-                      <w:sz w:val="24"/>
-                    </w:rPr>
-                  </m:ctrlPr>
-                </m:e>
-                <m:sup>
-                  <m:r>
-                    <m:rPr/>
-                    <w:rPr>
-                      <w:rFonts w:hint="default" w:ascii="Cambria Math" w:hAnsi="Cambria Math"/>
-                      <w:sz w:val="24"/>
-                    </w:rPr>
-                    <m:t>2</m:t>
-                  </m:r>
-                  <m:ctrlPr>
-                    <w:rPr>
-                      <w:rFonts w:hint="default" w:ascii="Cambria Math" w:hAnsi="Cambria Math"/>
-                      <w:sz w:val="24"/>
-                    </w:rPr>
-                  </m:ctrlPr>
-                </m:sup>
-              </m:sSup>
-              <m:ctrlPr>
-                <w:rPr>
-                  <w:rFonts w:hint="default" w:ascii="Cambria Math" w:hAnsi="Cambria Math"/>
-                  <w:sz w:val="24"/>
-                </w:rPr>
-              </m:ctrlPr>
-            </m:num>
-            <m:den>
-              <m:nary>
-                <m:naryPr>
-                  <m:chr m:val="∑"/>
-                  <m:limLoc m:val="subSup"/>
-                  <m:ctrlPr>
-                    <w:rPr>
-                      <w:rFonts w:hint="default" w:ascii="Cambria Math" w:hAnsi="Cambria Math"/>
-                      <w:sz w:val="24"/>
-                    </w:rPr>
-                  </m:ctrlPr>
-                </m:naryPr>
-                <m:sub>
-                  <m:r>
-                    <m:rPr/>
-                    <w:rPr>
-                      <w:rFonts w:hint="default" w:ascii="Cambria Math" w:hAnsi="Cambria Math"/>
-                      <w:sz w:val="24"/>
-                    </w:rPr>
-                    <m:t>i=1</m:t>
-                  </m:r>
-                  <m:ctrlPr>
-                    <w:rPr>
-                      <w:rFonts w:hint="default" w:ascii="Cambria Math" w:hAnsi="Cambria Math"/>
-                      <w:sz w:val="24"/>
-                    </w:rPr>
-                  </m:ctrlPr>
-                </m:sub>
-                <m:sup>
-                  <m:r>
-                    <m:rPr/>
-                    <w:rPr>
-                      <w:rFonts w:hint="default" w:ascii="Cambria Math" w:hAnsi="Cambria Math"/>
-                      <w:sz w:val="24"/>
-                    </w:rPr>
-                    <m:t>N</m:t>
-                  </m:r>
-                  <m:ctrlPr>
-                    <w:rPr>
-                      <w:rFonts w:hint="default" w:ascii="Cambria Math" w:hAnsi="Cambria Math"/>
-                      <w:sz w:val="24"/>
-                    </w:rPr>
-                  </m:ctrlPr>
-                </m:sup>
-                <m:e>
-                  <m:r>
-                    <m:rPr/>
-                    <w:rPr>
-                      <w:rFonts w:hint="default" w:ascii="Cambria Math" w:hAnsi="Cambria Math"/>
-                      <w:sz w:val="24"/>
-                    </w:rPr>
-                    <m:t>(</m:t>
-                  </m:r>
-                  <m:ctrlPr>
-                    <w:rPr>
-                      <w:rFonts w:hint="default" w:ascii="Cambria Math" w:hAnsi="Cambria Math"/>
-                      <w:sz w:val="24"/>
-                    </w:rPr>
-                  </m:ctrlPr>
-                </m:e>
-              </m:nary>
-              <m:sSub>
-                <m:sSubPr>
-                  <m:ctrlPr>
-                    <w:rPr>
-                      <w:rFonts w:hint="default" w:ascii="Cambria Math" w:hAnsi="Cambria Math"/>
-                      <w:sz w:val="24"/>
-                    </w:rPr>
-                  </m:ctrlPr>
-                </m:sSubPr>
-                <m:e>
-                  <m:r>
-                    <m:rPr/>
-                    <w:rPr>
-                      <w:rFonts w:hint="default" w:ascii="Cambria Math" w:hAnsi="Cambria Math"/>
-                      <w:sz w:val="24"/>
-                    </w:rPr>
-                    <m:t>y</m:t>
-                  </m:r>
-                  <m:ctrlPr>
-                    <w:rPr>
-                      <w:rFonts w:hint="default" w:ascii="Cambria Math" w:hAnsi="Cambria Math"/>
-                      <w:sz w:val="24"/>
-                    </w:rPr>
-                  </m:ctrlPr>
-                </m:e>
-                <m:sub>
-                  <m:r>
-                    <m:rPr/>
-                    <w:rPr>
-                      <w:rFonts w:hint="default" w:ascii="Cambria Math" w:hAnsi="Cambria Math"/>
-                      <w:sz w:val="24"/>
-                    </w:rPr>
-                    <m:t>i</m:t>
-                  </m:r>
-                  <m:ctrlPr>
-                    <w:rPr>
-                      <w:rFonts w:hint="default" w:ascii="Cambria Math" w:hAnsi="Cambria Math"/>
-                      <w:sz w:val="24"/>
-                    </w:rPr>
-                  </m:ctrlPr>
-                </m:sub>
-              </m:sSub>
-              <m:r>
-                <m:rPr/>
-                <w:rPr>
-                  <w:rFonts w:hint="default" w:ascii="Cambria Math" w:hAnsi="Cambria Math"/>
-                  <w:sz w:val="24"/>
-                </w:rPr>
-                <m:t>−</m:t>
-              </m:r>
-              <m:acc>
-                <m:accPr>
-                  <m:chr m:val="̄"/>
-                  <m:ctrlPr>
-                    <w:rPr>
-                      <w:rFonts w:hint="default" w:ascii="Cambria Math" w:hAnsi="Cambria Math"/>
-                      <w:sz w:val="24"/>
-                    </w:rPr>
-                  </m:ctrlPr>
-                </m:accPr>
-                <m:e>
-                  <m:r>
-                    <m:rPr/>
-                    <w:rPr>
-                      <w:rFonts w:hint="default" w:ascii="Cambria Math" w:hAnsi="Cambria Math"/>
-                      <w:sz w:val="24"/>
-                    </w:rPr>
-                    <m:t>y</m:t>
-                  </m:r>
-                  <m:ctrlPr>
-                    <w:rPr>
-                      <w:rFonts w:hint="default" w:ascii="Cambria Math" w:hAnsi="Cambria Math"/>
-                      <w:sz w:val="24"/>
-                    </w:rPr>
-                  </m:ctrlPr>
-                </m:e>
-              </m:acc>
-              <m:sSup>
-                <m:sSupPr>
-                  <m:ctrlPr>
-                    <w:rPr>
-                      <w:rFonts w:hint="default" w:ascii="Cambria Math" w:hAnsi="Cambria Math"/>
-                      <w:sz w:val="24"/>
-                    </w:rPr>
-                  </m:ctrlPr>
-                </m:sSupPr>
-                <m:e>
-                  <m:r>
-                    <m:rPr/>
-                    <w:rPr>
-                      <w:rFonts w:hint="default" w:ascii="Cambria Math" w:hAnsi="Cambria Math"/>
-                      <w:sz w:val="24"/>
-                    </w:rPr>
-                    <m:t>)</m:t>
-                  </m:r>
-                  <m:ctrlPr>
-                    <w:rPr>
-                      <w:rFonts w:hint="default" w:ascii="Cambria Math" w:hAnsi="Cambria Math"/>
-                      <w:sz w:val="24"/>
-                    </w:rPr>
-                  </m:ctrlPr>
-                </m:e>
-                <m:sup>
-                  <m:r>
-                    <m:rPr/>
-                    <w:rPr>
-                      <w:rFonts w:hint="default" w:ascii="Cambria Math" w:hAnsi="Cambria Math"/>
-                      <w:sz w:val="24"/>
-                    </w:rPr>
-                    <m:t>2</m:t>
-                  </m:r>
-                  <m:ctrlPr>
-                    <w:rPr>
-                      <w:rFonts w:hint="default" w:ascii="Cambria Math" w:hAnsi="Cambria Math"/>
-                      <w:sz w:val="24"/>
-                    </w:rPr>
-                  </m:ctrlPr>
-                </m:sup>
-              </m:sSup>
-              <m:ctrlPr>
-                <w:rPr>
-                  <w:rFonts w:hint="default" w:ascii="Cambria Math" w:hAnsi="Cambria Math"/>
-                  <w:sz w:val="24"/>
-                </w:rPr>
-              </m:ctrlPr>
-            </m:den>
-          </m:f>
-          <m:r>
-            <m:rPr/>
-            <w:rPr>
-              <w:rFonts w:hint="default" w:ascii="Cambria Math" w:hAnsi="Cambria Math"/>
-              <w:sz w:val="24"/>
-            </w:rPr>
-            <m:t>,</m:t>
-          </m:r>
-        </m:oMath>
-      </m:oMathPara>
-    </w:p>
-    <w:p>
-      <w:pPr>
-        <w:rPr>
-          <w:rFonts w:hint="default"/>
-          <w:lang w:val="en-US" w:eastAsia="zh-CN"/>
-        </w:rPr>
-      </w:pPr>
-      <w:r>
-        <w:rPr>
-          <w:rFonts w:hint="default"/>
-          <w:lang w:val="en-US" w:eastAsia="zh-CN"/>
-        </w:rPr>
-        <w:t>其中</w:t>
-      </w:r>
-      <m:oMath>
-        <m:acc>
-          <m:accPr>
-            <m:chr m:val="̄"/>
-            <m:ctrlPr>
-              <w:rPr>
-                <w:rFonts w:hint="default" w:ascii="Cambria Math" w:hAnsi="Cambria Math"/>
-                <w:sz w:val="24"/>
-              </w:rPr>
-            </m:ctrlPr>
-          </m:accPr>
-          <m:e>
-            <m:r>
-              <m:rPr/>
-              <w:rPr>
-                <w:rFonts w:hint="default" w:ascii="Cambria Math" w:hAnsi="Cambria Math"/>
-                <w:sz w:val="24"/>
-              </w:rPr>
-              <m:t>y</m:t>
-            </m:r>
-            <m:ctrlPr>
-              <w:rPr>
-                <w:rFonts w:ascii="Cambria Math" w:hAnsi="Cambria Math"/>
-                <w:sz w:val="24"/>
-              </w:rPr>
-            </m:ctrlPr>
-          </m:e>
-        </m:acc>
-      </m:oMath>
-      <w:r>
-        <w:rPr>
-          <w:rFonts w:hint="default"/>
-          <w:lang w:val="en-US" w:eastAsia="zh-CN"/>
-        </w:rPr>
-        <w:t>为真实值均值。对于极端爬坡误差，本文以最近历史功率为基准，当</w:t>
-      </w:r>
-      <m:oMath>
-        <m:r>
-          <m:rPr/>
-          <w:rPr>
-            <w:rFonts w:hint="default" w:ascii="Cambria Math" w:hAnsi="Cambria Math"/>
-            <w:sz w:val="24"/>
-          </w:rPr>
-          <m:t>|</m:t>
-        </m:r>
-        <m:sSub>
-          <m:sSubPr>
-            <m:ctrlPr>
-              <w:rPr>
-                <w:rFonts w:hint="default" w:ascii="Cambria Math" w:hAnsi="Cambria Math"/>
-                <w:sz w:val="24"/>
-              </w:rPr>
-            </m:ctrlPr>
-          </m:sSubPr>
-          <m:e>
-            <m:r>
-              <m:rPr/>
-              <w:rPr>
-                <w:rFonts w:hint="default" w:ascii="Cambria Math" w:hAnsi="Cambria Math"/>
-                <w:sz w:val="24"/>
-              </w:rPr>
-              <m:t>y</m:t>
-            </m:r>
-            <m:ctrlPr>
-              <w:rPr>
-                <w:rFonts w:ascii="Cambria Math" w:hAnsi="Cambria Math"/>
-                <w:sz w:val="24"/>
-              </w:rPr>
-            </m:ctrlPr>
-          </m:e>
-          <m:sub>
-            <m:r>
-              <m:rPr/>
-              <w:rPr>
-                <w:rFonts w:hint="default" w:ascii="Cambria Math" w:hAnsi="Cambria Math"/>
-                <w:sz w:val="24"/>
-              </w:rPr>
-              <m:t>i</m:t>
-            </m:r>
-            <m:ctrlPr>
-              <w:rPr>
-                <w:rFonts w:ascii="Cambria Math" w:hAnsi="Cambria Math"/>
-                <w:sz w:val="24"/>
-              </w:rPr>
-            </m:ctrlPr>
-          </m:sub>
-        </m:sSub>
-        <m:r>
-          <m:rPr/>
-          <w:rPr>
-            <w:rFonts w:hint="default" w:ascii="Cambria Math" w:hAnsi="Cambria Math"/>
-            <w:sz w:val="24"/>
-          </w:rPr>
-          <m:t>−</m:t>
-        </m:r>
-        <m:sSubSup>
-          <m:sSubSupPr>
-            <m:ctrlPr>
-              <w:rPr>
-                <w:rFonts w:hint="default" w:ascii="Cambria Math" w:hAnsi="Cambria Math"/>
-                <w:sz w:val="24"/>
-              </w:rPr>
-            </m:ctrlPr>
-          </m:sSubSupPr>
-          <m:e>
-            <m:r>
-              <m:rPr/>
-              <w:rPr>
-                <w:rFonts w:hint="default" w:ascii="Cambria Math" w:hAnsi="Cambria Math"/>
-                <w:sz w:val="24"/>
-              </w:rPr>
-              <m:t>p</m:t>
-            </m:r>
-            <m:ctrlPr>
-              <w:rPr>
-                <w:rFonts w:ascii="Cambria Math" w:hAnsi="Cambria Math"/>
-                <w:sz w:val="24"/>
-              </w:rPr>
-            </m:ctrlPr>
-          </m:e>
-          <m:sub>
-            <m:r>
-              <m:rPr/>
-              <w:rPr>
-                <w:rFonts w:hint="default" w:ascii="Cambria Math" w:hAnsi="Cambria Math"/>
-                <w:sz w:val="24"/>
-              </w:rPr>
-              <m:t>i−1</m:t>
-            </m:r>
-            <m:ctrlPr>
-              <w:rPr>
-                <w:rFonts w:ascii="Cambria Math" w:hAnsi="Cambria Math"/>
-                <w:sz w:val="24"/>
-              </w:rPr>
-            </m:ctrlPr>
-          </m:sub>
-          <m:sup>
-            <m:r>
-              <m:rPr/>
-              <w:rPr>
-                <w:rFonts w:hint="default" w:ascii="Cambria Math" w:hAnsi="Cambria Math"/>
-                <w:sz w:val="24"/>
-              </w:rPr>
-              <m:t>norm</m:t>
-            </m:r>
-            <m:ctrlPr>
-              <w:rPr>
-                <w:rFonts w:ascii="Cambria Math" w:hAnsi="Cambria Math"/>
-                <w:sz w:val="24"/>
-              </w:rPr>
-            </m:ctrlPr>
-          </m:sup>
-        </m:sSubSup>
-        <m:r>
-          <m:rPr/>
-          <w:rPr>
-            <w:rFonts w:hint="default" w:ascii="Cambria Math" w:hAnsi="Cambria Math"/>
-            <w:sz w:val="24"/>
-          </w:rPr>
-          <m:t>|≥η</m:t>
-        </m:r>
-      </m:oMath>
-      <w:r>
-        <w:rPr>
-          <w:rFonts w:hint="default"/>
-          <w:lang w:val="en-US" w:eastAsia="zh-CN"/>
-        </w:rPr>
-        <w:t>时，将该样本判定为极端爬坡样本，其中</w:t>
-      </w:r>
-      <m:oMath>
-        <m:r>
-          <m:rPr/>
-          <w:rPr>
-            <w:rFonts w:hint="default" w:ascii="Cambria Math" w:hAnsi="Cambria Math"/>
-            <w:sz w:val="24"/>
-          </w:rPr>
-          <m:t>η</m:t>
-        </m:r>
-      </m:oMath>
-      <w:r>
-        <w:rPr>
-          <w:rFonts w:hint="default"/>
-          <w:lang w:val="en-US" w:eastAsia="zh-CN"/>
-        </w:rPr>
-        <w:t>为爬坡阈值。在这些样本子集上再计算 MAE 和 RMSE，分别记为 `extreme_mae` 和 `extreme_rmse`，以衡量模型对剧烈变化过程的跟踪能力。</w:t>
+        <w:t>消融实验套件的关键发现是：数据量是主要瓶颈——将训练窗口从3,523增加到27,552使pinball loss降低61%，远超任何架构修改所能达到的增益。LNN门控相比纯选择性SSM提供了在24个预测时步中的18个可观察到正面效果。</w:t>
       </w:r>
     </w:p>
     <w:p>
@@ -10591,7 +12905,7 @@
         <w:rPr>
           <w:rFonts w:hint="eastAsia"/>
         </w:rPr>
-        <w:t>结果与讨论</w:t>
+        <w:t>讨论</w:t>
       </w:r>
     </w:p>
     <w:p>
@@ -10610,17 +12924,10 @@
       </w:pPr>
       <w:r>
         <w:rPr>
-          <w:rFonts w:hint="default"/>
-          <w:lang w:val="en-US" w:eastAsia="zh-CN"/>
-        </w:rPr>
-        <w:t>实验</w:t>
-      </w:r>
-      <w:r>
-        <w:rPr>
           <w:rFonts w:hint="eastAsia"/>
           <w:lang w:val="en-US" w:eastAsia="zh-CN"/>
         </w:rPr>
-        <w:t>设置</w:t>
+        <w:t>"无效"方法为何失败</w:t>
       </w:r>
     </w:p>
     <w:p>
@@ -10636,7 +12943,7 @@
           <w:rFonts w:hint="default"/>
           <w:lang w:val="en-US" w:eastAsia="zh-CN"/>
         </w:rPr>
-        <w:t>为更贴近实际部署场景，本文设置两类实验协议。</w:t>
+        <w:t>正则化、集成方法和多站点训练在我们实验中的持续失败揭示了一个根本性洞察：当训练集仅包含3,500-28,000个窗口时，限制因素是信息内容，而非模型容量或过拟合。正则化不能创造信息——它只能防止过拟合，而当样本/参数比已经很低（单站点为0.009）时，过拟合并非主导失效模式。</w:t>
       </w:r>
     </w:p>
     <w:p>
@@ -10652,39 +12959,7 @@
           <w:rFonts w:hint="default"/>
           <w:lang w:val="en-US" w:eastAsia="zh-CN"/>
         </w:rPr>
-        <w:t>1. Year split：使用 2019 年样本训练，2020 年样本测试，用于评估模型在跨年份时间分布漂移下的泛化能力。</w:t>
-      </w:r>
-    </w:p>
-    <w:p>
-      <w:pPr>
-        <w:bidi w:val="0"/>
-        <w:rPr>
-          <w:rFonts w:hint="default"/>
-          <w:lang w:val="en-US" w:eastAsia="zh-CN"/>
-        </w:rPr>
-      </w:pPr>
-      <w:r>
-        <w:rPr>
-          <w:rFonts w:hint="default"/>
-          <w:lang w:val="en-US" w:eastAsia="zh-CN"/>
-        </w:rPr>
-        <w:t>2. Leave-one-site-out (LOSO)：每次留出一个风电场作为测试站点，必要时再单独指定一个验证站点，其余站点作为训练集，用于评估模型跨风场迁移能力。</w:t>
-      </w:r>
-    </w:p>
-    <w:p>
-      <w:pPr>
-        <w:bidi w:val="0"/>
-        <w:rPr>
-          <w:rFonts w:hint="default"/>
-          <w:lang w:val="en-US" w:eastAsia="zh-CN"/>
-        </w:rPr>
-      </w:pPr>
-      <w:r>
-        <w:rPr>
-          <w:rFonts w:hint="default"/>
-          <w:lang w:val="en-US" w:eastAsia="zh-CN"/>
-        </w:rPr>
-        <w:t>其中，LOSO 协议比常规随机划分更严格，因为测试站点在训练阶段完全不可见，模型必须从其他风场的风功率耦合关系中学习可迁移规律。</w:t>
+        <w:t>这解释了为什么GEFCom2012竞赛由梯度提升树（低参数量，高样本效率）获胜，而非神经网络。我们的贡献在于证明：当拥有7.8倍的数据（27K窗口）时，神经状态空间模型可以变得有竞争力，在pinball loss上超越获胜的GBM集成（0.081 vs. ~0.14），且无需集成平均。</w:t>
       </w:r>
     </w:p>
     <w:p>
@@ -10706,175 +12981,7 @@
           <w:rFonts w:hint="eastAsia"/>
           <w:lang w:val="en-US" w:eastAsia="zh-CN"/>
         </w:rPr>
-        <w:t>模型结果图</w:t>
-      </w:r>
-    </w:p>
-    <w:p>
-      <w:pPr>
-        <w:pStyle w:val="22"/>
-        <w:numPr>
-          <w:ilvl w:val="0"/>
-          <w:numId w:val="0"/>
-        </w:numPr>
-        <w:bidi w:val="0"/>
-        <w:jc w:val="center"/>
-        <w:rPr>
-          <w:rFonts w:ascii="宋体" w:hAnsi="宋体" w:eastAsia="宋体" w:cs="宋体"/>
-          <w:sz w:val="24"/>
-          <w:szCs w:val="24"/>
-        </w:rPr>
-      </w:pPr>
-      <w:r>
-        <w:rPr>
-          <w:rFonts w:ascii="宋体" w:hAnsi="宋体" w:eastAsia="宋体" w:cs="宋体"/>
-          <w:sz w:val="24"/>
-          <w:szCs w:val="24"/>
-        </w:rPr>
-        <w:drawing>
-          <wp:inline distT="0" distB="0" distL="114300" distR="114300">
-            <wp:extent cx="4746625" cy="4571365"/>
-            <wp:effectExtent l="0" t="0" r="3175" b="635"/>
-            <wp:docPr id="15" name="图片 3" descr="IMG_256"/>
-            <wp:cNvGraphicFramePr>
-              <a:graphicFrameLocks xmlns:a="http://schemas.openxmlformats.org/drawingml/2006/main" noChangeAspect="1"/>
-            </wp:cNvGraphicFramePr>
-            <a:graphic xmlns:a="http://schemas.openxmlformats.org/drawingml/2006/main">
-              <a:graphicData uri="http://schemas.openxmlformats.org/drawingml/2006/picture">
-                <pic:pic xmlns:pic="http://schemas.openxmlformats.org/drawingml/2006/picture">
-                  <pic:nvPicPr>
-                    <pic:cNvPr id="15" name="图片 3" descr="IMG_256"/>
-                    <pic:cNvPicPr>
-                      <a:picLocks noChangeAspect="1"/>
-                    </pic:cNvPicPr>
-                  </pic:nvPicPr>
-                  <pic:blipFill>
-                    <a:blip r:embed="rId12"/>
-                    <a:stretch>
-                      <a:fillRect/>
-                    </a:stretch>
-                  </pic:blipFill>
-                  <pic:spPr>
-                    <a:xfrm>
-                      <a:off x="0" y="0"/>
-                      <a:ext cx="4746625" cy="4571365"/>
-                    </a:xfrm>
-                    <a:prstGeom prst="rect">
-                      <a:avLst/>
-                    </a:prstGeom>
-                    <a:noFill/>
-                    <a:ln w="9525">
-                      <a:noFill/>
-                    </a:ln>
-                  </pic:spPr>
-                </pic:pic>
-              </a:graphicData>
-            </a:graphic>
-          </wp:inline>
-        </w:drawing>
-      </w:r>
-    </w:p>
-    <w:p>
-      <w:pPr>
-        <w:pStyle w:val="22"/>
-        <w:numPr>
-          <w:ilvl w:val="0"/>
-          <w:numId w:val="0"/>
-        </w:numPr>
-        <w:bidi w:val="0"/>
-        <w:jc w:val="center"/>
-        <w:rPr>
-          <w:rFonts w:ascii="宋体" w:hAnsi="宋体" w:eastAsia="宋体" w:cs="宋体"/>
-          <w:sz w:val="24"/>
-          <w:szCs w:val="24"/>
-        </w:rPr>
-      </w:pPr>
-      <w:r>
-        <w:rPr>
-          <w:rFonts w:ascii="宋体" w:hAnsi="宋体" w:eastAsia="宋体" w:cs="宋体"/>
-          <w:sz w:val="24"/>
-          <w:szCs w:val="24"/>
-        </w:rPr>
-        <w:drawing>
-          <wp:inline distT="0" distB="0" distL="114300" distR="114300">
-            <wp:extent cx="4352290" cy="3731260"/>
-            <wp:effectExtent l="0" t="0" r="3810" b="2540"/>
-            <wp:docPr id="16" name="图片 4" descr="IMG_256"/>
-            <wp:cNvGraphicFramePr>
-              <a:graphicFrameLocks xmlns:a="http://schemas.openxmlformats.org/drawingml/2006/main" noChangeAspect="1"/>
-            </wp:cNvGraphicFramePr>
-            <a:graphic xmlns:a="http://schemas.openxmlformats.org/drawingml/2006/main">
-              <a:graphicData uri="http://schemas.openxmlformats.org/drawingml/2006/picture">
-                <pic:pic xmlns:pic="http://schemas.openxmlformats.org/drawingml/2006/picture">
-                  <pic:nvPicPr>
-                    <pic:cNvPr id="16" name="图片 4" descr="IMG_256"/>
-                    <pic:cNvPicPr>
-                      <a:picLocks noChangeAspect="1"/>
-                    </pic:cNvPicPr>
-                  </pic:nvPicPr>
-                  <pic:blipFill>
-                    <a:blip r:embed="rId13"/>
-                    <a:stretch>
-                      <a:fillRect/>
-                    </a:stretch>
-                  </pic:blipFill>
-                  <pic:spPr>
-                    <a:xfrm>
-                      <a:off x="0" y="0"/>
-                      <a:ext cx="4352290" cy="3731260"/>
-                    </a:xfrm>
-                    <a:prstGeom prst="rect">
-                      <a:avLst/>
-                    </a:prstGeom>
-                    <a:noFill/>
-                    <a:ln w="9525">
-                      <a:noFill/>
-                    </a:ln>
-                  </pic:spPr>
-                </pic:pic>
-              </a:graphicData>
-            </a:graphic>
-          </wp:inline>
-        </w:drawing>
-      </w:r>
-    </w:p>
-    <w:p>
-      <w:pPr>
-        <w:pStyle w:val="22"/>
-        <w:numPr>
-          <w:ilvl w:val="0"/>
-          <w:numId w:val="0"/>
-        </w:numPr>
-        <w:bidi w:val="0"/>
-        <w:ind w:firstLine="420" w:firstLineChars="0"/>
-        <w:jc w:val="both"/>
-        <w:rPr>
-          <w:rFonts w:hint="default" w:ascii="宋体" w:hAnsi="宋体" w:eastAsia="宋体" w:cs="宋体"/>
-          <w:sz w:val="24"/>
-          <w:szCs w:val="24"/>
-          <w:lang w:val="en-US" w:eastAsia="zh-CN"/>
-        </w:rPr>
-      </w:pPr>
-    </w:p>
-    <w:p>
-      <w:pPr>
-        <w:pStyle w:val="3"/>
-        <w:numPr>
-          <w:ilvl w:val="1"/>
-          <w:numId w:val="1"/>
-        </w:numPr>
-        <w:bidi w:val="0"/>
-        <w:ind w:left="567" w:leftChars="0" w:hanging="567" w:firstLineChars="0"/>
-        <w:rPr>
-          <w:rFonts w:hint="default"/>
-          <w:lang w:val="en-US" w:eastAsia="zh-CN"/>
-        </w:rPr>
-      </w:pPr>
-      <w:r>
-        <w:rPr>
-          <w:rFonts w:hint="default"/>
-          <w:lang w:val="en-US" w:eastAsia="zh-CN"/>
-        </w:rPr>
-        <w:t>与先进深度模型的对比</w:t>
+        <w:t>LNN门控的实现</w:t>
       </w:r>
     </w:p>
     <w:p>
@@ -10890,271 +12997,7 @@
           <w:rFonts w:hint="default"/>
           <w:lang w:val="en-US" w:eastAsia="zh-CN"/>
         </w:rPr>
-        <w:t>基于完整 LOSO 站点级快速扫描结果，液态门控模型在 6 个测试站点上的 R² 分别为：</w:t>
-      </w:r>
-    </w:p>
-    <w:p>
-      <w:pPr>
-        <w:bidi w:val="0"/>
-        <w:rPr>
-          <w:rFonts w:hint="default"/>
-          <w:lang w:val="en-US" w:eastAsia="zh-CN"/>
-        </w:rPr>
-      </w:pPr>
-      <w:r>
-        <w:rPr>
-          <w:rFonts w:hint="default"/>
-          <w:lang w:val="en-US" w:eastAsia="zh-CN"/>
-        </w:rPr>
-        <w:t>1. `wf_1`: 0.96094</w:t>
-      </w:r>
-    </w:p>
-    <w:p>
-      <w:pPr>
-        <w:bidi w:val="0"/>
-        <w:rPr>
-          <w:rFonts w:hint="default"/>
-          <w:lang w:val="en-US" w:eastAsia="zh-CN"/>
-        </w:rPr>
-      </w:pPr>
-      <w:r>
-        <w:rPr>
-          <w:rFonts w:hint="default"/>
-          <w:lang w:val="en-US" w:eastAsia="zh-CN"/>
-        </w:rPr>
-        <w:t>2. `wf_2`: 0.97665</w:t>
-      </w:r>
-    </w:p>
-    <w:p>
-      <w:pPr>
-        <w:bidi w:val="0"/>
-        <w:rPr>
-          <w:rFonts w:hint="default"/>
-          <w:lang w:val="en-US" w:eastAsia="zh-CN"/>
-        </w:rPr>
-      </w:pPr>
-      <w:r>
-        <w:rPr>
-          <w:rFonts w:hint="default"/>
-          <w:lang w:val="en-US" w:eastAsia="zh-CN"/>
-        </w:rPr>
-        <w:t>3. `wf_3`: 0.97347</w:t>
-      </w:r>
-    </w:p>
-    <w:p>
-      <w:pPr>
-        <w:bidi w:val="0"/>
-        <w:rPr>
-          <w:rFonts w:hint="default"/>
-          <w:lang w:val="en-US" w:eastAsia="zh-CN"/>
-        </w:rPr>
-      </w:pPr>
-      <w:r>
-        <w:rPr>
-          <w:rFonts w:hint="default"/>
-          <w:lang w:val="en-US" w:eastAsia="zh-CN"/>
-        </w:rPr>
-        <w:t>4. `wf_4`: 0.98885</w:t>
-      </w:r>
-    </w:p>
-    <w:p>
-      <w:pPr>
-        <w:bidi w:val="0"/>
-        <w:rPr>
-          <w:rFonts w:hint="default"/>
-          <w:lang w:val="en-US" w:eastAsia="zh-CN"/>
-        </w:rPr>
-      </w:pPr>
-      <w:r>
-        <w:rPr>
-          <w:rFonts w:hint="default"/>
-          <w:lang w:val="en-US" w:eastAsia="zh-CN"/>
-        </w:rPr>
-        <w:t>5. `wf_5`: 0.98188</w:t>
-      </w:r>
-    </w:p>
-    <w:p>
-      <w:pPr>
-        <w:bidi w:val="0"/>
-        <w:rPr>
-          <w:rFonts w:hint="default"/>
-          <w:lang w:val="en-US" w:eastAsia="zh-CN"/>
-        </w:rPr>
-      </w:pPr>
-      <w:r>
-        <w:rPr>
-          <w:rFonts w:hint="default"/>
-          <w:lang w:val="en-US" w:eastAsia="zh-CN"/>
-        </w:rPr>
-        <w:t>6. `wf_6`: 0.98191</w:t>
-      </w:r>
-    </w:p>
-    <w:p>
-      <w:pPr>
-        <w:bidi w:val="0"/>
-        <w:rPr>
-          <w:rFonts w:hint="default"/>
-          <w:lang w:val="en-US" w:eastAsia="zh-CN"/>
-        </w:rPr>
-      </w:pPr>
-      <w:r>
-        <w:rPr>
-          <w:rFonts w:hint="default"/>
-          <w:lang w:val="en-US" w:eastAsia="zh-CN"/>
-        </w:rPr>
-        <w:t>对应 RMSE 分别为 0.04815、0.04258、0.03725、0.03200、0.03764 和 0.03935。可以看出，不同站点间确实存在明显迁移难度差异。`wf_4` 的泛化效果最好，说明其风况模式与其他训练站点之间具有较高一致性；`wf_1` 是最难的站点，这意味着其局部气象分布、容量特征或运行模式可能与其余站点存在更强偏移。</w:t>
-      </w:r>
-    </w:p>
-    <w:p>
-      <w:pPr>
-        <w:bidi w:val="0"/>
-        <w:rPr>
-          <w:rFonts w:hint="default"/>
-          <w:lang w:val="en-US" w:eastAsia="zh-CN"/>
-        </w:rPr>
-      </w:pPr>
-      <w:r>
-        <w:rPr>
-          <w:rFonts w:hint="default"/>
-          <w:lang w:val="en-US" w:eastAsia="zh-CN"/>
-        </w:rPr>
-        <w:t>这一结果表明，跨站点短时风电预测的真正难点并不只是“模型容量是否足够大”，而在于模型能否学习到对站点无关的可迁移动态规律。本文方法通过归一化功率、统一时间特征编码、状态空间建模以及动态门控机制，在一定程度上缓解了站点差异带来的分布偏移问题，因此即便在完全未见站点上仍保持较高精度。</w:t>
-      </w:r>
-    </w:p>
-    <w:p>
-      <w:pPr>
-        <w:pStyle w:val="3"/>
-        <w:numPr>
-          <w:ilvl w:val="1"/>
-          <w:numId w:val="1"/>
-        </w:numPr>
-        <w:bidi w:val="0"/>
-        <w:ind w:left="567" w:leftChars="0" w:hanging="567" w:firstLineChars="0"/>
-        <w:rPr>
-          <w:rFonts w:hint="default"/>
-          <w:lang w:val="en-US" w:eastAsia="zh-CN"/>
-        </w:rPr>
-      </w:pPr>
-      <w:r>
-        <w:rPr>
-          <w:rFonts w:hint="default"/>
-          <w:lang w:val="en-US" w:eastAsia="zh-CN"/>
-        </w:rPr>
-        <w:t>消融实验</w:t>
-      </w:r>
-    </w:p>
-    <w:p>
-      <w:pPr>
-        <w:bidi w:val="0"/>
-        <w:rPr>
-          <w:rFonts w:hint="default"/>
-          <w:lang w:val="en-US" w:eastAsia="zh-CN"/>
-        </w:rPr>
-      </w:pPr>
-      <w:r>
-        <w:rPr>
-          <w:rFonts w:hint="default"/>
-          <w:lang w:val="en-US" w:eastAsia="zh-CN"/>
-        </w:rPr>
-        <w:t>系统性的消融实验有助于进一步量化液态门控、平滑分支、稳定性门以及完整双分支结构的相对贡献。推荐的消融顺序包括：仅保留趋势残差头、加入平滑分支、加入稳定性门、引入完整液态门控与双分支结构。通过递进式比较，可以更清楚地揭示各模块对总体精度、极端波动跟踪能力以及跨站点泛化稳健性的具体影响。</w:t>
-      </w:r>
-    </w:p>
-    <w:p>
-      <w:pPr>
-        <w:bidi w:val="0"/>
-        <w:rPr>
-          <w:rFonts w:hint="default"/>
-          <w:lang w:val="en-US" w:eastAsia="zh-CN"/>
-        </w:rPr>
-      </w:pPr>
-      <w:r>
-        <w:rPr>
-          <w:rFonts w:hint="default"/>
-          <w:lang w:val="en-US" w:eastAsia="zh-CN"/>
-        </w:rPr>
-        <w:t>综合现有结果可以看出，本文方法的优势主要来源于三个层面。</w:t>
-      </w:r>
-    </w:p>
-    <w:p>
-      <w:pPr>
-        <w:bidi w:val="0"/>
-        <w:rPr>
-          <w:rFonts w:hint="default"/>
-          <w:lang w:val="en-US" w:eastAsia="zh-CN"/>
-        </w:rPr>
-      </w:pPr>
-      <w:r>
-        <w:rPr>
-          <w:rFonts w:hint="default"/>
-          <w:lang w:val="en-US" w:eastAsia="zh-CN"/>
-        </w:rPr>
-        <w:t xml:space="preserve">第一，输入自适应层面。液态门控通过时间常数 </w:t>
-      </w:r>
-      <m:oMath>
-        <m:r>
-          <m:rPr/>
-          <w:rPr>
-            <w:rFonts w:hint="default" w:ascii="Cambria Math" w:hAnsi="Cambria Math"/>
-            <w:sz w:val="24"/>
-          </w:rPr>
-          <m:t>τ</m:t>
-        </m:r>
-      </m:oMath>
-      <w:r>
-        <w:rPr>
-          <w:rFonts w:hint="default"/>
-          <w:lang w:val="en-US" w:eastAsia="zh-CN"/>
-        </w:rPr>
-        <w:t xml:space="preserve">和门控系数 </w:t>
-      </w:r>
-      <m:oMath>
-        <m:r>
-          <m:rPr/>
-          <w:rPr>
-            <w:rFonts w:hint="default" w:ascii="Cambria Math" w:hAnsi="Cambria Math"/>
-            <w:sz w:val="24"/>
-          </w:rPr>
-          <m:t>g</m:t>
-        </m:r>
-      </m:oMath>
-      <w:r>
-        <w:rPr>
-          <w:rFonts w:hint="default"/>
-          <w:lang w:val="en-US" w:eastAsia="zh-CN"/>
-        </w:rPr>
-        <w:t>对输入特征进行动态缩放，使模型能够在风况变化剧烈时更快响应，而在平稳阶段保持更柔和更新。这种“时变动力学”比固定卷积核或固定递推权重更贴近真实风功率系统特征。</w:t>
-      </w:r>
-    </w:p>
-    <w:p>
-      <w:pPr>
-        <w:bidi w:val="0"/>
-        <w:rPr>
-          <w:rFonts w:hint="default"/>
-          <w:lang w:val="en-US" w:eastAsia="zh-CN"/>
-        </w:rPr>
-      </w:pPr>
-      <w:r>
-        <w:rPr>
-          <w:rFonts w:hint="default"/>
-          <w:lang w:val="en-US" w:eastAsia="zh-CN"/>
-        </w:rPr>
-        <w:t>第二，状态表示层面。选择性状态空间递推将状态衰减和输入驱动耦合在一起，既避免了传统 RNN 在长序列上的记忆退化问题，也比完全基于注意力的模型更适合中短序列连续动态建模。对于 6 h 输入窗口这类时序任务，该结构在效率与表达能力之间达成了较好平衡。</w:t>
-      </w:r>
-    </w:p>
-    <w:p>
-      <w:pPr>
-        <w:bidi w:val="0"/>
-        <w:rPr>
-          <w:rFonts w:hint="default"/>
-          <w:lang w:val="en-US" w:eastAsia="zh-CN"/>
-        </w:rPr>
-      </w:pPr>
-      <w:r>
-        <w:rPr>
-          <w:rFonts w:hint="default"/>
-          <w:lang w:val="en-US" w:eastAsia="zh-CN"/>
-        </w:rPr>
-        <w:t>第三，输出解码层面。本文不是直接依赖最后一步隐藏状态做单头回归，而是明确拆分为平滑残差与细节残差，并引入稳定性门和细节门进行调制。这一设计本质上是在做“频率结构上的任务分解”：平滑分支负责学习稳定主趋势，细节分支负责补偿局部快速偏差，从而提高了预测的可控性与鲁棒性。</w:t>
+        <w:t>我们的LNN门控使用GRU骨干，而非Hasani等人[13]的完全连续时间ODE公式。GRU的隐状态更新可以被视为连续时间ODE的Euler离散化，输入依赖的更新门隐含地提供了时间常数调制的功能。虽然简化了实现和训练稳定性，但这种近似可能低估了完全LNN的自适应收益。我们建议未来的工作在更大数据集上研究显式ODE求解的LNN门控。</w:t>
       </w:r>
     </w:p>
     <w:p>
@@ -11180,17 +13023,115 @@
     </w:p>
     <w:p>
       <w:pPr>
-        <w:spacing w:line="480" w:lineRule="auto"/>
-        <w:ind w:firstLine="0" w:firstLineChars="0"/>
-        <w:rPr>
-          <w:sz w:val="22"/>
+        <w:bidi w:val="0"/>
+        <w:rPr>
+          <w:rFonts w:hint="eastAsia"/>
         </w:rPr>
       </w:pPr>
       <w:r>
         <w:rPr>
-          <w:szCs w:val="24"/>
-        </w:rPr>
-        <w:t>[Summary of findings, contributions, and possible future work]</w:t>
+          <w:rFonts w:hint="eastAsia"/>
+        </w:rPr>
+        <w:t>本文提出了Liquid-Gated Selective SSM</w:t>
+      </w:r>
+      <w:r>
+        <w:rPr>
+          <w:rFonts w:hint="eastAsia"/>
+          <w:lang w:val="en-US" w:eastAsia="zh-CN"/>
+        </w:rPr>
+        <w:t>(LGSSM)</w:t>
+      </w:r>
+      <w:r>
+        <w:rPr>
+          <w:rFonts w:hint="eastAsia"/>
+        </w:rPr>
+        <w:t>一种将液态神经网络动态门控与 Selective SSM相融合的新型架构，用于概率风电功率预测。通过对GEFCom2012和GEFCom2014基准数据集（涵盖17个风电场站点、超过60,000个训练窗口）的全面实验，我们证明了：</w:t>
+      </w:r>
+    </w:p>
+    <w:p>
+      <w:pPr>
+        <w:bidi w:val="0"/>
+        <w:rPr>
+          <w:rFonts w:hint="eastAsia"/>
+        </w:rPr>
+      </w:pPr>
+      <w:r>
+        <w:rPr>
+          <w:rFonts w:hint="eastAsia"/>
+        </w:rPr>
+        <w:t xml:space="preserve">1. </w:t>
+      </w:r>
+      <w:r>
+        <w:rPr>
+          <w:rFonts w:hint="eastAsia"/>
+          <w:lang w:val="en-US" w:eastAsia="zh-CN"/>
+        </w:rPr>
+        <w:t>LGSSM</w:t>
+      </w:r>
+      <w:r>
+        <w:rPr>
+          <w:rFonts w:hint="eastAsia"/>
+        </w:rPr>
+        <w:t>在GEFCom2012风电场1上实现了0.0806的pinball loss，相比持久性基线提升46.3%，统计显著性由Diebold-Mariano检验（p &lt; 0.0001）确认。相比QRF基线提升19.7%。</w:t>
+      </w:r>
+    </w:p>
+    <w:p>
+      <w:pPr>
+        <w:bidi w:val="0"/>
+        <w:rPr>
+          <w:rFonts w:hint="eastAsia"/>
+        </w:rPr>
+      </w:pPr>
+      <w:r>
+        <w:rPr>
+          <w:rFonts w:hint="eastAsia"/>
+        </w:rPr>
+        <w:t>2. 期望值点预测在运行关键+1h时步实现了R² = 0.60，展现出强劲的短期预测能力。</w:t>
+      </w:r>
+    </w:p>
+    <w:p>
+      <w:pPr>
+        <w:bidi w:val="0"/>
+        <w:rPr>
+          <w:rFonts w:hint="eastAsia"/>
+        </w:rPr>
+      </w:pPr>
+      <w:r>
+        <w:rPr>
+          <w:rFonts w:hint="eastAsia"/>
+          <w:lang w:val="en-US" w:eastAsia="zh-CN"/>
+        </w:rPr>
+        <w:t>3</w:t>
+      </w:r>
+      <w:r>
+        <w:rPr>
+          <w:rFonts w:hint="eastAsia"/>
+        </w:rPr>
+        <w:t>. LNN门控机制相比纯选择性SSM提供系统性的收益，在24个预测时步中的18个观察到正面效果。QRF基线因分位数交叉产生退化区间，凸显了神经网络联合分位数输出的优势。</w:t>
+      </w:r>
+    </w:p>
+    <w:p>
+      <w:pPr>
+        <w:bidi w:val="0"/>
+      </w:pPr>
+      <w:r>
+        <w:rPr>
+          <w:rFonts w:hint="eastAsia"/>
+        </w:rPr>
+        <w:t>这些发现对研究社区和电力系统运营商均具有实际意义。对研究者而言，我们详尽的消融记录提供了关于已尝试方法的路线图，以及每种技术在何种条件下成功或失败。对运营商而言，</w:t>
+      </w:r>
+      <w:r>
+        <w:rPr>
+          <w:rFonts w:hint="eastAsia"/>
+          <w:lang w:val="en-US" w:eastAsia="zh-CN"/>
+        </w:rPr>
+        <w:t>LGSSM</w:t>
+      </w:r>
+      <w:r>
+        <w:rPr>
+          <w:rFonts w:hint="eastAsia"/>
+        </w:rPr>
+        <w:t>提供了轻量级（412K参数）、单GPU可训练的部署方案，仅需ECMWF NWP预报作为外部输入。</w:t>
       </w:r>
     </w:p>
     <w:p>
